--- a/Manuscripts/Botanical Hormesis Testing.docx
+++ b/Manuscripts/Botanical Hormesis Testing.docx
@@ -65,15 +65,7 @@
         <w:fldChar w:fldCharType="end"/>
       </w:r>
       <w:r>
-        <w:t xml:space="preserve">.   This principle can also explain some mechanisms of traditional Chinese </w:t>
-      </w:r>
-      <w:proofErr w:type="spellStart"/>
-      <w:r>
-        <w:t>medicince</w:t>
-      </w:r>
-      <w:proofErr w:type="spellEnd"/>
-      <w:r>
-        <w:t xml:space="preserve"> and Ayurveda </w:t>
+        <w:t xml:space="preserve">.   This principle can also explain some mechanisms of traditional Chinese medicince and Ayurveda </w:t>
       </w:r>
       <w:r>
         <w:fldChar w:fldCharType="begin"/>
@@ -591,15 +583,7 @@
         <w:t>9</w:t>
       </w:r>
       <w:r>
-        <w:t xml:space="preserve"> assays to cover many of the standard pathways of toxicity.  Examples are the aryl hydrocarbon receptor (</w:t>
-      </w:r>
-      <w:proofErr w:type="spellStart"/>
-      <w:r>
-        <w:t>AhR</w:t>
-      </w:r>
-      <w:proofErr w:type="spellEnd"/>
-      <w:r>
-        <w:t xml:space="preserve">), antioxidant response element (ARE), and aromatase receptor activity; see table 2 below.  </w:t>
+        <w:t xml:space="preserve"> assays to cover many of the standard pathways of toxicity.  Examples are the aryl hydrocarbon receptor (AhR), antioxidant response element (ARE), and aromatase receptor activity; see table 2 below.  </w:t>
       </w:r>
     </w:p>
     <w:p>
@@ -1398,6 +1382,8 @@
       <w:r>
         <w:rPr>
           <w:rStyle w:val="CommentReference"/>
+          <w:sz w:val="24"/>
+          <w:szCs w:val="24"/>
         </w:rPr>
         <w:commentReference w:id="11"/>
       </w:r>
@@ -1522,6 +1508,8 @@
       <w:r>
         <w:rPr>
           <w:rStyle w:val="CommentReference"/>
+          <w:sz w:val="24"/>
+          <w:szCs w:val="24"/>
         </w:rPr>
         <w:commentReference w:id="12"/>
       </w:r>
@@ -1529,6 +1517,8 @@
       <w:r>
         <w:rPr>
           <w:rStyle w:val="CommentReference"/>
+          <w:sz w:val="24"/>
+          <w:szCs w:val="24"/>
         </w:rPr>
         <w:commentReference w:id="13"/>
       </w:r>
@@ -1841,6 +1831,8 @@
       <w:r>
         <w:rPr>
           <w:rStyle w:val="CommentReference"/>
+          <w:sz w:val="24"/>
+          <w:szCs w:val="24"/>
         </w:rPr>
         <w:commentReference w:id="14"/>
       </w:r>
@@ -2191,6 +2183,8 @@
       <w:r>
         <w:rPr>
           <w:rStyle w:val="CommentReference"/>
+          <w:sz w:val="24"/>
+          <w:szCs w:val="24"/>
         </w:rPr>
         <w:commentReference w:id="16"/>
       </w:r>
@@ -2209,15 +2203,7 @@
         <w:t xml:space="preserve">distribution of coefficient estimates, and consequently the test statistics, doesn’t have closed-form solutions. Therefore, they are estimated </w:t>
       </w:r>
       <w:r>
-        <w:t xml:space="preserve">with a </w:t>
-      </w:r>
-      <w:proofErr w:type="gramStart"/>
-      <w:r>
-        <w:t>bootstrap methods</w:t>
-      </w:r>
-      <w:proofErr w:type="gramEnd"/>
-      <w:r>
-        <w:t>, involving drawing random samples repeatedly from</w:t>
+        <w:t>with a bootstrap methods, involving drawing random samples repeatedly from</w:t>
       </w:r>
       <w:r>
         <w:t xml:space="preserve"> the current sample. This random sampling procedure can occasionally cause ambiguity test conclusion. Specifically, when SHARP test is repeatedly </w:t>
@@ -2305,15 +2291,7 @@
         <w:t>s</w:t>
       </w:r>
       <w:r>
-        <w:t xml:space="preserve"> its </w:t>
-      </w:r>
-      <w:proofErr w:type="gramStart"/>
-      <w:r>
-        <w:t>final conclusion</w:t>
-      </w:r>
-      <w:proofErr w:type="gramEnd"/>
-      <w:r>
-        <w:t>.</w:t>
+        <w:t xml:space="preserve"> its final conclusion.</w:t>
       </w:r>
       <w:r>
         <w:t xml:space="preserve"> </w:t>
@@ -2343,6 +2321,8 @@
       <w:r>
         <w:rPr>
           <w:rStyle w:val="CommentReference"/>
+          <w:sz w:val="24"/>
+          <w:szCs w:val="24"/>
         </w:rPr>
         <w:commentReference w:id="19"/>
       </w:r>
@@ -2352,21 +2332,8 @@
         <w:spacing w:line="240" w:lineRule="auto"/>
       </w:pPr>
       <w:r>
-        <w:t xml:space="preserve"># </w:t>
-      </w:r>
-      <w:proofErr w:type="gramStart"/>
-      <w:r>
-        <w:t>insert</w:t>
-      </w:r>
-      <w:proofErr w:type="gramEnd"/>
-      <w:r>
-        <w:t xml:space="preserve"> plots:  hormesis, monotone, convex, </w:t>
-      </w:r>
-      <w:proofErr w:type="spellStart"/>
-      <w:r>
-        <w:t>etc</w:t>
-      </w:r>
-      <w:proofErr w:type="spellEnd"/>
+        <w:t># insert plots:  hormesis, monotone, convex, etc</w:t>
+      </w:r>
     </w:p>
     <w:p>
       <w:pPr>
@@ -2382,6 +2349,7 @@
         <w:t xml:space="preserve">Scalability and </w:t>
       </w:r>
       <w:commentRangeStart w:id="20"/>
+      <w:commentRangeStart w:id="21"/>
       <w:r>
         <w:t>Visualization</w:t>
       </w:r>
@@ -2389,11 +2357,20 @@
       <w:r>
         <w:rPr>
           <w:rStyle w:val="CommentReference"/>
-          <w:rFonts w:eastAsiaTheme="minorHAnsi" w:cstheme="minorBidi"/>
-          <w:color w:val="auto"/>
+          <w:sz w:val="28"/>
+          <w:szCs w:val="28"/>
         </w:rPr>
         <w:commentReference w:id="20"/>
       </w:r>
+      <w:commentRangeEnd w:id="21"/>
+      <w:r>
+        <w:rPr>
+          <w:rStyle w:val="CommentReference"/>
+          <w:sz w:val="28"/>
+          <w:szCs w:val="28"/>
+        </w:rPr>
+        <w:commentReference w:id="21"/>
+      </w:r>
     </w:p>
     <w:p>
       <w:pPr>
@@ -2466,171 +2443,170 @@
         <w:t xml:space="preserve">. However, recall </w:t>
       </w:r>
       <w:r>
-        <w:t xml:space="preserve">that SHARP returns four p values for each curve, and a large-scale toxicology data often includes </w:t>
-      </w:r>
-      <w:proofErr w:type="gramStart"/>
+        <w:t>that SHARP returns four p values for each curve, and a large-scale toxicology data often includes a large number of curves (for example, more than 5000 curves in Tox21).</w:t>
+      </w:r>
+      <w:r>
+        <w:t xml:space="preserve"> It is infeasible to examine these conclusions and p values curve by curve. </w:t>
+      </w:r>
+      <w:r>
+        <w:t xml:space="preserve">We need </w:t>
+      </w:r>
+      <w:r>
+        <w:t xml:space="preserve">a </w:t>
+      </w:r>
+      <w:r>
+        <w:t xml:space="preserve">tool for data summarization </w:t>
+      </w:r>
+      <w:r>
+        <w:t>that can provide a concise, comprehensive view of the</w:t>
+      </w:r>
+      <w:r>
+        <w:t xml:space="preserve"> test outputs </w:t>
+      </w:r>
+      <w:r>
+        <w:t>to improve the efficiency of examination</w:t>
+      </w:r>
+      <w:r>
+        <w:t xml:space="preserve">. </w:t>
+      </w:r>
+      <w:r>
+        <w:t xml:space="preserve">The graph should be able to </w:t>
+      </w:r>
+      <w:r>
+        <w:t>summarize</w:t>
+      </w:r>
+      <w:r>
+        <w:t xml:space="preserve"> </w:t>
+      </w:r>
       <w:r>
         <w:t>a large number of</w:t>
       </w:r>
-      <w:proofErr w:type="gramEnd"/>
-      <w:r>
-        <w:t xml:space="preserve"> curves (for example, more than 5000 curves in Tox21).</w:t>
-      </w:r>
-      <w:r>
-        <w:t xml:space="preserve"> It is infeasible to examine these conclusions and p values curve by curve. </w:t>
-      </w:r>
-      <w:r>
-        <w:t xml:space="preserve">We need </w:t>
+      <w:r>
+        <w:t xml:space="preserve"> curve shape</w:t>
+      </w:r>
+      <w:r>
+        <w:t>s</w:t>
+      </w:r>
+      <w:r>
+        <w:t xml:space="preserve"> and </w:t>
+      </w:r>
+      <w:r>
+        <w:t>corresponding p values</w:t>
+      </w:r>
+      <w:r>
+        <w:t xml:space="preserve"> and</w:t>
+      </w:r>
+      <w:r>
+        <w:t xml:space="preserve"> distinguish the significant </w:t>
+      </w:r>
+      <w:r>
+        <w:t>shapes (p &lt; 0.05) from non-significant ones</w:t>
+      </w:r>
+      <w:r>
+        <w:t xml:space="preserve">. </w:t>
+      </w:r>
+      <w:r>
+        <w:t xml:space="preserve">It </w:t>
+      </w:r>
+      <w:r>
+        <w:t xml:space="preserve">should </w:t>
+      </w:r>
+      <w:r>
+        <w:t xml:space="preserve">also mark out the </w:t>
+      </w:r>
+      <w:r>
+        <w:t>curves that are significant but with higher likelihood of error</w:t>
+      </w:r>
+      <w:r>
+        <w:t xml:space="preserve">, which will need further investigation or </w:t>
+      </w:r>
+      <w:commentRangeStart w:id="22"/>
+      <w:r>
+        <w:t>validation</w:t>
+      </w:r>
+      <w:commentRangeEnd w:id="22"/>
+      <w:r>
+        <w:rPr>
+          <w:rStyle w:val="CommentReference"/>
+          <w:sz w:val="24"/>
+          <w:szCs w:val="24"/>
+        </w:rPr>
+        <w:commentReference w:id="22"/>
+      </w:r>
+      <w:r>
+        <w:t xml:space="preserve">. </w:t>
+      </w:r>
+    </w:p>
+    <w:p>
+      <w:pPr>
+        <w:spacing w:line="240" w:lineRule="auto"/>
+      </w:pPr>
+    </w:p>
+    <w:p>
+      <w:pPr>
+        <w:spacing w:line="240" w:lineRule="auto"/>
+      </w:pPr>
+      <w:r>
+        <w:t>As a solution to the issues above, w</w:t>
+      </w:r>
+      <w:commentRangeStart w:id="23"/>
+      <w:commentRangeStart w:id="24"/>
+      <w:r>
+        <w:t xml:space="preserve">e developed </w:t>
+      </w:r>
+      <w:commentRangeEnd w:id="23"/>
+      <w:r>
+        <w:rPr>
+          <w:rStyle w:val="CommentReference"/>
+          <w:sz w:val="24"/>
+          <w:szCs w:val="24"/>
+        </w:rPr>
+        <w:commentReference w:id="23"/>
+      </w:r>
+      <w:commentRangeEnd w:id="24"/>
+      <w:r>
+        <w:rPr>
+          <w:rStyle w:val="CommentReference"/>
+          <w:sz w:val="24"/>
+          <w:szCs w:val="24"/>
+        </w:rPr>
+        <w:commentReference w:id="24"/>
       </w:r>
       <w:r>
         <w:t xml:space="preserve">a </w:t>
       </w:r>
       <w:r>
-        <w:t xml:space="preserve">tool for data summarization </w:t>
-      </w:r>
-      <w:r>
-        <w:t>that can provide a concise, comprehensive view of the</w:t>
-      </w:r>
-      <w:r>
-        <w:t xml:space="preserve"> test outputs </w:t>
-      </w:r>
-      <w:r>
-        <w:t>to improve the efficiency of examination</w:t>
-      </w:r>
-      <w:r>
-        <w:t xml:space="preserve">. </w:t>
-      </w:r>
-      <w:r>
-        <w:t xml:space="preserve">The graph should be able to </w:t>
-      </w:r>
-      <w:r>
-        <w:t>summarize</w:t>
+        <w:t xml:space="preserve">novel </w:t>
+      </w:r>
+      <w:r>
+        <w:t xml:space="preserve">visualization scheme that presents the SHARP shape conclusions and their </w:t>
+      </w:r>
+      <w:r>
+        <w:t xml:space="preserve">p values </w:t>
+      </w:r>
+      <w:r>
+        <w:t xml:space="preserve">for multiple curves </w:t>
+      </w:r>
+      <w:r>
+        <w:t>integrally</w:t>
+      </w:r>
+      <w:r>
+        <w:t xml:space="preserve"> on </w:t>
+      </w:r>
+      <w:r>
+        <w:t>one</w:t>
+      </w:r>
+      <w:r>
+        <w:t xml:space="preserve"> 2D</w:t>
       </w:r>
       <w:r>
         <w:t xml:space="preserve"> </w:t>
       </w:r>
-      <w:proofErr w:type="gramStart"/>
-      <w:r>
-        <w:t>a large number of</w:t>
-      </w:r>
-      <w:proofErr w:type="gramEnd"/>
-      <w:r>
-        <w:t xml:space="preserve"> curve shape</w:t>
-      </w:r>
-      <w:r>
-        <w:t>s</w:t>
-      </w:r>
-      <w:r>
-        <w:t xml:space="preserve"> and </w:t>
-      </w:r>
-      <w:r>
-        <w:t>corresponding p values</w:t>
-      </w:r>
-      <w:r>
-        <w:t xml:space="preserve"> and</w:t>
-      </w:r>
-      <w:r>
-        <w:t xml:space="preserve"> distinguish the significant </w:t>
-      </w:r>
-      <w:r>
-        <w:t>shapes (p &lt; 0.05) from non-significant ones</w:t>
-      </w:r>
-      <w:r>
-        <w:t xml:space="preserve">. </w:t>
-      </w:r>
-      <w:r>
-        <w:t xml:space="preserve">It </w:t>
-      </w:r>
-      <w:r>
-        <w:t xml:space="preserve">should </w:t>
-      </w:r>
-      <w:r>
-        <w:t xml:space="preserve">also mark out the </w:t>
-      </w:r>
-      <w:r>
-        <w:t>curves that are significant but with higher likelihood of error</w:t>
-      </w:r>
-      <w:r>
-        <w:t xml:space="preserve">, which will need further investigation or validation. </w:t>
-      </w:r>
-    </w:p>
-    <w:p>
-      <w:pPr>
-        <w:spacing w:line="240" w:lineRule="auto"/>
-      </w:pPr>
-      <w:r>
-        <w:t>As a solution to the issues above, w</w:t>
-      </w:r>
-      <w:commentRangeStart w:id="21"/>
-      <w:commentRangeStart w:id="22"/>
-      <w:r>
-        <w:t xml:space="preserve">e developed </w:t>
-      </w:r>
-      <w:commentRangeEnd w:id="21"/>
-      <w:r>
-        <w:rPr>
-          <w:rStyle w:val="CommentReference"/>
-        </w:rPr>
-        <w:commentReference w:id="21"/>
-      </w:r>
-      <w:commentRangeEnd w:id="22"/>
-      <w:r>
-        <w:rPr>
-          <w:rStyle w:val="CommentReference"/>
-        </w:rPr>
-        <w:commentReference w:id="22"/>
-      </w:r>
-      <w:r>
-        <w:t xml:space="preserve">a </w:t>
-      </w:r>
-      <w:r>
-        <w:t xml:space="preserve">novel </w:t>
-      </w:r>
-      <w:r>
-        <w:t xml:space="preserve">visualization scheme that presents the SHARP shape conclusions and their </w:t>
-      </w:r>
-      <w:r>
-        <w:t xml:space="preserve">p values </w:t>
-      </w:r>
-      <w:r>
-        <w:t xml:space="preserve">for multiple curves </w:t>
-      </w:r>
-      <w:r>
-        <w:t>integrally</w:t>
-      </w:r>
-      <w:r>
-        <w:t xml:space="preserve"> on </w:t>
-      </w:r>
-      <w:r>
-        <w:t>one</w:t>
-      </w:r>
-      <w:r>
-        <w:t xml:space="preserve"> 2D</w:t>
-      </w:r>
-      <w:r>
-        <w:t xml:space="preserve"> </w:t>
-      </w:r>
       <w:r>
         <w:t>surface</w:t>
       </w:r>
       <w:r>
-        <w:t>. The structure of this figure resembles a scatter plot, where each dose response pair is indicated by a point. The surface is divided into four panels, representing shape classification on two different scales: convex/concave horizontally; decrease/increase vertically. The position of dose-</w:t>
-      </w:r>
-      <w:proofErr w:type="spellStart"/>
-      <w:r>
-        <w:t>reponse</w:t>
-      </w:r>
-      <w:proofErr w:type="spellEnd"/>
-      <w:r>
-        <w:t xml:space="preserve"> points </w:t>
-      </w:r>
-      <w:proofErr w:type="gramStart"/>
-      <w:r>
-        <w:t>are</w:t>
-      </w:r>
-      <w:proofErr w:type="gramEnd"/>
-      <w:r>
-        <w:t xml:space="preserve"> determined by the four p values from SHARP test </w:t>
+        <w:t xml:space="preserve">. The structure of this figure resembles a scatter plot, where each dose response pair is indicated by a point. The surface is divided into four panels, representing shape classification on two different scales: convex/concave horizontally; decrease/increase vertically. The position of dose-reponse points are determined by the four p values from SHARP test </w:t>
       </w:r>
       <w:r>
         <w:t xml:space="preserve">values </w:t>
@@ -3482,11 +3458,11 @@
         <w:t>assigns the dose response point to the</w:t>
       </w:r>
       <w:r>
-        <w:t xml:space="preserve"> side it more likely belongs to along the increase/decrease or convex/concave axis. And among points on the same side, points that are more likely to belong here are positioned further </w:t>
+        <w:t xml:space="preserve"> side it more likely belongs to along the increase/decrease or convex/concave axis. And among </w:t>
       </w:r>
       <w:r>
         <w:lastRenderedPageBreak/>
-        <w:t xml:space="preserve">away from the axis. The panel division shows the shape classification and the distance between points and axis shows the uncertainty of the test. </w:t>
+        <w:t xml:space="preserve">points on the same side, points that are more likely to belong here are positioned further away from the axis. The panel division shows the shape classification and the distance between points and axis shows the uncertainty of the test. </w:t>
       </w:r>
     </w:p>
     <w:p>
@@ -3531,25 +3507,17 @@
         </m:r>
       </m:oMath>
       <w:r>
-        <w:t xml:space="preserve">, meaning SHARP </w:t>
-      </w:r>
-      <w:proofErr w:type="gramStart"/>
-      <w:r>
-        <w:t>is able to</w:t>
-      </w:r>
-      <w:proofErr w:type="gramEnd"/>
-      <w:r>
-        <w:t xml:space="preserve"> detect a "significant" shape, then the point will be positioned on the edges by </w:t>
+        <w:t xml:space="preserve">, meaning SHARP is able to detect a "significant" shape, then the point will be positioned on the edges by </w:t>
       </w:r>
       <w:r>
         <w:t xml:space="preserve">the </w:t>
       </w:r>
-      <w:ins w:id="23" w:author="Jin, Ying (NIH/NIEHS) [F]" w:date="2026-01-22T16:11:00Z" w16du:dateUtc="2026-01-22T21:11:00Z">
+      <w:ins w:id="25" w:author="Jin, Ying (NIH/NIEHS) [F]" w:date="2026-01-22T16:11:00Z" w16du:dateUtc="2026-01-22T21:11:00Z">
         <w:r>
           <w:t>layout</w:t>
         </w:r>
       </w:ins>
-      <w:del w:id="24" w:author="Jin, Ying (NIH/NIEHS) [F]" w:date="2026-01-22T16:11:00Z" w16du:dateUtc="2026-01-22T21:11:00Z">
+      <w:del w:id="26" w:author="Jin, Ying (NIH/NIEHS) [F]" w:date="2026-01-22T16:11:00Z" w16du:dateUtc="2026-01-22T21:11:00Z">
         <w:r>
           <w:delText>plotting</w:delText>
         </w:r>
@@ -3634,15 +3602,7 @@
         <w:spacing w:line="240" w:lineRule="auto"/>
       </w:pPr>
       <w:r>
-        <w:t xml:space="preserve">% for the variability in the </w:t>
-      </w:r>
-      <w:proofErr w:type="spellStart"/>
-      <w:r>
-        <w:t>pvalue</w:t>
-      </w:r>
-      <w:proofErr w:type="spellEnd"/>
-      <w:r>
-        <w:t>, we used median.  What about the voting approach?  Is the median statistical valid?</w:t>
+        <w:t>% for the variability in the pvalue, we used median.  What about the voting approach?  Is the median statistical valid?</w:t>
       </w:r>
     </w:p>
     <w:p>
@@ -3659,7 +3619,13 @@
         <w:spacing w:line="240" w:lineRule="auto"/>
       </w:pPr>
       <w:r>
-        <w:t xml:space="preserve">Figure 1 illustrates the results of our analysis as a heatmap.  There is significant structure in the figure in the form of horizontal and vertical lines.  This structure implies some assays or chemicals are consistently hormetic.  A large swath of assays for viability over time show hormesis for the </w:t>
+        <w:t xml:space="preserve">Figure 1 illustrates the results of our analysis as a heatmap.  </w:t>
+      </w:r>
+      <w:r>
+        <w:t xml:space="preserve">Note that the results exclude channel 1 and channel 2 from the BLA assay, since these channels represent complementary signals of cleaved and uncleaved fluorescing proteins, and their ratio is used to determine activity.  </w:t>
+      </w:r>
+      <w:r>
+        <w:t xml:space="preserve">There is significant structure in the figure in the form of horizontal and vertical lines.  This structure implies some assays or chemicals are consistently hormetic.  A large swath of assays for viability over time show hormesis for the </w:t>
       </w:r>
       <w:r>
         <w:t>t</w:t>
@@ -3680,31 +3646,7 @@
         <w:t xml:space="preserve">.  </w:t>
       </w:r>
       <w:r>
-        <w:t xml:space="preserve">Goldenseal shows consistent hormetic activity across AHR, ARE, and MMP assays, while </w:t>
-      </w:r>
-      <w:proofErr w:type="spellStart"/>
-      <w:r>
-        <w:t>the</w:t>
-      </w:r>
-      <w:proofErr w:type="spellEnd"/>
-      <w:r>
-        <w:t xml:space="preserve"> ARE assay also shows activity for guggul, kava </w:t>
-      </w:r>
-      <w:proofErr w:type="spellStart"/>
-      <w:r>
-        <w:t>kava</w:t>
-      </w:r>
-      <w:proofErr w:type="spellEnd"/>
-      <w:r>
-        <w:t xml:space="preserve">, and </w:t>
-      </w:r>
-      <w:proofErr w:type="spellStart"/>
-      <w:r>
-        <w:t>citral</w:t>
-      </w:r>
-      <w:proofErr w:type="spellEnd"/>
-      <w:r>
-        <w:t>.</w:t>
+        <w:t>Goldenseal shows consistent hormetic activity across AHR, ARE, and MMP assays, while the ARE assay also shows activity for guggul, kava kava, and citral.</w:t>
       </w:r>
     </w:p>
     <w:p>
@@ -3717,10 +3659,10 @@
         </w:rPr>
         <w:lastRenderedPageBreak/>
         <w:drawing>
-          <wp:inline distT="0" distB="0" distL="0" distR="0" wp14:anchorId="1B40ED61" wp14:editId="24DF5E8F">
-            <wp:extent cx="5983113" cy="6298250"/>
-            <wp:effectExtent l="0" t="0" r="0" b="1270"/>
-            <wp:docPr id="601232934" name="Picture 1" descr="Diagram&#10;&#10;AI-generated content may be incorrect."/>
+          <wp:inline distT="0" distB="0" distL="0" distR="0" wp14:anchorId="5D874573" wp14:editId="2C2E082C">
+            <wp:extent cx="5943600" cy="7924800"/>
+            <wp:effectExtent l="0" t="0" r="0" b="0"/>
+            <wp:docPr id="383121157" name="Picture 2" descr="Diagram&#10;&#10;AI-generated content may be incorrect."/>
             <wp:cNvGraphicFramePr>
               <a:graphicFrameLocks xmlns:a="http://schemas.openxmlformats.org/drawingml/2006/main" noChangeAspect="1"/>
             </wp:cNvGraphicFramePr>
@@ -3728,11 +3670,17 @@
               <a:graphicData uri="http://schemas.openxmlformats.org/drawingml/2006/picture">
                 <pic:pic xmlns:pic="http://schemas.openxmlformats.org/drawingml/2006/picture">
                   <pic:nvPicPr>
-                    <pic:cNvPr id="601232934" name="Picture 1" descr="Diagram&#10;&#10;AI-generated content may be incorrect."/>
+                    <pic:cNvPr id="383121157" name="Picture 2" descr="Diagram&#10;&#10;AI-generated content may be incorrect."/>
                     <pic:cNvPicPr/>
                   </pic:nvPicPr>
                   <pic:blipFill>
-                    <a:blip r:embed="rId9"/>
+                    <a:blip r:embed="rId9" cstate="print">
+                      <a:extLst>
+                        <a:ext uri="{28A0092B-C50C-407E-A947-70E740481C1C}">
+                          <a14:useLocalDpi xmlns:a14="http://schemas.microsoft.com/office/drawing/2010/main" val="0"/>
+                        </a:ext>
+                      </a:extLst>
+                    </a:blip>
                     <a:stretch>
                       <a:fillRect/>
                     </a:stretch>
@@ -3740,7 +3688,7 @@
                   <pic:spPr>
                     <a:xfrm>
                       <a:off x="0" y="0"/>
-                      <a:ext cx="5983113" cy="6298250"/>
+                      <a:ext cx="5943600" cy="7924800"/>
                     </a:xfrm>
                     <a:prstGeom prst="rect">
                       <a:avLst/>
@@ -3767,16 +3715,28 @@
       <w:r>
         <w:t xml:space="preserve">:  Results </w:t>
       </w:r>
-      <w:commentRangeStart w:id="25"/>
+      <w:commentRangeStart w:id="27"/>
+      <w:commentRangeStart w:id="28"/>
       <w:r>
         <w:t>from Shape Analysis</w:t>
       </w:r>
-      <w:commentRangeEnd w:id="25"/>
+      <w:commentRangeEnd w:id="27"/>
       <w:r>
         <w:rPr>
           <w:rStyle w:val="CommentReference"/>
-        </w:rPr>
-        <w:commentReference w:id="25"/>
+          <w:sz w:val="24"/>
+          <w:szCs w:val="24"/>
+        </w:rPr>
+        <w:commentReference w:id="27"/>
+      </w:r>
+      <w:commentRangeEnd w:id="28"/>
+      <w:r>
+        <w:rPr>
+          <w:rStyle w:val="CommentReference"/>
+          <w:sz w:val="24"/>
+          <w:szCs w:val="24"/>
+        </w:rPr>
+        <w:commentReference w:id="28"/>
       </w:r>
       <w:r>
         <w:t xml:space="preserve">.  </w:t>
@@ -3813,15 +3773,7 @@
         <w:t>1, 2, and 3</w:t>
       </w:r>
       <w:r>
-        <w:t xml:space="preserve"> below.  Note that the results exclude channel 1 and channel 2 from the BLA assay, since these channels represent complementary signals of cleaved and </w:t>
-      </w:r>
-      <w:proofErr w:type="spellStart"/>
-      <w:r>
-        <w:t>uncleaved</w:t>
-      </w:r>
-      <w:proofErr w:type="spellEnd"/>
-      <w:r>
-        <w:t xml:space="preserve"> fluorescing proteins, and their ratio is used to determine activity.  </w:t>
+        <w:t xml:space="preserve"> below.  </w:t>
       </w:r>
       <w:r>
         <w:t>A total of 562, or 12%, of the assays-chemical pairs tested positive for hormesis.</w:t>
@@ -3876,7 +3828,6 @@
                 <w:szCs w:val="21"/>
                 <w14:ligatures w14:val="none"/>
               </w:rPr>
-              <w:lastRenderedPageBreak/>
               <w:t>Botanical Group</w:t>
             </w:r>
           </w:p>
@@ -4219,21 +4170,8 @@
                 <w:szCs w:val="21"/>
                 <w14:ligatures w14:val="none"/>
               </w:rPr>
-              <w:t xml:space="preserve">Kava </w:t>
-            </w:r>
-            <w:proofErr w:type="spellStart"/>
-            <w:r>
-              <w:rPr>
-                <w:rFonts w:ascii="Helvetica Neue" w:eastAsia="Times New Roman" w:hAnsi="Helvetica Neue" w:cs="Times New Roman"/>
-                <w:color w:val="000000"/>
-                <w:kern w:val="0"/>
-                <w:sz w:val="21"/>
-                <w:szCs w:val="21"/>
-                <w14:ligatures w14:val="none"/>
-              </w:rPr>
-              <w:t>Kava</w:t>
-            </w:r>
-            <w:proofErr w:type="spellEnd"/>
+              <w:t>Kava Kava</w:t>
+            </w:r>
           </w:p>
         </w:tc>
         <w:tc>
@@ -4548,7 +4486,6 @@
                 <w14:ligatures w14:val="none"/>
               </w:rPr>
             </w:pPr>
-            <w:proofErr w:type="spellStart"/>
             <w:r>
               <w:rPr>
                 <w:rFonts w:ascii="Helvetica Neue" w:eastAsia="Times New Roman" w:hAnsi="Helvetica Neue" w:cs="Times New Roman"/>
@@ -4560,7 +4497,6 @@
               </w:rPr>
               <w:t>Citral</w:t>
             </w:r>
-            <w:proofErr w:type="spellEnd"/>
           </w:p>
         </w:tc>
         <w:tc>
@@ -6670,6 +6606,7 @@
                 <w:szCs w:val="21"/>
                 <w14:ligatures w14:val="none"/>
               </w:rPr>
+              <w:lastRenderedPageBreak/>
               <w:t>hse-bla-p1</w:t>
             </w:r>
           </w:p>
@@ -7130,7 +7067,6 @@
                 <w:szCs w:val="21"/>
                 <w14:ligatures w14:val="none"/>
               </w:rPr>
-              <w:lastRenderedPageBreak/>
               <w:t>pparg-bla-antagonist-p1</w:t>
             </w:r>
           </w:p>
@@ -8411,15 +8347,7 @@
         <w:t xml:space="preserve">  Count of hormetic curves by time course assays.  The cells were treated then assayed after the time specified.</w:t>
       </w:r>
       <w:r>
-        <w:t xml:space="preserve">  Finding hormesis in these curves means there is a J-shaped curve with respect to dose for the given time point, rather than a J-shaped curve over the </w:t>
-      </w:r>
-      <w:proofErr w:type="gramStart"/>
-      <w:r>
-        <w:t>time period</w:t>
-      </w:r>
-      <w:proofErr w:type="gramEnd"/>
-      <w:r>
-        <w:t xml:space="preserve">.  </w:t>
+        <w:t xml:space="preserve">  Finding hormesis in these curves means there is a J-shaped curve with respect to dose for the given time point, rather than a J-shaped curve over the time period.  </w:t>
       </w:r>
     </w:p>
     <w:p>
@@ -8437,7 +8365,7 @@
       <w:r>
         <w:t>In addition to the time</w:t>
       </w:r>
-      <w:ins w:id="26" w:author="Jin, Ying (NIH/NIEHS) [F]" w:date="2026-01-22T16:23:00Z" w16du:dateUtc="2026-01-22T21:23:00Z">
+      <w:ins w:id="29" w:author="Jin, Ying (NIH/NIEHS) [F]" w:date="2026-01-22T16:23:00Z" w16du:dateUtc="2026-01-22T21:23:00Z">
         <w:r>
           <w:t xml:space="preserve"> </w:t>
         </w:r>
@@ -8450,18 +8378,11 @@
       <w:pPr>
         <w:spacing w:line="240" w:lineRule="auto"/>
       </w:pPr>
-      <w:proofErr w:type="spellStart"/>
-      <w:proofErr w:type="gramStart"/>
       <w:r>
         <w:t>Quercetin</w:t>
       </w:r>
       <w:r>
-        <w:t>,a</w:t>
-      </w:r>
-      <w:proofErr w:type="spellEnd"/>
-      <w:proofErr w:type="gramEnd"/>
-      <w:r>
-        <w:t xml:space="preserve">  flavonoid found in onions and kale and capers</w:t>
+        <w:t>,a  flavonoid found in onions and kale and capers</w:t>
       </w:r>
       <w:r>
         <w:t xml:space="preserve"> from the gingko botanical group</w:t>
@@ -8485,37 +8406,13 @@
         <w:t>.</w:t>
       </w:r>
       <w:r>
-        <w:t xml:space="preserve">  </w:t>
-      </w:r>
-      <w:proofErr w:type="gramStart"/>
-      <w:r>
-        <w:t>Similar to</w:t>
-      </w:r>
-      <w:proofErr w:type="gramEnd"/>
-      <w:r>
-        <w:t xml:space="preserve"> turmeric, there were many hits for </w:t>
-      </w:r>
-      <w:proofErr w:type="spellStart"/>
-      <w:r>
-        <w:t>timecourse</w:t>
-      </w:r>
-      <w:proofErr w:type="spellEnd"/>
-      <w:r>
-        <w:t xml:space="preserve"> viability, aromatase, </w:t>
-      </w:r>
-      <w:proofErr w:type="gramStart"/>
-      <w:r>
-        <w:t xml:space="preserve">ARE, </w:t>
+        <w:t xml:space="preserve">  Similar to turmeric, there were many hits for timecourse viability, aromatase, ARE, </w:t>
       </w:r>
       <w:r>
         <w:t xml:space="preserve"> </w:t>
       </w:r>
       <w:r>
-        <w:t>and</w:t>
-      </w:r>
-      <w:proofErr w:type="gramEnd"/>
-      <w:r>
-        <w:t xml:space="preserve"> AR, but also ELG</w:t>
+        <w:t>and AR, but also ELG</w:t>
       </w:r>
       <w:r>
         <w:t xml:space="preserve">.  </w:t>
@@ -8528,9 +8425,13 @@
       <w:r>
         <w:t>The heatmap and tables provide summary views of the hormetic tests but do not allow us to compare the strength of the signals revealed by the SHARP test</w:t>
       </w:r>
-      <w:commentRangeStart w:id="27"/>
-      <w:r>
-        <w:t xml:space="preserve">.  Instead, we provide a </w:t>
+      <w:commentRangeStart w:id="30"/>
+      <w:r>
+        <w:t>.  I</w:t>
+      </w:r>
+      <w:commentRangeStart w:id="31"/>
+      <w:r>
+        <w:t xml:space="preserve">nstead, we provide a </w:t>
       </w:r>
       <w:r>
         <w:t xml:space="preserve">novel </w:t>
@@ -8539,14 +8440,28 @@
         <w:t>four-way p-value plot that shows the actual test statistics from the method.</w:t>
       </w:r>
       <w:r>
-        <w:t xml:space="preserve">  </w:t>
-      </w:r>
-      <w:commentRangeEnd w:id="27"/>
+        <w:t xml:space="preserve"> </w:t>
+      </w:r>
+      <w:commentRangeEnd w:id="31"/>
       <w:r>
         <w:rPr>
           <w:rStyle w:val="CommentReference"/>
-        </w:rPr>
-        <w:commentReference w:id="27"/>
+          <w:sz w:val="24"/>
+          <w:szCs w:val="24"/>
+        </w:rPr>
+        <w:commentReference w:id="31"/>
+      </w:r>
+      <w:r>
+        <w:t xml:space="preserve"> </w:t>
+      </w:r>
+      <w:commentRangeEnd w:id="30"/>
+      <w:r>
+        <w:rPr>
+          <w:rStyle w:val="CommentReference"/>
+          <w:sz w:val="24"/>
+          <w:szCs w:val="24"/>
+        </w:rPr>
+        <w:commentReference w:id="30"/>
       </w:r>
       <w:r>
         <w:t xml:space="preserve">In figure 2 below, we illustrate the ARE assay results, showing the high frequency of convex increasing dose responses but also the relative strength (top left corner) or ambiguity (points on the dotted lines) of the shape classification.  </w:t>
@@ -8570,12 +8485,11 @@
         <w:spacing w:line="240" w:lineRule="auto"/>
         <w:jc w:val="center"/>
       </w:pPr>
-      <w:commentRangeStart w:id="28"/>
-      <w:r>
-        <w:rPr>
-          <w:noProof/>
-        </w:rPr>
-        <w:lastRenderedPageBreak/>
+      <w:commentRangeStart w:id="32"/>
+      <w:r>
+        <w:rPr>
+          <w:noProof/>
+        </w:rPr>
         <w:drawing>
           <wp:inline distT="0" distB="0" distL="0" distR="0" wp14:anchorId="7B472777" wp14:editId="7D3CCC60">
             <wp:extent cx="3915177" cy="3131725"/>
@@ -8637,12 +8551,14 @@
           </wp:inline>
         </w:drawing>
       </w:r>
-      <w:commentRangeEnd w:id="28"/>
+      <w:commentRangeEnd w:id="32"/>
       <w:r>
         <w:rPr>
           <w:rStyle w:val="CommentReference"/>
-        </w:rPr>
-        <w:commentReference w:id="28"/>
+          <w:sz w:val="24"/>
+          <w:szCs w:val="24"/>
+        </w:rPr>
+        <w:commentReference w:id="32"/>
       </w:r>
     </w:p>
     <w:p>
@@ -8674,35 +8590,7 @@
         <w:rPr>
           <w:bCs/>
         </w:rPr>
-        <w:t xml:space="preserve">a </w:t>
-      </w:r>
-      <w:proofErr w:type="spellStart"/>
-      <w:r>
-        <w:rPr>
-          <w:bCs/>
-        </w:rPr>
-        <w:t>pvalue</w:t>
-      </w:r>
-      <w:proofErr w:type="spellEnd"/>
-      <w:r>
-        <w:rPr>
-          <w:bCs/>
-        </w:rPr>
-        <w:t xml:space="preserve"> of 1 and the dotted lines intersect each axis at 0.05.  The axis is linearly scaled so that the outer region corresponds to </w:t>
-      </w:r>
-      <w:proofErr w:type="spellStart"/>
-      <w:r>
-        <w:rPr>
-          <w:bCs/>
-        </w:rPr>
-        <w:t>pvalues</w:t>
-      </w:r>
-      <w:proofErr w:type="spellEnd"/>
-      <w:r>
-        <w:rPr>
-          <w:bCs/>
-        </w:rPr>
-        <w:t xml:space="preserve"> between (0, 0.05) and the inner box corresponds to (0.05, 1).  </w:t>
+        <w:t xml:space="preserve">a pvalue of 1 and the dotted lines intersect each axis at 0.05.  The axis is linearly scaled so that the outer region corresponds to pvalues between (0, 0.05) and the inner box corresponds to (0.05, 1).  </w:t>
       </w:r>
       <w:r>
         <w:rPr>
@@ -8750,26 +8638,22 @@
         <w:t>3</w:t>
       </w:r>
       <w:r>
-        <w:t xml:space="preserve"> below, the U-shaped curves could be revealed as hormetic dose responses with higher doses.  Similarly, the aromatase assay for kava </w:t>
-      </w:r>
-      <w:proofErr w:type="spellStart"/>
-      <w:r>
-        <w:t>kava</w:t>
-      </w:r>
-      <w:proofErr w:type="spellEnd"/>
-      <w:r>
-        <w:t xml:space="preserve"> shows a cluster of hormetic curves mixed with monotone curves that could be hormetic with more tested doses.  </w:t>
-      </w:r>
-      <w:r>
-        <w:t xml:space="preserve">Another example is the </w:t>
-      </w:r>
-      <w:proofErr w:type="spellStart"/>
-      <w:r>
-        <w:t>timecourse</w:t>
-      </w:r>
-      <w:proofErr w:type="spellEnd"/>
-      <w:r>
-        <w:t xml:space="preserve"> assay for kidney cells, hek293-glo.  Looking across all botanicals, there is a trend of U-shaped curves with some J-shaped curves.  </w:t>
+        <w:t xml:space="preserve"> below, the U-shaped curves could be revealed as hormetic dose responses with higher doses.  Similarly, the aromatase assay for kava kava shows a cluster of hormetic curves mixed with monotone curves that could be hormetic with more tested doses </w:t>
+      </w:r>
+      <w:r>
+        <w:t>on the lower end</w:t>
+      </w:r>
+      <w:r>
+        <w:t xml:space="preserve">. </w:t>
+      </w:r>
+      <w:r>
+        <w:t>Another example is the timecourse assay for kidney cells, hek293-glo.  Looking across all botanicals, there is a trend of J-shaped curves</w:t>
+      </w:r>
+      <w:r>
+        <w:t xml:space="preserve"> appearing with U-shape and/or monotone curves</w:t>
+      </w:r>
+      <w:r>
+        <w:t xml:space="preserve">.  </w:t>
       </w:r>
     </w:p>
     <w:p>
@@ -8883,15 +8767,7 @@
         <w:t xml:space="preserve"> 3</w:t>
       </w:r>
       <w:r>
-        <w:t xml:space="preserve">: Potential hormetic curves.  U-shaped curves may prove hormetic with higher doses while monotone curves may reveal hormesis with low doses.  In some cases, intermediate doses may be </w:t>
-      </w:r>
-      <w:proofErr w:type="gramStart"/>
-      <w:r>
-        <w:t>missing</w:t>
-      </w:r>
-      <w:proofErr w:type="gramEnd"/>
-      <w:r>
-        <w:t xml:space="preserve"> and a monotone curve may become J-shaped if the intermediate doses are lower (or higher, for monotone decreasing curves) than expected.</w:t>
+        <w:t>: Potential hormetic curves.  U-shaped curves may prove hormetic with higher doses while monotone curves may reveal hormesis with low doses.  In some cases, intermediate doses may be missing and a monotone curve may become J-shaped if the intermediate doses are lower (or higher, for monotone decreasing curves) than expected.</w:t>
       </w:r>
     </w:p>
     <w:p>
@@ -8981,15 +8857,7 @@
         <w:fldChar w:fldCharType="end"/>
       </w:r>
       <w:r>
-        <w:t xml:space="preserve"> and was a hit for many botanicals.  The aryl hydrocarbon receptor (</w:t>
-      </w:r>
-      <w:proofErr w:type="spellStart"/>
-      <w:r>
-        <w:t>AhR</w:t>
-      </w:r>
-      <w:proofErr w:type="spellEnd"/>
-      <w:r>
-        <w:t>) showed activity for goldenseal and is known to exhibit hormesis in the tox21 dataset (</w:t>
+        <w:t xml:space="preserve"> and was a hit for many botanicals.  The aryl hydrocarbon receptor (AhR) showed activity for goldenseal and is known to exhibit hormesis in the tox21 dataset (</w:t>
       </w:r>
       <w:r>
         <w:fldChar w:fldCharType="begin"/>
@@ -9072,26 +8940,40 @@
         <w:t>ambiguous</w:t>
       </w:r>
       <w:r>
-        <w:t>, so we recommend review of any significant findings.</w:t>
-      </w:r>
-      <w:r>
-        <w:t xml:space="preserve">  The SHARP test itself must perform an approximation to the test distribution to determine the </w:t>
-      </w:r>
-      <w:proofErr w:type="spellStart"/>
-      <w:r>
-        <w:t>pvalue</w:t>
-      </w:r>
-      <w:proofErr w:type="spellEnd"/>
-      <w:r>
-        <w:t xml:space="preserve">, so there is some variability across </w:t>
-      </w:r>
-      <w:proofErr w:type="gramStart"/>
-      <w:r>
-        <w:t>tests</w:t>
-      </w:r>
-      <w:proofErr w:type="gramEnd"/>
-      <w:r>
-        <w:t xml:space="preserve"> and it is recommended to run the test ten to twenty times and </w:t>
+        <w:t>, so we recommend review of any significant findings</w:t>
+      </w:r>
+      <w:r>
+        <w:t>.</w:t>
+      </w:r>
+      <w:r>
+        <w:t xml:space="preserve"> </w:t>
+      </w:r>
+      <w:r>
+        <w:t xml:space="preserve">The scatterplot introduced </w:t>
+      </w:r>
+      <w:r>
+        <w:t>in Section 2 can greatly improve the efficiency of this examination process as it highlights all the significant results</w:t>
+      </w:r>
+      <w:r>
+        <w:t xml:space="preserve"> (edges)</w:t>
+      </w:r>
+      <w:r>
+        <w:t xml:space="preserve"> and highly ambiguous results</w:t>
+      </w:r>
+      <w:r>
+        <w:t xml:space="preserve"> (near significant thresholds)</w:t>
+      </w:r>
+      <w:r>
+        <w:t xml:space="preserve">. </w:t>
+      </w:r>
+      <w:r>
+        <w:t>The SHARP test itself must perform an approximation to the test distribution to determine the p</w:t>
+      </w:r>
+      <w:r>
+        <w:t xml:space="preserve"> </w:t>
+      </w:r>
+      <w:r>
+        <w:t xml:space="preserve">value, so there is some variability across tests and it is recommended to run the test ten to twenty times and </w:t>
       </w:r>
       <w:r>
         <w:t>utilize</w:t>
@@ -9100,18 +8982,14 @@
         <w:t xml:space="preserve"> the media</w:t>
       </w:r>
       <w:r>
-        <w:t xml:space="preserve">n </w:t>
-      </w:r>
-      <w:proofErr w:type="spellStart"/>
-      <w:r>
-        <w:t>pvalue</w:t>
-      </w:r>
-      <w:proofErr w:type="spellEnd"/>
-      <w:r>
-        <w:t xml:space="preserve"> or the most frequent shape category returned as the mode.  </w:t>
-      </w:r>
-      <w:r>
-        <w:t xml:space="preserve">Specifying hormesis more precisely is a direction for future work: in addition to reducing the variability of the testing procedure with SHARP, it may be helpful to explicitly test for a J shaped curve rather than the less precise increasing-convex or decreasing-concave approach.  </w:t>
+        <w:t xml:space="preserve">n pvalue or the most frequent shape category returned as the mode.  </w:t>
+      </w:r>
+      <w:r>
+        <w:t xml:space="preserve">Specifying hormesis more precisely is a direction for future work: in addition to reducing the variability of the testing procedure with SHARP, it may be helpful to explicitly test for a J shaped curve </w:t>
+      </w:r>
+      <w:r>
+        <w:lastRenderedPageBreak/>
+        <w:t xml:space="preserve">rather than the less precise increasing-convex or decreasing-concave approach.  </w:t>
       </w:r>
       <w:r>
         <w:t xml:space="preserve">It is also not clear how to handle replicates, where each replicate may have a different shape.   </w:t>
@@ -9122,7 +9000,6 @@
         <w:spacing w:line="240" w:lineRule="auto"/>
       </w:pPr>
       <w:r>
-        <w:lastRenderedPageBreak/>
         <w:t xml:space="preserve">A natural </w:t>
       </w:r>
       <w:r>
@@ -9132,15 +9009,7 @@
         <w:t xml:space="preserve"> for future work is the </w:t>
       </w:r>
       <w:r>
-        <w:t xml:space="preserve">extension into mixtures of chemicals or temporal effects.  Given a dose response surface, it is possible that </w:t>
-      </w:r>
-      <w:proofErr w:type="gramStart"/>
-      <w:r>
-        <w:t>particular slices</w:t>
-      </w:r>
-      <w:proofErr w:type="gramEnd"/>
-      <w:r>
-        <w:t xml:space="preserve"> will be hormetic, suggesting a beneficial proportion of ingredients.  </w:t>
+        <w:t xml:space="preserve">extension into mixtures of chemicals or temporal effects.  Given a dose response surface, it is possible that particular slices will be hormetic, suggesting a beneficial proportion of ingredients.  </w:t>
       </w:r>
       <w:r>
         <w:t xml:space="preserve">The general shape of the surface may classify as easily as the 1D cases, but it is possible that the surfaces will vary from concave to convex or increasing to decreasing and not be well defined.    Temporal effects may be more difficult to ascertain but would align with the interpretation that hormesis is an increased resilience to intense stress after some initial exposure to mild stress. </w:t>
@@ -9150,9 +9019,29 @@
       <w:pPr>
         <w:spacing w:line="240" w:lineRule="auto"/>
       </w:pPr>
+      <w:commentRangeStart w:id="33"/>
+      <w:commentRangeStart w:id="34"/>
       <w:r>
         <w:t xml:space="preserve">Another direction for future work is further clarifying the uncertainty in the shape result.  </w:t>
       </w:r>
+      <w:commentRangeEnd w:id="33"/>
+      <w:r>
+        <w:rPr>
+          <w:rStyle w:val="CommentReference"/>
+          <w:sz w:val="24"/>
+          <w:szCs w:val="24"/>
+        </w:rPr>
+        <w:commentReference w:id="33"/>
+      </w:r>
+      <w:commentRangeEnd w:id="34"/>
+      <w:r>
+        <w:rPr>
+          <w:rStyle w:val="CommentReference"/>
+          <w:sz w:val="24"/>
+          <w:szCs w:val="24"/>
+        </w:rPr>
+        <w:commentReference w:id="34"/>
+      </w:r>
     </w:p>
     <w:p>
       <w:pPr>
@@ -9164,20 +9053,7 @@
         <w:spacing w:line="240" w:lineRule="auto"/>
       </w:pPr>
       <w:r>
-        <w:t xml:space="preserve">% Temporal effects as a future direction:  stem cell example, clinical results measuring cognitive ability, </w:t>
-      </w:r>
-      <w:commentRangeStart w:id="29"/>
-      <w:proofErr w:type="spellStart"/>
-      <w:r>
-        <w:t>etc</w:t>
-      </w:r>
-      <w:commentRangeEnd w:id="29"/>
-      <w:proofErr w:type="spellEnd"/>
-      <w:r>
-        <w:rPr>
-          <w:rStyle w:val="CommentReference"/>
-        </w:rPr>
-        <w:commentReference w:id="29"/>
+        <w:t>% Temporal effects as a future direction:  stem cell example, clinical results measuring cognitive ability, etc</w:t>
       </w:r>
     </w:p>
     <w:p>
@@ -9200,8 +9076,18 @@
         <w:pStyle w:val="Heading3"/>
         <w:spacing w:line="240" w:lineRule="auto"/>
       </w:pPr>
+      <w:commentRangeStart w:id="35"/>
       <w:r>
         <w:t>Appendix – Methodology Details</w:t>
+      </w:r>
+      <w:commentRangeEnd w:id="35"/>
+      <w:r>
+        <w:rPr>
+          <w:rStyle w:val="CommentReference"/>
+          <w:sz w:val="28"/>
+          <w:szCs w:val="28"/>
+        </w:rPr>
+        <w:commentReference w:id="35"/>
       </w:r>
     </w:p>
     <w:p>
@@ -9453,7 +9339,13 @@
                     <w:rPr>
                       <w:rFonts w:ascii="Cambria Math" w:hAnsi="Cambria Math"/>
                     </w:rPr>
-                    <m:t>-1</m:t>
+                    <m:t>-</m:t>
+                  </m:r>
+                  <m:r>
+                    <w:rPr>
+                      <w:rFonts w:ascii="Cambria Math" w:hAnsi="Cambria Math"/>
+                    </w:rPr>
+                    <m:t>1</m:t>
                   </m:r>
                 </m:sup>
               </m:sSubSup>
@@ -9741,7 +9633,13 @@
                     <w:rPr>
                       <w:rFonts w:ascii="Cambria Math" w:hAnsi="Cambria Math"/>
                     </w:rPr>
-                    <m:t>-1</m:t>
+                    <m:t>-</m:t>
+                  </m:r>
+                  <m:r>
+                    <w:rPr>
+                      <w:rFonts w:ascii="Cambria Math" w:hAnsi="Cambria Math"/>
+                    </w:rPr>
+                    <m:t>1</m:t>
                   </m:r>
                 </m:sup>
               </m:sSubSup>
@@ -9919,7 +9817,13 @@
                     <w:rPr>
                       <w:rFonts w:ascii="Cambria Math" w:hAnsi="Cambria Math"/>
                     </w:rPr>
-                    <m:t>-1</m:t>
+                    <m:t>-</m:t>
+                  </m:r>
+                  <m:r>
+                    <w:rPr>
+                      <w:rFonts w:ascii="Cambria Math" w:hAnsi="Cambria Math"/>
+                    </w:rPr>
+                    <m:t>1</m:t>
                   </m:r>
                 </m:sup>
               </m:sSubSup>
@@ -10010,15 +9914,7 @@
         <w:fldChar w:fldCharType="end"/>
       </w:r>
       <w:r>
-        <w:t xml:space="preserve"> provides the distribution of the test statistic under the null hypothesis, so the significance (</w:t>
-      </w:r>
-      <w:proofErr w:type="spellStart"/>
-      <w:r>
-        <w:t>ie</w:t>
-      </w:r>
-      <w:proofErr w:type="spellEnd"/>
-      <w:r>
-        <w:t xml:space="preserve"> probability) of the test statistic can be evaluated.   Note that the null hypothesis represents an unrestricted curve shape.  For example, even if the basis is the monotonic I-spline, the resulting functions are not necessarily monotonic unless the coefficients are restricted to the strictly positive or negative domains.  Since there are four tests computed for every curve, a Holm-Bonferroni correction is applied to the test statistics to avoid false discoveries.  </w:t>
+        <w:t xml:space="preserve"> provides the distribution of the test statistic under the null hypothesis, so the significance (ie probability) of the test statistic can be evaluated.   Note that the null hypothesis represents an unrestricted curve shape.  For example, even if the basis is the monotonic I-spline, the resulting functions are not necessarily monotonic unless the coefficients are restricted to the strictly positive or negative domains.  Since there are four tests computed for every curve, a Holm-Bonferroni correction is applied to the test statistics to avoid false discoveries.  </w:t>
       </w:r>
     </w:p>
     <w:p>
@@ -10030,20 +9926,18 @@
         <w:lastRenderedPageBreak/>
         <w:t xml:space="preserve">Test </w:t>
       </w:r>
-      <w:commentRangeStart w:id="30"/>
+      <w:commentRangeStart w:id="36"/>
       <w:r>
         <w:t>Uncertainty</w:t>
       </w:r>
-      <w:commentRangeEnd w:id="30"/>
+      <w:commentRangeEnd w:id="36"/>
       <w:r>
         <w:rPr>
           <w:rStyle w:val="CommentReference"/>
-          <w:rFonts w:eastAsiaTheme="minorHAnsi" w:cstheme="minorBidi"/>
-          <w:i w:val="0"/>
-          <w:iCs w:val="0"/>
-          <w:color w:val="auto"/>
-        </w:rPr>
-        <w:commentReference w:id="30"/>
+          <w:sz w:val="24"/>
+          <w:szCs w:val="24"/>
+        </w:rPr>
+        <w:commentReference w:id="36"/>
       </w:r>
     </w:p>
     <w:p>
@@ -10051,15 +9945,7 @@
         <w:spacing w:line="240" w:lineRule="auto"/>
       </w:pPr>
       <w:r>
-        <w:t>Although the SHARP method performs a test against a null distribution that is asymptotically correct, the distribution does not have a closed form that can be applied to the parameter estimates and their projections.  The heart of the issue is the projection step, which compares the recovered coefficients for the various spline bases and the best fit of the constrained coefficients (</w:t>
-      </w:r>
-      <w:proofErr w:type="spellStart"/>
-      <w:r>
-        <w:t>ie</w:t>
-      </w:r>
-      <w:proofErr w:type="spellEnd"/>
-      <w:r>
-        <w:t xml:space="preserve"> constrained to be strictly positive or negative).  Hence the distribution is approximated with 1000 bootstrap samples, introducing some uncertainty in the final estimated p-value.  We repeat the test 20 times and take the median test statistic as a robust estimate of the true test statistic.  While generally of little consequence, it is possible that the set of sampled p-values straddles the significance threshold, in which case there is more ambiguity about the result.  </w:t>
+        <w:t xml:space="preserve">Although the SHARP method performs a test against a null distribution that is asymptotically correct, the distribution does not have a closed form that can be applied to the parameter estimates and their projections.  The heart of the issue is the projection step, which compares the recovered coefficients for the various spline bases and the best fit of the constrained coefficients (ie constrained to be strictly positive or negative).  Hence the distribution is approximated with 1000 bootstrap samples, introducing some uncertainty in the final estimated p-value.  We repeat the test 20 times and take the median test statistic as a robust estimate of the true test statistic.  While generally of little consequence, it is possible that the set of sampled p-values straddles the significance threshold, in which case there is more ambiguity about the result.  </w:t>
       </w:r>
     </w:p>
     <w:p>
@@ -10803,7 +10689,7 @@
     <w:p>
       <w:pPr>
         <w:rPr>
-          <w:ins w:id="31" w:author="Jin, Ying (NIH/NIEHS) [F]" w:date="2026-01-23T16:08:00Z" w16du:dateUtc="2026-01-23T21:08:00Z"/>
+          <w:ins w:id="37" w:author="Jin, Ying (NIH/NIEHS) [F]" w:date="2026-01-23T16:08:00Z" w16du:dateUtc="2026-01-23T21:08:00Z"/>
         </w:rPr>
       </w:pPr>
       <w:r>
@@ -10943,7 +10829,41 @@
       </w:r>
     </w:p>
   </w:comment>
-  <w:comment w:id="21" w:author="Zilber, Daniel (NIH/NIEHS) [E]" w:date="2026-01-22T14:43:00Z" w:initials="DZ">
+  <w:comment w:id="21" w:author="Jin, Ying (NIH/NIEHS) [F]" w:date="2026-02-12T16:20:00Z" w:initials="JY([">
+    <w:p>
+      <w:r>
+        <w:rPr>
+          <w:rStyle w:val="CommentReference"/>
+        </w:rPr>
+        <w:annotationRef/>
+      </w:r>
+      <w:r>
+        <w:rPr>
+          <w:sz w:val="20"/>
+          <w:szCs w:val="20"/>
+        </w:rPr>
+        <w:t>Condense. Assume readers know what p values is</w:t>
+      </w:r>
+    </w:p>
+  </w:comment>
+  <w:comment w:id="22" w:author="Jin, Ying (NIH/NIEHS) [F]" w:date="2026-02-12T16:23:00Z" w:initials="JY([">
+    <w:p>
+      <w:r>
+        <w:rPr>
+          <w:rStyle w:val="CommentReference"/>
+        </w:rPr>
+        <w:annotationRef/>
+      </w:r>
+      <w:r>
+        <w:rPr>
+          <w:sz w:val="20"/>
+          <w:szCs w:val="20"/>
+        </w:rPr>
+        <w:t xml:space="preserve">Distribution of p values (scatter plot), not a lot of variation, but some one the boundary. </w:t>
+      </w:r>
+    </w:p>
+  </w:comment>
+  <w:comment w:id="23" w:author="Zilber, Daniel (NIH/NIEHS) [E]" w:date="2026-01-22T14:43:00Z" w:initials="DZ">
     <w:p>
       <w:r>
         <w:rPr>
@@ -10961,7 +10881,7 @@
       </w:r>
     </w:p>
   </w:comment>
-  <w:comment w:id="22" w:author="Jin, Ying (NIH/NIEHS) [F]" w:date="2026-01-23T15:59:00Z" w:initials="JY([">
+  <w:comment w:id="24" w:author="Jin, Ying (NIH/NIEHS) [F]" w:date="2026-01-23T15:59:00Z" w:initials="JY([">
     <w:p>
       <w:r>
         <w:rPr>
@@ -10978,7 +10898,7 @@
       </w:r>
     </w:p>
   </w:comment>
-  <w:comment w:id="25" w:author="Zilber, Daniel (NIH/NIEHS) [E]" w:date="2026-01-22T14:45:00Z" w:initials="DZ">
+  <w:comment w:id="27" w:author="Zilber, Daniel (NIH/NIEHS) [E]" w:date="2026-01-22T14:45:00Z" w:initials="DZ">
     <w:p>
       <w:r>
         <w:rPr>
@@ -10996,7 +10916,7 @@
       </w:r>
     </w:p>
   </w:comment>
-  <w:comment w:id="27" w:author="Jin, Ying (NIH/NIEHS) [F]" w:date="2026-01-22T16:24:00Z" w:initials="JY([">
+  <w:comment w:id="28" w:author="Jin, Ying (NIH/NIEHS) [F]" w:date="2026-02-12T15:34:00Z" w:initials="JY([">
     <w:p>
       <w:r>
         <w:rPr>
@@ -11009,11 +10929,11 @@
           <w:sz w:val="20"/>
           <w:szCs w:val="20"/>
         </w:rPr>
-        <w:t xml:space="preserve">Actually, is it better to explain the visualization scheme in the result section? </w:t>
+        <w:t>Please see updated figure</w:t>
       </w:r>
     </w:p>
   </w:comment>
-  <w:comment w:id="28" w:author="Jin, Ying (NIH/NIEHS) [F]" w:date="2026-01-23T15:53:00Z" w:initials="JY([">
+  <w:comment w:id="31" w:author="Jin, Ying (NIH/NIEHS) [F]" w:date="2026-02-12T16:34:00Z" w:initials="JY([">
     <w:p>
       <w:r>
         <w:rPr>
@@ -11026,11 +10946,11 @@
           <w:sz w:val="20"/>
           <w:szCs w:val="20"/>
         </w:rPr>
-        <w:t>Plot repititions of the same curve</w:t>
+        <w:t xml:space="preserve">Delete this. Already mentioned before. </w:t>
       </w:r>
     </w:p>
   </w:comment>
-  <w:comment w:id="29" w:author="Jin, Ying (NIH/NIEHS) [F]" w:date="2026-01-23T15:42:00Z" w:initials="JY([">
+  <w:comment w:id="30" w:author="Jin, Ying (NIH/NIEHS) [F]" w:date="2026-01-22T16:24:00Z" w:initials="JY([">
     <w:p>
       <w:r>
         <w:rPr>
@@ -11043,11 +10963,80 @@
           <w:sz w:val="20"/>
           <w:szCs w:val="20"/>
         </w:rPr>
-        <w:t>Subjectively ambiguous curves</w:t>
+        <w:t xml:space="preserve">Actually, is it better to explain the visualization scheme in the result section? </w:t>
       </w:r>
     </w:p>
   </w:comment>
-  <w:comment w:id="30" w:author="Jin, Ying (NIH/NIEHS) [F]" w:date="2026-01-22T16:31:00Z" w:initials="JY([">
+  <w:comment w:id="32" w:author="Jin, Ying (NIH/NIEHS) [F]" w:date="2026-01-23T15:53:00Z" w:initials="JY([">
+    <w:p>
+      <w:r>
+        <w:rPr>
+          <w:rStyle w:val="CommentReference"/>
+        </w:rPr>
+        <w:annotationRef/>
+      </w:r>
+      <w:r>
+        <w:rPr>
+          <w:sz w:val="20"/>
+          <w:szCs w:val="20"/>
+        </w:rPr>
+        <w:t>Plot repititions of the same curve</w:t>
+      </w:r>
+    </w:p>
+  </w:comment>
+  <w:comment w:id="33" w:author="Jin, Ying (NIH/NIEHS) [F]" w:date="2026-02-12T16:05:00Z" w:initials="JY([">
+    <w:p>
+      <w:r>
+        <w:rPr>
+          <w:rStyle w:val="CommentReference"/>
+        </w:rPr>
+        <w:annotationRef/>
+      </w:r>
+      <w:r>
+        <w:rPr>
+          <w:sz w:val="20"/>
+          <w:szCs w:val="20"/>
+        </w:rPr>
+        <w:t>Does this refer to the subjectively ambiguous curves?</w:t>
+      </w:r>
+    </w:p>
+    <w:p/>
+  </w:comment>
+  <w:comment w:id="34" w:author="Jin, Ying (NIH/NIEHS) [F]" w:date="2026-02-12T16:42:00Z" w:initials="JY([">
+    <w:p>
+      <w:r>
+        <w:rPr>
+          <w:rStyle w:val="CommentReference"/>
+        </w:rPr>
+        <w:annotationRef/>
+      </w:r>
+      <w:r>
+        <w:rPr>
+          <w:sz w:val="20"/>
+          <w:szCs w:val="20"/>
+        </w:rPr>
+        <w:t>Correspond to the center area of scatter plot</w:t>
+      </w:r>
+    </w:p>
+  </w:comment>
+  <w:comment w:id="35" w:author="Jin, Ying (NIH/NIEHS) [F]" w:date="2026-02-12T16:38:00Z" w:initials="JY([">
+    <w:p>
+      <w:r>
+        <w:rPr>
+          <w:rStyle w:val="CommentReference"/>
+        </w:rPr>
+        <w:annotationRef/>
+      </w:r>
+      <w:r>
+        <w:rPr>
+          <w:sz w:val="20"/>
+          <w:szCs w:val="20"/>
+        </w:rPr>
+        <w:t xml:space="preserve">Make scatterplot for each botanic group vs all assays, color by chemical name. </w:t>
+      </w:r>
+    </w:p>
+  </w:comment>
+  <w:comment w:id="36" w:author="Jin, Ying (NIH/NIEHS) [F]" w:date="2026-01-22T16:31:00Z" w:initials="JY([">
     <w:p>
       <w:r>
         <w:rPr>
@@ -11069,20 +11058,26 @@
 
 <file path=word/commentsExtended.xml><?xml version="1.0" encoding="utf-8"?>
 <w15:commentsEx xmlns:wpc="http://schemas.microsoft.com/office/word/2010/wordprocessingCanvas" xmlns:cx="http://schemas.microsoft.com/office/drawing/2014/chartex" xmlns:cx1="http://schemas.microsoft.com/office/drawing/2015/9/8/chartex" xmlns:cx2="http://schemas.microsoft.com/office/drawing/2015/10/21/chartex" xmlns:cx3="http://schemas.microsoft.com/office/drawing/2016/5/9/chartex" xmlns:cx4="http://schemas.microsoft.com/office/drawing/2016/5/10/chartex" xmlns:cx5="http://schemas.microsoft.com/office/drawing/2016/5/11/chartex" xmlns:cx6="http://schemas.microsoft.com/office/drawing/2016/5/12/chartex" xmlns:cx7="http://schemas.microsoft.com/office/drawing/2016/5/13/chartex" xmlns:cx8="http://schemas.microsoft.com/office/drawing/2016/5/14/chartex" xmlns:mc="http://schemas.openxmlformats.org/markup-compatibility/2006" xmlns:aink="http://schemas.microsoft.com/office/drawing/2016/ink" xmlns:am3d="http://schemas.microsoft.com/office/drawing/2017/model3d" xmlns:o="urn:schemas-microsoft-com:office:office" xmlns:oel="http://schemas.microsoft.com/office/2019/extlst" xmlns:r="http://schemas.openxmlformats.org/officeDocument/2006/relationships" xmlns:m="http://schemas.openxmlformats.org/officeDocument/2006/math" xmlns:v="urn:schemas-microsoft-com:vml" xmlns:wp14="http://schemas.microsoft.com/office/word/2010/wordprocessingDrawing" xmlns:wp="http://schemas.openxmlformats.org/drawingml/2006/wordprocessingDrawing" xmlns:w10="urn:schemas-microsoft-com:office:word" xmlns:w="http://schemas.openxmlformats.org/wordprocessingml/2006/main" xmlns:w14="http://schemas.microsoft.com/office/word/2010/wordml" xmlns:w15="http://schemas.microsoft.com/office/word/2012/wordml" xmlns:w16cex="http://schemas.microsoft.com/office/word/2018/wordml/cex" xmlns:w16cid="http://schemas.microsoft.com/office/word/2016/wordml/cid" xmlns:w16="http://schemas.microsoft.com/office/word/2018/wordml" xmlns:w16du="http://schemas.microsoft.com/office/word/2023/wordml/word16du" xmlns:w16sdtdh="http://schemas.microsoft.com/office/word/2020/wordml/sdtdatahash" xmlns:w16sdtfl="http://schemas.microsoft.com/office/word/2024/wordml/sdtformatlock" xmlns:w16se="http://schemas.microsoft.com/office/word/2015/wordml/symex" xmlns:wpg="http://schemas.microsoft.com/office/word/2010/wordprocessingGroup" xmlns:wpi="http://schemas.microsoft.com/office/word/2010/wordprocessingInk" xmlns:wne="http://schemas.microsoft.com/office/word/2006/wordml" xmlns:wps="http://schemas.microsoft.com/office/word/2010/wordprocessingShape" mc:Ignorable="w14 w15 w16se w16cid w16 w16cex w16sdtdh w16sdtfl w16du wp14">
-  <w15:commentEx w15:paraId="25D6EBC9" w15:done="0"/>
-  <w15:commentEx w15:paraId="0D827B70" w15:done="0"/>
-  <w15:commentEx w15:paraId="2F15BF25" w15:paraIdParent="0D827B70" w15:done="0"/>
-  <w15:commentEx w15:paraId="3BD9CCFE" w15:done="0"/>
-  <w15:commentEx w15:paraId="2067978B" w15:done="0"/>
-  <w15:commentEx w15:paraId="3AFA0782" w15:done="0"/>
+  <w15:commentEx w15:paraId="25D6EBC9" w15:done="1"/>
+  <w15:commentEx w15:paraId="0D827B70" w15:done="1"/>
+  <w15:commentEx w15:paraId="2F15BF25" w15:paraIdParent="0D827B70" w15:done="1"/>
+  <w15:commentEx w15:paraId="3BD9CCFE" w15:done="1"/>
+  <w15:commentEx w15:paraId="2067978B" w15:done="1"/>
+  <w15:commentEx w15:paraId="3AFA0782" w15:done="1"/>
   <w15:commentEx w15:paraId="4379F25E" w15:done="0"/>
-  <w15:commentEx w15:paraId="5BC9EA9E" w15:done="0"/>
-  <w15:commentEx w15:paraId="2EBF9647" w15:paraIdParent="5BC9EA9E" w15:done="0"/>
-  <w15:commentEx w15:paraId="28375281" w15:done="0"/>
-  <w15:commentEx w15:paraId="17A3905A" w15:done="0"/>
-  <w15:commentEx w15:paraId="2E4B1DC9" w15:done="0"/>
-  <w15:commentEx w15:paraId="49DE4D75" w15:done="0"/>
-  <w15:commentEx w15:paraId="1D989440" w15:done="0"/>
+  <w15:commentEx w15:paraId="259B9929" w15:paraIdParent="4379F25E" w15:done="0"/>
+  <w15:commentEx w15:paraId="50400E0B" w15:done="0"/>
+  <w15:commentEx w15:paraId="5BC9EA9E" w15:done="1"/>
+  <w15:commentEx w15:paraId="2EBF9647" w15:paraIdParent="5BC9EA9E" w15:done="1"/>
+  <w15:commentEx w15:paraId="28375281" w15:done="1"/>
+  <w15:commentEx w15:paraId="2A484E91" w15:paraIdParent="28375281" w15:done="1"/>
+  <w15:commentEx w15:paraId="1D7F53F4" w15:done="0"/>
+  <w15:commentEx w15:paraId="17A3905A" w15:done="1"/>
+  <w15:commentEx w15:paraId="2E4B1DC9" w15:done="1"/>
+  <w15:commentEx w15:paraId="5EDD8670" w15:done="0"/>
+  <w15:commentEx w15:paraId="7796373C" w15:paraIdParent="5EDD8670" w15:done="0"/>
+  <w15:commentEx w15:paraId="28AB40C9" w15:done="0"/>
+  <w15:commentEx w15:paraId="1D989440" w15:done="1"/>
 </w15:commentsEx>
 </file>
 
@@ -11143,6 +11138,8 @@
     </w16cex:extLst>
   </w16cex:commentExtensible>
   <w16cex:commentExtensible w16cex:durableId="739A70D2" w16cex:dateUtc="2026-01-23T20:41:00Z"/>
+  <w16cex:commentExtensible w16cex:durableId="67334C81" w16cex:dateUtc="2026-02-12T21:20:00Z"/>
+  <w16cex:commentExtensible w16cex:durableId="49EE1342" w16cex:dateUtc="2026-02-12T21:23:00Z"/>
   <w16cex:commentExtensible w16cex:durableId="419EAAD5" w16cex:dateUtc="2026-01-22T19:43:00Z"/>
   <w16cex:commentExtensible w16cex:durableId="3B3B3D6E" w16cex:dateUtc="2026-01-23T20:59:00Z">
     <w16cex:extLst>
@@ -11157,10 +11154,38 @@
       </w16:ext>
     </w16cex:extLst>
   </w16cex:commentExtensible>
-  <w16cex:commentExtensible w16cex:durableId="7C6353F1" w16cex:dateUtc="2026-01-22T19:45:00Z"/>
-  <w16cex:commentExtensible w16cex:durableId="7B905E81" w16cex:dateUtc="2026-01-22T21:24:00Z"/>
+  <w16cex:commentExtensible w16cex:durableId="7C6353F1" w16cex:dateUtc="2026-01-22T19:45:00Z">
+    <w16cex:extLst>
+      <w16:ext w16:uri="{CE6994B0-6A32-4C9F-8C6B-6E91EDA988CE}">
+        <cr:reactions xmlns:cr="http://schemas.microsoft.com/office/comments/2020/reactions">
+          <cr:reaction reactionType="1">
+            <cr:reactionInfo dateUtc="2026-02-12T20:34:37Z">
+              <cr:user userId="S::jiny8@nih.gov::f3351207-9ce7-4a29-ab74-5fe270738334" userProvider="AD" userName="Jin, Ying (NIH/NIEHS) [F]"/>
+            </cr:reactionInfo>
+          </cr:reaction>
+        </cr:reactions>
+      </w16:ext>
+    </w16cex:extLst>
+  </w16cex:commentExtensible>
+  <w16cex:commentExtensible w16cex:durableId="6B9FE706" w16cex:dateUtc="2026-02-12T20:34:00Z"/>
+  <w16cex:commentExtensible w16cex:durableId="2BD841C9" w16cex:dateUtc="2026-02-12T21:34:00Z"/>
+  <w16cex:commentExtensible w16cex:durableId="7B905E81" w16cex:dateUtc="2026-01-22T21:24:00Z">
+    <w16cex:extLst>
+      <w16:ext w16:uri="{CE6994B0-6A32-4C9F-8C6B-6E91EDA988CE}">
+        <cr:reactions xmlns:cr="http://schemas.microsoft.com/office/comments/2020/reactions">
+          <cr:reaction reactionType="1">
+            <cr:reactionInfo dateUtc="2026-02-12T20:36:05Z">
+              <cr:user userId="S::jiny8@nih.gov::f3351207-9ce7-4a29-ab74-5fe270738334" userProvider="AD" userName="Jin, Ying (NIH/NIEHS) [F]"/>
+            </cr:reactionInfo>
+          </cr:reaction>
+        </cr:reactions>
+      </w16:ext>
+    </w16cex:extLst>
+  </w16cex:commentExtensible>
   <w16cex:commentExtensible w16cex:durableId="0294B25C" w16cex:dateUtc="2026-01-23T20:53:00Z"/>
-  <w16cex:commentExtensible w16cex:durableId="3DCEAB0B" w16cex:dateUtc="2026-01-23T20:42:00Z"/>
+  <w16cex:commentExtensible w16cex:durableId="4AEEB44F" w16cex:dateUtc="2026-02-12T21:05:00Z"/>
+  <w16cex:commentExtensible w16cex:durableId="653FD6D7" w16cex:dateUtc="2026-02-12T21:42:00Z"/>
+  <w16cex:commentExtensible w16cex:durableId="042ABE43" w16cex:dateUtc="2026-02-12T21:38:00Z"/>
   <w16cex:commentExtensible w16cex:durableId="7BDC6FCE" w16cex:dateUtc="2026-01-22T21:31:00Z">
     <w16cex:extLst>
       <w16:ext w16:uri="{CE6994B0-6A32-4C9F-8C6B-6E91EDA988CE}">
@@ -11186,12 +11211,18 @@
   <w16cid:commentId w16cid:paraId="2067978B" w16cid:durableId="2572C747"/>
   <w16cid:commentId w16cid:paraId="3AFA0782" w16cid:durableId="3E163EFB"/>
   <w16cid:commentId w16cid:paraId="4379F25E" w16cid:durableId="739A70D2"/>
+  <w16cid:commentId w16cid:paraId="259B9929" w16cid:durableId="67334C81"/>
+  <w16cid:commentId w16cid:paraId="50400E0B" w16cid:durableId="49EE1342"/>
   <w16cid:commentId w16cid:paraId="5BC9EA9E" w16cid:durableId="419EAAD5"/>
   <w16cid:commentId w16cid:paraId="2EBF9647" w16cid:durableId="3B3B3D6E"/>
   <w16cid:commentId w16cid:paraId="28375281" w16cid:durableId="7C6353F1"/>
+  <w16cid:commentId w16cid:paraId="2A484E91" w16cid:durableId="6B9FE706"/>
+  <w16cid:commentId w16cid:paraId="1D7F53F4" w16cid:durableId="2BD841C9"/>
   <w16cid:commentId w16cid:paraId="17A3905A" w16cid:durableId="7B905E81"/>
   <w16cid:commentId w16cid:paraId="2E4B1DC9" w16cid:durableId="0294B25C"/>
-  <w16cid:commentId w16cid:paraId="49DE4D75" w16cid:durableId="3DCEAB0B"/>
+  <w16cid:commentId w16cid:paraId="5EDD8670" w16cid:durableId="4AEEB44F"/>
+  <w16cid:commentId w16cid:paraId="7796373C" w16cid:durableId="653FD6D7"/>
+  <w16cid:commentId w16cid:paraId="28AB40C9" w16cid:durableId="042ABE43"/>
   <w16cid:commentId w16cid:paraId="1D989440" w16cid:durableId="7BDC6FCE"/>
 </w16cid:commentsIds>
 </file>

--- a/Manuscripts/Botanical Hormesis Testing.docx
+++ b/Manuscripts/Botanical Hormesis Testing.docx
@@ -8,10 +8,12 @@
         <w:spacing w:line="240" w:lineRule="auto"/>
         <w:jc w:val="center"/>
       </w:pPr>
+      <w:bookmarkStart w:id="0" w:name="OLE_LINK4"/>
       <w:r>
         <w:t>Testing for Botanical Hormesis using Monotonicity</w:t>
       </w:r>
     </w:p>
+    <w:bookmarkEnd w:id="0"/>
     <w:p>
       <w:pPr>
         <w:spacing w:line="240" w:lineRule="auto"/>
@@ -633,12 +635,12 @@
       <w:r>
         <w:t xml:space="preserve"> mentioned, the search for hormesis often reduces to the search for dose response curves with J or inverted J shape. In other words, the response should have a slight dip at lower doses followed by an increasing tail, or a slight bump followed by a decreasing tail. The former corresponds to a convex </w:t>
       </w:r>
-      <w:ins w:id="0" w:author="Jin, Ying (NIH/NIEHS) [F]" w:date="2026-01-22T15:41:00Z" w16du:dateUtc="2026-01-22T20:41:00Z">
+      <w:ins w:id="1" w:author="Jin, Ying (NIH/NIEHS) [F]" w:date="2026-01-22T15:41:00Z" w16du:dateUtc="2026-01-22T20:41:00Z">
         <w:r>
           <w:t>curve with increasing trend</w:t>
         </w:r>
       </w:ins>
-      <w:del w:id="1" w:author="Jin, Ying (NIH/NIEHS) [F]" w:date="2026-01-22T15:41:00Z" w16du:dateUtc="2026-01-22T20:41:00Z">
+      <w:del w:id="2" w:author="Jin, Ying (NIH/NIEHS) [F]" w:date="2026-01-22T15:41:00Z" w16du:dateUtc="2026-01-22T20:41:00Z">
         <w:r>
           <w:delText>increasing curve</w:delText>
         </w:r>
@@ -646,12 +648,12 @@
       <w:r>
         <w:t xml:space="preserve">, and the latter a </w:t>
       </w:r>
-      <w:del w:id="2" w:author="Jin, Ying (NIH/NIEHS) [F]" w:date="2026-01-22T15:41:00Z" w16du:dateUtc="2026-01-22T20:41:00Z">
+      <w:del w:id="3" w:author="Jin, Ying (NIH/NIEHS) [F]" w:date="2026-01-22T15:41:00Z" w16du:dateUtc="2026-01-22T20:41:00Z">
         <w:r>
           <w:delText>concave decreasing curve</w:delText>
         </w:r>
       </w:del>
-      <w:ins w:id="3" w:author="Jin, Ying (NIH/NIEHS) [F]" w:date="2026-01-22T15:41:00Z" w16du:dateUtc="2026-01-22T20:41:00Z">
+      <w:ins w:id="4" w:author="Jin, Ying (NIH/NIEHS) [F]" w:date="2026-01-22T15:41:00Z" w16du:dateUtc="2026-01-22T20:41:00Z">
         <w:r>
           <w:t>concave curve with decreasing trend</w:t>
         </w:r>
@@ -659,7 +661,7 @@
       <w:r>
         <w:t xml:space="preserve">. It follows that a hormetic curve can be detected by testing for convexity.  Note that testing for monotonicity is not sufficient:  while all hormetic curves are non-monotonic, not all non-monotonic curves will have a J shape.  Furthermore, a dose response </w:t>
       </w:r>
-      <w:ins w:id="4" w:author="Jin, Ying (NIH/NIEHS) [F]" w:date="2026-01-22T15:42:00Z" w16du:dateUtc="2026-01-22T20:42:00Z">
+      <w:ins w:id="5" w:author="Jin, Ying (NIH/NIEHS) [F]" w:date="2026-01-22T15:42:00Z" w16du:dateUtc="2026-01-22T20:42:00Z">
         <w:r>
           <w:t xml:space="preserve">curve </w:t>
         </w:r>
@@ -667,7 +669,7 @@
       <w:r>
         <w:t>may be convex</w:t>
       </w:r>
-      <w:ins w:id="5" w:author="Jin, Ying (NIH/NIEHS) [F]" w:date="2026-01-22T15:42:00Z" w16du:dateUtc="2026-01-22T20:42:00Z">
+      <w:ins w:id="6" w:author="Jin, Ying (NIH/NIEHS) [F]" w:date="2026-01-22T15:42:00Z" w16du:dateUtc="2026-01-22T20:42:00Z">
         <w:r>
           <w:t>/concave</w:t>
         </w:r>
@@ -675,17 +677,17 @@
       <w:r>
         <w:t xml:space="preserve"> without having a J shape, so it is important to check </w:t>
       </w:r>
-      <w:ins w:id="6" w:author="Jin, Ying (NIH/NIEHS) [F]" w:date="2026-01-22T15:43:00Z" w16du:dateUtc="2026-01-22T20:43:00Z">
+      <w:ins w:id="7" w:author="Jin, Ying (NIH/NIEHS) [F]" w:date="2026-01-22T15:43:00Z" w16du:dateUtc="2026-01-22T20:43:00Z">
         <w:r>
           <w:t>the presence of increasing/decreasing trend</w:t>
         </w:r>
       </w:ins>
-      <w:del w:id="7" w:author="Jin, Ying (NIH/NIEHS) [F]" w:date="2026-01-22T15:43:00Z" w16du:dateUtc="2026-01-22T20:43:00Z">
+      <w:del w:id="8" w:author="Jin, Ying (NIH/NIEHS) [F]" w:date="2026-01-22T15:43:00Z" w16du:dateUtc="2026-01-22T20:43:00Z">
         <w:r>
           <w:delText>that the derivative i</w:delText>
         </w:r>
       </w:del>
-      <w:del w:id="8" w:author="Jin, Ying (NIH/NIEHS) [F]" w:date="2026-01-22T15:42:00Z" w16du:dateUtc="2026-01-22T20:42:00Z">
+      <w:del w:id="9" w:author="Jin, Ying (NIH/NIEHS) [F]" w:date="2026-01-22T15:42:00Z" w16du:dateUtc="2026-01-22T20:42:00Z">
         <w:r>
           <w:delText>s monotone</w:delText>
         </w:r>
@@ -693,11 +695,11 @@
       <w:r>
         <w:t xml:space="preserve">.  A non-increasing convex curve can easily be observed with a </w:t>
       </w:r>
-      <w:bookmarkStart w:id="9" w:name="OLE_LINK2"/>
+      <w:bookmarkStart w:id="10" w:name="OLE_LINK2"/>
       <w:r>
         <w:t>sigmoidal</w:t>
       </w:r>
-      <w:bookmarkEnd w:id="9"/>
+      <w:bookmarkEnd w:id="10"/>
       <w:r>
         <w:t xml:space="preserve"> response where the dose was not high enough to reach saturation.   Hence, if a test shows evidence of a monotonically increasing and convex, or monotonically decreasing and concave, the shape being tested could be categorized as hormesis. </w:t>
       </w:r>
@@ -843,7 +845,7 @@
               </m:r>
             </m:sub>
           </m:sSub>
-          <w:bookmarkStart w:id="10" w:name="OLE_LINK3"/>
+          <w:bookmarkStart w:id="11" w:name="OLE_LINK3"/>
           <m:sSub>
             <m:sSubPr>
               <m:ctrlPr>
@@ -919,7 +921,7 @@
               </m:r>
             </m:sub>
           </m:sSub>
-          <w:bookmarkEnd w:id="10"/>
+          <w:bookmarkEnd w:id="11"/>
           <m:sSub>
             <m:sSubPr>
               <m:ctrlPr>
@@ -1374,24 +1376,24 @@
       <w:r>
         <w:t xml:space="preserve">.  </w:t>
       </w:r>
-      <w:commentRangeStart w:id="11"/>
+      <w:commentRangeStart w:id="12"/>
       <w:r>
         <w:t>If all coefficients are positive (negative), the curve will be monotone increasing (decreasing)</w:t>
       </w:r>
-      <w:commentRangeEnd w:id="11"/>
+      <w:commentRangeEnd w:id="12"/>
       <w:r>
         <w:rPr>
           <w:rStyle w:val="CommentReference"/>
           <w:sz w:val="24"/>
           <w:szCs w:val="24"/>
         </w:rPr>
-        <w:commentReference w:id="11"/>
+        <w:commentReference w:id="12"/>
       </w:r>
       <w:r>
         <w:t xml:space="preserve">. </w:t>
       </w:r>
-      <w:commentRangeStart w:id="12"/>
       <w:commentRangeStart w:id="13"/>
+      <w:commentRangeStart w:id="14"/>
       <m:oMath>
         <m:sSub>
           <m:sSubPr>
@@ -1504,23 +1506,23 @@
       <w:r>
         <w:t xml:space="preserve"> are the random effect covariates</w:t>
       </w:r>
-      <w:commentRangeEnd w:id="12"/>
+      <w:commentRangeEnd w:id="13"/>
       <w:r>
         <w:rPr>
           <w:rStyle w:val="CommentReference"/>
           <w:sz w:val="24"/>
           <w:szCs w:val="24"/>
         </w:rPr>
-        <w:commentReference w:id="12"/>
-      </w:r>
-      <w:commentRangeEnd w:id="13"/>
+        <w:commentReference w:id="13"/>
+      </w:r>
+      <w:commentRangeEnd w:id="14"/>
       <w:r>
         <w:rPr>
           <w:rStyle w:val="CommentReference"/>
           <w:sz w:val="24"/>
           <w:szCs w:val="24"/>
         </w:rPr>
-        <w:commentReference w:id="13"/>
+        <w:commentReference w:id="14"/>
       </w:r>
       <w:r>
         <w:t xml:space="preserve"> and </w:t>
@@ -1739,7 +1741,7 @@
       <w:r>
         <w:t xml:space="preserve">. </w:t>
       </w:r>
-      <w:commentRangeStart w:id="14"/>
+      <w:commentRangeStart w:id="15"/>
       <w:r>
         <w:t xml:space="preserve">The C-splines constrain the curve shape just as before: when the coefficients </w:t>
       </w:r>
@@ -1827,14 +1829,14 @@
       <w:r>
         <w:t xml:space="preserve"> are negative. </w:t>
       </w:r>
-      <w:commentRangeEnd w:id="14"/>
+      <w:commentRangeEnd w:id="15"/>
       <w:r>
         <w:rPr>
           <w:rStyle w:val="CommentReference"/>
           <w:sz w:val="24"/>
           <w:szCs w:val="24"/>
         </w:rPr>
-        <w:commentReference w:id="14"/>
+        <w:commentReference w:id="15"/>
       </w:r>
       <w:r>
         <w:t xml:space="preserve">Testing proceeds similarly to the monotonic model above. </w:t>
@@ -1847,7 +1849,7 @@
       <w:r>
         <w:t xml:space="preserve">Note that both monotonicity and convexity tests test a set of coefficients against two constraint domains separately. Therefore, the results will be four different p values </w:t>
       </w:r>
-      <w:bookmarkStart w:id="15" w:name="OLE_LINK1"/>
+      <w:bookmarkStart w:id="16" w:name="OLE_LINK1"/>
       <m:oMath>
         <m:sSub>
           <m:sSubPr>
@@ -1876,7 +1878,7 @@
           </m:sub>
         </m:sSub>
       </m:oMath>
-      <w:bookmarkEnd w:id="15"/>
+      <w:bookmarkEnd w:id="16"/>
       <w:r>
         <w:t xml:space="preserve">, </w:t>
       </w:r>
@@ -2175,18 +2177,18 @@
       <w:r>
         <w:t xml:space="preserve">, which ranks the p values and reject each hypothesis </w:t>
       </w:r>
-      <w:commentRangeStart w:id="16"/>
+      <w:commentRangeStart w:id="17"/>
       <w:r>
         <w:t>sequentially</w:t>
       </w:r>
-      <w:commentRangeEnd w:id="16"/>
+      <w:commentRangeEnd w:id="17"/>
       <w:r>
         <w:rPr>
           <w:rStyle w:val="CommentReference"/>
           <w:sz w:val="24"/>
           <w:szCs w:val="24"/>
         </w:rPr>
-        <w:commentReference w:id="16"/>
+        <w:commentReference w:id="17"/>
       </w:r>
       <w:r>
         <w:t xml:space="preserve">. </w:t>
@@ -2253,12 +2255,12 @@
       <w:r>
         <w:t xml:space="preserve">e </w:t>
       </w:r>
-      <w:ins w:id="17" w:author="Jin, Ying (NIH/NIEHS) [F]" w:date="2026-01-22T16:04:00Z" w16du:dateUtc="2026-01-22T21:04:00Z">
+      <w:ins w:id="18" w:author="Jin, Ying (NIH/NIEHS) [F]" w:date="2026-01-22T16:04:00Z" w16du:dateUtc="2026-01-22T21:04:00Z">
         <w:r>
           <w:t>within resource constraints</w:t>
         </w:r>
       </w:ins>
-      <w:del w:id="18" w:author="Jin, Ying (NIH/NIEHS) [F]" w:date="2026-01-22T16:04:00Z" w16du:dateUtc="2026-01-22T21:04:00Z">
+      <w:del w:id="19" w:author="Jin, Ying (NIH/NIEHS) [F]" w:date="2026-01-22T16:04:00Z" w16du:dateUtc="2026-01-22T21:04:00Z">
         <w:r>
           <w:delText>e for many reasons (e.g. small number of replicates, sparse or skewed dose grid, etc.)</w:delText>
         </w:r>
@@ -2316,15 +2318,15 @@
       <w:pPr>
         <w:spacing w:line="240" w:lineRule="auto"/>
       </w:pPr>
-      <w:commentRangeStart w:id="19"/>
-      <w:commentRangeEnd w:id="19"/>
+      <w:commentRangeStart w:id="20"/>
+      <w:commentRangeEnd w:id="20"/>
       <w:r>
         <w:rPr>
           <w:rStyle w:val="CommentReference"/>
           <w:sz w:val="24"/>
           <w:szCs w:val="24"/>
         </w:rPr>
-        <w:commentReference w:id="19"/>
+        <w:commentReference w:id="20"/>
       </w:r>
     </w:p>
     <w:p>
@@ -2348,28 +2350,28 @@
       <w:r>
         <w:t xml:space="preserve">Scalability and </w:t>
       </w:r>
-      <w:commentRangeStart w:id="20"/>
       <w:commentRangeStart w:id="21"/>
+      <w:commentRangeStart w:id="22"/>
       <w:r>
         <w:t>Visualization</w:t>
       </w:r>
-      <w:commentRangeEnd w:id="20"/>
+      <w:commentRangeEnd w:id="21"/>
       <w:r>
         <w:rPr>
           <w:rStyle w:val="CommentReference"/>
           <w:sz w:val="28"/>
           <w:szCs w:val="28"/>
         </w:rPr>
-        <w:commentReference w:id="20"/>
-      </w:r>
-      <w:commentRangeEnd w:id="21"/>
+        <w:commentReference w:id="21"/>
+      </w:r>
+      <w:commentRangeEnd w:id="22"/>
       <w:r>
         <w:rPr>
           <w:rStyle w:val="CommentReference"/>
           <w:sz w:val="28"/>
           <w:szCs w:val="28"/>
         </w:rPr>
-        <w:commentReference w:id="21"/>
+        <w:commentReference w:id="22"/>
       </w:r>
     </w:p>
     <w:p>
@@ -2520,18 +2522,18 @@
       <w:r>
         <w:t xml:space="preserve">, which will need further investigation or </w:t>
       </w:r>
-      <w:commentRangeStart w:id="22"/>
+      <w:commentRangeStart w:id="23"/>
       <w:r>
         <w:t>validation</w:t>
       </w:r>
-      <w:commentRangeEnd w:id="22"/>
+      <w:commentRangeEnd w:id="23"/>
       <w:r>
         <w:rPr>
           <w:rStyle w:val="CommentReference"/>
           <w:sz w:val="24"/>
           <w:szCs w:val="24"/>
         </w:rPr>
-        <w:commentReference w:id="22"/>
+        <w:commentReference w:id="23"/>
       </w:r>
       <w:r>
         <w:t xml:space="preserve">. </w:t>
@@ -2541,36 +2543,31 @@
       <w:pPr>
         <w:spacing w:line="240" w:lineRule="auto"/>
       </w:pPr>
-    </w:p>
-    <w:p>
-      <w:pPr>
-        <w:spacing w:line="240" w:lineRule="auto"/>
-      </w:pPr>
       <w:r>
         <w:t>As a solution to the issues above, w</w:t>
       </w:r>
-      <w:commentRangeStart w:id="23"/>
       <w:commentRangeStart w:id="24"/>
+      <w:commentRangeStart w:id="25"/>
       <w:r>
         <w:t xml:space="preserve">e developed </w:t>
       </w:r>
-      <w:commentRangeEnd w:id="23"/>
+      <w:commentRangeEnd w:id="24"/>
       <w:r>
         <w:rPr>
           <w:rStyle w:val="CommentReference"/>
           <w:sz w:val="24"/>
           <w:szCs w:val="24"/>
         </w:rPr>
-        <w:commentReference w:id="23"/>
-      </w:r>
-      <w:commentRangeEnd w:id="24"/>
+        <w:commentReference w:id="24"/>
+      </w:r>
+      <w:commentRangeEnd w:id="25"/>
       <w:r>
         <w:rPr>
           <w:rStyle w:val="CommentReference"/>
           <w:sz w:val="24"/>
           <w:szCs w:val="24"/>
         </w:rPr>
-        <w:commentReference w:id="24"/>
+        <w:commentReference w:id="25"/>
       </w:r>
       <w:r>
         <w:t xml:space="preserve">a </w:t>
@@ -2606,7 +2603,19 @@
         <w:t>surface</w:t>
       </w:r>
       <w:r>
-        <w:t xml:space="preserve">. The structure of this figure resembles a scatter plot, where each dose response pair is indicated by a point. The surface is divided into four panels, representing shape classification on two different scales: convex/concave horizontally; decrease/increase vertically. The position of dose-reponse points are determined by the four p values from SHARP test </w:t>
+        <w:t>. The structure of this figure resembles a scatter plot, where each dose response pair is indicated by a point. The surface is divided into four panels, representing shape classification on two different scales: convex/concave horizontally; decrease/increase vertically. The position of dose-re</w:t>
+      </w:r>
+      <w:r>
+        <w:t>s</w:t>
+      </w:r>
+      <w:r>
+        <w:t xml:space="preserve">ponse points </w:t>
+      </w:r>
+      <w:r>
+        <w:t>is</w:t>
+      </w:r>
+      <w:r>
+        <w:t xml:space="preserve"> determined by the four p values from SHARP test </w:t>
       </w:r>
       <w:r>
         <w:t xml:space="preserve">values </w:t>
@@ -3458,11 +3467,11 @@
         <w:t>assigns the dose response point to the</w:t>
       </w:r>
       <w:r>
-        <w:t xml:space="preserve"> side it more likely belongs to along the increase/decrease or convex/concave axis. And among </w:t>
+        <w:t xml:space="preserve"> side it more likely belongs to along the increase/decrease or convex/concave axis. And among points on the same side, points that are more likely to belong here are positioned further </w:t>
       </w:r>
       <w:r>
         <w:lastRenderedPageBreak/>
-        <w:t xml:space="preserve">points on the same side, points that are more likely to belong here are positioned further away from the axis. The panel division shows the shape classification and the distance between points and axis shows the uncertainty of the test. </w:t>
+        <w:t xml:space="preserve">away from the axis. The panel division shows the shape classification and the distance between points and axis shows the uncertainty of the test. </w:t>
       </w:r>
     </w:p>
     <w:p>
@@ -3512,12 +3521,12 @@
       <w:r>
         <w:t xml:space="preserve">the </w:t>
       </w:r>
-      <w:ins w:id="25" w:author="Jin, Ying (NIH/NIEHS) [F]" w:date="2026-01-22T16:11:00Z" w16du:dateUtc="2026-01-22T21:11:00Z">
+      <w:ins w:id="26" w:author="Jin, Ying (NIH/NIEHS) [F]" w:date="2026-01-22T16:11:00Z" w16du:dateUtc="2026-01-22T21:11:00Z">
         <w:r>
           <w:t>layout</w:t>
         </w:r>
       </w:ins>
-      <w:del w:id="26" w:author="Jin, Ying (NIH/NIEHS) [F]" w:date="2026-01-22T16:11:00Z" w16du:dateUtc="2026-01-22T21:11:00Z">
+      <w:del w:id="27" w:author="Jin, Ying (NIH/NIEHS) [F]" w:date="2026-01-22T16:11:00Z" w16du:dateUtc="2026-01-22T21:11:00Z">
         <w:r>
           <w:delText>plotting</w:delText>
         </w:r>
@@ -3572,82 +3581,119 @@
       <w:pPr>
         <w:spacing w:line="240" w:lineRule="auto"/>
       </w:pPr>
+      <w:r>
+        <w:t xml:space="preserve">Figure 1 below shows an example of visualizing test scores of Turmeric (lot90H73) between five different assays. </w:t>
+      </w:r>
+      <w:r>
+        <w:t>The shape classification made by SHARP is indicated by color</w:t>
+      </w:r>
+      <w:r>
+        <w:t>, and points with the same color are repeated tests on the same dose-re</w:t>
+      </w:r>
+      <w:r>
+        <w:t>s</w:t>
+      </w:r>
+      <w:r>
+        <w:t xml:space="preserve">ponse curve. </w:t>
+      </w:r>
+      <w:r>
+        <w:t xml:space="preserve">From this figure, we can clearly see that </w:t>
+      </w:r>
+      <w:r>
+        <w:t xml:space="preserve">p values from repeated test on the same dose-response curve </w:t>
+      </w:r>
+      <w:r>
+        <w:t>are similar, and</w:t>
+      </w:r>
+      <w:r>
+        <w:t xml:space="preserve"> </w:t>
+      </w:r>
+      <w:r>
+        <w:t xml:space="preserve">different shape classification corresponds to different regions on the graph. </w:t>
+      </w:r>
+      <w:r>
+        <w:t>For example, t</w:t>
+      </w:r>
+      <w:r>
+        <w:t xml:space="preserve">he pink points </w:t>
+      </w:r>
+      <w:r>
+        <w:t xml:space="preserve">fall in the lower right corner outside the significance threshold, which </w:t>
+      </w:r>
+      <w:r>
+        <w:t>i</w:t>
+      </w:r>
+      <w:r>
+        <w:t>s</w:t>
+      </w:r>
+      <w:r>
+        <w:t xml:space="preserve"> the region of hormesis with concave curves with </w:t>
+      </w:r>
+      <w:r>
+        <w:t>de</w:t>
+      </w:r>
+      <w:r>
+        <w:t>creasing trend.</w:t>
+      </w:r>
+      <w:r>
+        <w:t xml:space="preserve"> The </w:t>
+      </w:r>
+      <w:r>
+        <w:t xml:space="preserve">dose-response curve </w:t>
+      </w:r>
+      <w:r>
+        <w:t>corresponding</w:t>
+      </w:r>
+      <w:r>
+        <w:t xml:space="preserve"> to this</w:t>
+      </w:r>
+      <w:r>
+        <w:t xml:space="preserve"> assay, </w:t>
+      </w:r>
+      <w:r>
+        <w:t xml:space="preserve">rt-viability-hepg2-glo-0h, </w:t>
+      </w:r>
+      <w:r>
+        <w:t xml:space="preserve">is showed below with the same color, with an upward J-shape. Similarly, teal points </w:t>
+      </w:r>
+      <w:r>
+        <w:t xml:space="preserve">(rt-viability-hek293-flor-p1_0h) fall in the upper left corner, indicating hormesis with increasing J-shape. </w:t>
+      </w:r>
+      <w:r>
+        <w:t xml:space="preserve">For both </w:t>
+      </w:r>
+      <w:r>
+        <w:t>assays</w:t>
+      </w:r>
+      <w:r>
+        <w:t xml:space="preserve">, their clusters of points fall in the same region, reflecting high certainty </w:t>
+      </w:r>
+      <w:r>
+        <w:t xml:space="preserve">of </w:t>
+      </w:r>
+      <w:r>
+        <w:t>shape classification. On the other hand, the red cluster, aromatase-er-aromatase</w:t>
+      </w:r>
+      <w:r>
+        <w:t>-p1_luc, falls on the significance boundary of concavity. It means that across repetitions, the tests c</w:t>
+      </w:r>
+      <w:r>
+        <w:t>onc</w:t>
+      </w:r>
+      <w:r>
+        <w:t xml:space="preserve">lusions changes between </w:t>
+      </w:r>
+      <w:r>
+        <w:t>concave with decreasing trend and decreasing alone</w:t>
+      </w:r>
+      <w:r>
+        <w:t xml:space="preserve">. It is ambiguous whether this assay shows hormesis or simple monotonicity. </w:t>
+      </w:r>
     </w:p>
     <w:p>
       <w:pPr>
         <w:spacing w:line="240" w:lineRule="auto"/>
       </w:pPr>
-      <w:r>
-        <w:t xml:space="preserve">Other Considerations </w:t>
-      </w:r>
-    </w:p>
-    <w:p>
-      <w:pPr>
-        <w:spacing w:line="240" w:lineRule="auto"/>
-      </w:pPr>
-      <w:r>
-        <w:t>% ambiguities: weak p-values vs strong p-values, how to interpret weak results?  More doses needed, specify higher or lower doses needed?</w:t>
-      </w:r>
-    </w:p>
-    <w:p>
-      <w:pPr>
-        <w:spacing w:line="240" w:lineRule="auto"/>
-      </w:pPr>
-      <w:r>
-        <w:t xml:space="preserve">% How did we handle replicates?  </w:t>
-      </w:r>
-    </w:p>
-    <w:p>
-      <w:pPr>
-        <w:spacing w:line="240" w:lineRule="auto"/>
-      </w:pPr>
-      <w:r>
-        <w:t>% for the variability in the pvalue, we used median.  What about the voting approach?  Is the median statistical valid?</w:t>
-      </w:r>
-    </w:p>
-    <w:p>
-      <w:pPr>
-        <w:pStyle w:val="Heading2"/>
-        <w:spacing w:line="240" w:lineRule="auto"/>
-      </w:pPr>
-      <w:r>
-        <w:t>Results</w:t>
-      </w:r>
-    </w:p>
-    <w:p>
-      <w:pPr>
-        <w:spacing w:line="240" w:lineRule="auto"/>
-      </w:pPr>
-      <w:r>
-        <w:t xml:space="preserve">Figure 1 illustrates the results of our analysis as a heatmap.  </w:t>
-      </w:r>
-      <w:r>
-        <w:t xml:space="preserve">Note that the results exclude channel 1 and channel 2 from the BLA assay, since these channels represent complementary signals of cleaved and uncleaved fluorescing proteins, and their ratio is used to determine activity.  </w:t>
-      </w:r>
-      <w:r>
-        <w:t xml:space="preserve">There is significant structure in the figure in the form of horizontal and vertical lines.  This structure implies some assays or chemicals are consistently hormetic.  A large swath of assays for viability over time show hormesis for the </w:t>
-      </w:r>
-      <w:r>
-        <w:t>t</w:t>
-      </w:r>
-      <w:r>
-        <w:t xml:space="preserve">urmeric </w:t>
-      </w:r>
-      <w:r>
-        <w:t xml:space="preserve">botanical group </w:t>
-      </w:r>
-      <w:r>
-        <w:t xml:space="preserve">and </w:t>
-      </w:r>
-      <w:r>
-        <w:t>the quercetin form of gingko</w:t>
-      </w:r>
-      <w:r>
-        <w:t xml:space="preserve">.  </w:t>
-      </w:r>
-      <w:r>
-        <w:t>Goldenseal shows consistent hormetic activity across AHR, ARE, and MMP assays, while the ARE assay also shows activity for guggul, kava kava, and citral.</w:t>
-      </w:r>
     </w:p>
     <w:p>
       <w:pPr>
@@ -3659,10 +3705,10 @@
         </w:rPr>
         <w:lastRenderedPageBreak/>
         <w:drawing>
-          <wp:inline distT="0" distB="0" distL="0" distR="0" wp14:anchorId="5D874573" wp14:editId="2C2E082C">
-            <wp:extent cx="5943600" cy="7924800"/>
-            <wp:effectExtent l="0" t="0" r="0" b="0"/>
-            <wp:docPr id="383121157" name="Picture 2" descr="Diagram&#10;&#10;AI-generated content may be incorrect."/>
+          <wp:inline distT="0" distB="0" distL="0" distR="0" wp14:anchorId="050E04C1" wp14:editId="6DB97EA6">
+            <wp:extent cx="5943600" cy="7132320"/>
+            <wp:effectExtent l="0" t="0" r="0" b="5080"/>
+            <wp:docPr id="1600425332" name="Picture 2" descr="Chart&#10;&#10;AI-generated content may be incorrect."/>
             <wp:cNvGraphicFramePr>
               <a:graphicFrameLocks xmlns:a="http://schemas.openxmlformats.org/drawingml/2006/main" noChangeAspect="1"/>
             </wp:cNvGraphicFramePr>
@@ -3670,11 +3716,188 @@
               <a:graphicData uri="http://schemas.openxmlformats.org/drawingml/2006/picture">
                 <pic:pic xmlns:pic="http://schemas.openxmlformats.org/drawingml/2006/picture">
                   <pic:nvPicPr>
-                    <pic:cNvPr id="383121157" name="Picture 2" descr="Diagram&#10;&#10;AI-generated content may be incorrect."/>
+                    <pic:cNvPr id="1600425332" name="Picture 2" descr="Chart&#10;&#10;AI-generated content may be incorrect."/>
                     <pic:cNvPicPr/>
                   </pic:nvPicPr>
                   <pic:blipFill>
                     <a:blip r:embed="rId9" cstate="print">
+                      <a:extLst>
+                        <a:ext uri="{28A0092B-C50C-407E-A947-70E740481C1C}">
+                          <a14:useLocalDpi xmlns:a14="http://schemas.microsoft.com/office/drawing/2010/main" val="0"/>
+                        </a:ext>
+                      </a:extLst>
+                    </a:blip>
+                    <a:stretch>
+                      <a:fillRect/>
+                    </a:stretch>
+                  </pic:blipFill>
+                  <pic:spPr>
+                    <a:xfrm>
+                      <a:off x="0" y="0"/>
+                      <a:ext cx="5943600" cy="7132320"/>
+                    </a:xfrm>
+                    <a:prstGeom prst="rect">
+                      <a:avLst/>
+                    </a:prstGeom>
+                  </pic:spPr>
+                </pic:pic>
+              </a:graphicData>
+            </a:graphic>
+          </wp:inline>
+        </w:drawing>
+      </w:r>
+    </w:p>
+    <w:p>
+      <w:pPr>
+        <w:spacing w:line="240" w:lineRule="auto"/>
+      </w:pPr>
+      <w:r>
+        <w:rPr>
+          <w:b/>
+          <w:bCs/>
+        </w:rPr>
+        <w:t xml:space="preserve">Figure </w:t>
+      </w:r>
+      <w:r>
+        <w:rPr>
+          <w:b/>
+          <w:bCs/>
+        </w:rPr>
+        <w:t>2</w:t>
+      </w:r>
+      <w:r>
+        <w:t xml:space="preserve">:  </w:t>
+      </w:r>
+      <w:r>
+        <w:t xml:space="preserve">An example of visualizing SHARP test results </w:t>
+      </w:r>
+      <w:r>
+        <w:t xml:space="preserve">of </w:t>
+      </w:r>
+      <w:r>
+        <w:t>Turmeric (lot 90H73)</w:t>
+      </w:r>
+      <w:r>
+        <w:t xml:space="preserve"> and five </w:t>
+      </w:r>
+      <w:r>
+        <w:t xml:space="preserve">assays. </w:t>
+      </w:r>
+      <w:r>
+        <w:t xml:space="preserve">Each color represents a different assay with its shape classification. </w:t>
+      </w:r>
+      <w:r>
+        <w:t>Points with the same color are repeated tests on the same dose-response curve</w:t>
+      </w:r>
+    </w:p>
+    <w:p>
+      <w:pPr>
+        <w:spacing w:line="240" w:lineRule="auto"/>
+      </w:pPr>
+    </w:p>
+    <w:p>
+      <w:pPr>
+        <w:spacing w:line="240" w:lineRule="auto"/>
+      </w:pPr>
+      <w:r>
+        <w:lastRenderedPageBreak/>
+        <w:t xml:space="preserve">Other Considerations </w:t>
+      </w:r>
+    </w:p>
+    <w:p>
+      <w:pPr>
+        <w:spacing w:line="240" w:lineRule="auto"/>
+      </w:pPr>
+      <w:r>
+        <w:t>% ambiguities: weak p-values vs strong p-values, how to interpret weak results?  More doses needed, specify higher or lower doses needed?</w:t>
+      </w:r>
+    </w:p>
+    <w:p>
+      <w:pPr>
+        <w:spacing w:line="240" w:lineRule="auto"/>
+      </w:pPr>
+      <w:r>
+        <w:t xml:space="preserve">% How did we handle replicates?  </w:t>
+      </w:r>
+    </w:p>
+    <w:p>
+      <w:pPr>
+        <w:spacing w:line="240" w:lineRule="auto"/>
+      </w:pPr>
+      <w:r>
+        <w:t>% for the variability in the pvalue, we used median.  What about the voting approach?  Is the median statistical valid?</w:t>
+      </w:r>
+    </w:p>
+    <w:p>
+      <w:pPr>
+        <w:pStyle w:val="Heading2"/>
+        <w:spacing w:line="240" w:lineRule="auto"/>
+      </w:pPr>
+      <w:r>
+        <w:t>Results</w:t>
+      </w:r>
+    </w:p>
+    <w:p>
+      <w:pPr>
+        <w:spacing w:line="240" w:lineRule="auto"/>
+      </w:pPr>
+      <w:r>
+        <w:t xml:space="preserve">Figure 1 illustrates the results of our analysis as a heatmap.  </w:t>
+      </w:r>
+      <w:r>
+        <w:t xml:space="preserve">Note that the results exclude channel 1 and channel 2 from the BLA assay, since these channels represent complementary signals of cleaved and uncleaved fluorescing proteins, and their ratio is used to determine activity.  </w:t>
+      </w:r>
+      <w:r>
+        <w:t xml:space="preserve">There is significant structure in the figure in the form of horizontal and vertical lines.  This structure implies some assays or chemicals are consistently hormetic.  A large swath of assays for viability over time show hormesis for the </w:t>
+      </w:r>
+      <w:r>
+        <w:t>t</w:t>
+      </w:r>
+      <w:r>
+        <w:t xml:space="preserve">urmeric </w:t>
+      </w:r>
+      <w:r>
+        <w:t xml:space="preserve">botanical group </w:t>
+      </w:r>
+      <w:r>
+        <w:t xml:space="preserve">and </w:t>
+      </w:r>
+      <w:r>
+        <w:t>the quercetin form of gingko</w:t>
+      </w:r>
+      <w:r>
+        <w:t xml:space="preserve">.  </w:t>
+      </w:r>
+      <w:r>
+        <w:t>Goldenseal shows consistent hormetic activity across AHR, ARE, and MMP assays, while the ARE assay also shows activity for guggul, kava kava, and citral.</w:t>
+      </w:r>
+    </w:p>
+    <w:p>
+      <w:pPr>
+        <w:spacing w:line="240" w:lineRule="auto"/>
+      </w:pPr>
+      <w:r>
+        <w:rPr>
+          <w:noProof/>
+        </w:rPr>
+        <w:lastRenderedPageBreak/>
+        <w:drawing>
+          <wp:inline distT="0" distB="0" distL="0" distR="0" wp14:anchorId="0C624F0F" wp14:editId="33820085">
+            <wp:extent cx="5943600" cy="7924800"/>
+            <wp:effectExtent l="0" t="0" r="0" b="0"/>
+            <wp:docPr id="352529006" name="Picture 1" descr="Diagram&#10;&#10;AI-generated content may be incorrect."/>
+            <wp:cNvGraphicFramePr>
+              <a:graphicFrameLocks xmlns:a="http://schemas.openxmlformats.org/drawingml/2006/main" noChangeAspect="1"/>
+            </wp:cNvGraphicFramePr>
+            <a:graphic xmlns:a="http://schemas.openxmlformats.org/drawingml/2006/main">
+              <a:graphicData uri="http://schemas.openxmlformats.org/drawingml/2006/picture">
+                <pic:pic xmlns:pic="http://schemas.openxmlformats.org/drawingml/2006/picture">
+                  <pic:nvPicPr>
+                    <pic:cNvPr id="352529006" name="Picture 1" descr="Diagram&#10;&#10;AI-generated content may be incorrect."/>
+                    <pic:cNvPicPr/>
+                  </pic:nvPicPr>
+                  <pic:blipFill>
+                    <a:blip r:embed="rId10" cstate="print">
                       <a:extLst>
                         <a:ext uri="{28A0092B-C50C-407E-A947-70E740481C1C}">
                           <a14:useLocalDpi xmlns:a14="http://schemas.microsoft.com/office/drawing/2010/main" val="0"/>
@@ -3715,28 +3938,28 @@
       <w:r>
         <w:t xml:space="preserve">:  Results </w:t>
       </w:r>
-      <w:commentRangeStart w:id="27"/>
       <w:commentRangeStart w:id="28"/>
+      <w:commentRangeStart w:id="29"/>
       <w:r>
         <w:t>from Shape Analysis</w:t>
       </w:r>
-      <w:commentRangeEnd w:id="27"/>
+      <w:commentRangeEnd w:id="28"/>
       <w:r>
         <w:rPr>
           <w:rStyle w:val="CommentReference"/>
           <w:sz w:val="24"/>
           <w:szCs w:val="24"/>
         </w:rPr>
-        <w:commentReference w:id="27"/>
-      </w:r>
-      <w:commentRangeEnd w:id="28"/>
+        <w:commentReference w:id="28"/>
+      </w:r>
+      <w:commentRangeEnd w:id="29"/>
       <w:r>
         <w:rPr>
           <w:rStyle w:val="CommentReference"/>
           <w:sz w:val="24"/>
           <w:szCs w:val="24"/>
         </w:rPr>
-        <w:commentReference w:id="28"/>
+        <w:commentReference w:id="29"/>
       </w:r>
       <w:r>
         <w:t xml:space="preserve">.  </w:t>
@@ -3940,7 +4163,43 @@
                 <w:sz w:val="21"/>
                 <w:szCs w:val="21"/>
               </w:rPr>
-              <w:t>158 (58.52%)</w:t>
+              <w:t>15</w:t>
+            </w:r>
+            <w:r>
+              <w:rPr>
+                <w:rFonts w:ascii="Helvetica Neue" w:hAnsi="Helvetica Neue"/>
+                <w:color w:val="000000"/>
+                <w:sz w:val="21"/>
+                <w:szCs w:val="21"/>
+              </w:rPr>
+              <w:t>7</w:t>
+            </w:r>
+            <w:r>
+              <w:rPr>
+                <w:rFonts w:ascii="Helvetica Neue" w:hAnsi="Helvetica Neue"/>
+                <w:color w:val="000000"/>
+                <w:sz w:val="21"/>
+                <w:szCs w:val="21"/>
+              </w:rPr>
+              <w:t xml:space="preserve"> (58.</w:t>
+            </w:r>
+            <w:r>
+              <w:rPr>
+                <w:rFonts w:ascii="Helvetica Neue" w:hAnsi="Helvetica Neue"/>
+                <w:color w:val="000000"/>
+                <w:sz w:val="21"/>
+                <w:szCs w:val="21"/>
+              </w:rPr>
+              <w:t>15</w:t>
+            </w:r>
+            <w:r>
+              <w:rPr>
+                <w:rFonts w:ascii="Helvetica Neue" w:hAnsi="Helvetica Neue"/>
+                <w:color w:val="000000"/>
+                <w:sz w:val="21"/>
+                <w:szCs w:val="21"/>
+              </w:rPr>
+              <w:t>%)</w:t>
             </w:r>
           </w:p>
         </w:tc>
@@ -4460,7 +4719,34 @@
                 <w:sz w:val="21"/>
                 <w:szCs w:val="21"/>
               </w:rPr>
-              <w:t>21 (3.24%)</w:t>
+              <w:t>19</w:t>
+            </w:r>
+            <w:r>
+              <w:rPr>
+                <w:rFonts w:ascii="Helvetica Neue" w:hAnsi="Helvetica Neue"/>
+                <w:color w:val="000000"/>
+                <w:sz w:val="21"/>
+                <w:szCs w:val="21"/>
+              </w:rPr>
+              <w:t xml:space="preserve"> (</w:t>
+            </w:r>
+            <w:r>
+              <w:rPr>
+                <w:rFonts w:ascii="Helvetica Neue" w:hAnsi="Helvetica Neue"/>
+                <w:color w:val="000000"/>
+                <w:sz w:val="21"/>
+                <w:szCs w:val="21"/>
+              </w:rPr>
+              <w:t>2.93</w:t>
+            </w:r>
+            <w:r>
+              <w:rPr>
+                <w:rFonts w:ascii="Helvetica Neue" w:hAnsi="Helvetica Neue"/>
+                <w:color w:val="000000"/>
+                <w:sz w:val="21"/>
+                <w:szCs w:val="21"/>
+              </w:rPr>
+              <w:t>%)</w:t>
             </w:r>
           </w:p>
         </w:tc>
@@ -5179,7 +5465,51 @@
                 <w:sz w:val="21"/>
                 <w:szCs w:val="21"/>
               </w:rPr>
-              <w:t>562 (12%)</w:t>
+              <w:t>56</w:t>
+            </w:r>
+            <w:r>
+              <w:rPr>
+                <w:rFonts w:ascii="Helvetica Neue" w:hAnsi="Helvetica Neue"/>
+                <w:b/>
+                <w:bCs/>
+                <w:color w:val="000000"/>
+                <w:sz w:val="21"/>
+                <w:szCs w:val="21"/>
+              </w:rPr>
+              <w:t>1</w:t>
+            </w:r>
+            <w:r>
+              <w:rPr>
+                <w:rFonts w:ascii="Helvetica Neue" w:hAnsi="Helvetica Neue"/>
+                <w:b/>
+                <w:bCs/>
+                <w:color w:val="000000"/>
+                <w:sz w:val="21"/>
+                <w:szCs w:val="21"/>
+              </w:rPr>
+              <w:t xml:space="preserve"> (1</w:t>
+            </w:r>
+            <w:r>
+              <w:rPr>
+                <w:rFonts w:ascii="Helvetica Neue" w:hAnsi="Helvetica Neue"/>
+                <w:b/>
+                <w:bCs/>
+                <w:color w:val="000000"/>
+                <w:sz w:val="21"/>
+                <w:szCs w:val="21"/>
+              </w:rPr>
+              <w:t>1.54</w:t>
+            </w:r>
+            <w:r>
+              <w:rPr>
+                <w:rFonts w:ascii="Helvetica Neue" w:hAnsi="Helvetica Neue"/>
+                <w:b/>
+                <w:bCs/>
+                <w:color w:val="000000"/>
+                <w:sz w:val="21"/>
+                <w:szCs w:val="21"/>
+              </w:rPr>
+              <w:t>%)</w:t>
             </w:r>
           </w:p>
         </w:tc>
@@ -6541,7 +6871,73 @@
                 <w:szCs w:val="21"/>
                 <w14:ligatures w14:val="none"/>
               </w:rPr>
-              <w:t>39 (43.33%)</w:t>
+              <w:t>3</w:t>
+            </w:r>
+            <w:r>
+              <w:rPr>
+                <w:rFonts w:ascii="Helvetica" w:eastAsia="Times New Roman" w:hAnsi="Helvetica" w:cs="Times New Roman"/>
+                <w:color w:val="000000"/>
+                <w:kern w:val="0"/>
+                <w:sz w:val="21"/>
+                <w:szCs w:val="21"/>
+                <w14:ligatures w14:val="none"/>
+              </w:rPr>
+              <w:t>8</w:t>
+            </w:r>
+            <w:r>
+              <w:rPr>
+                <w:rFonts w:ascii="Helvetica" w:eastAsia="Times New Roman" w:hAnsi="Helvetica" w:cs="Times New Roman"/>
+                <w:color w:val="000000"/>
+                <w:kern w:val="0"/>
+                <w:sz w:val="21"/>
+                <w:szCs w:val="21"/>
+                <w14:ligatures w14:val="none"/>
+              </w:rPr>
+              <w:t xml:space="preserve"> (4</w:t>
+            </w:r>
+            <w:r>
+              <w:rPr>
+                <w:rFonts w:ascii="Helvetica" w:eastAsia="Times New Roman" w:hAnsi="Helvetica" w:cs="Times New Roman"/>
+                <w:color w:val="000000"/>
+                <w:kern w:val="0"/>
+                <w:sz w:val="21"/>
+                <w:szCs w:val="21"/>
+                <w14:ligatures w14:val="none"/>
+              </w:rPr>
+              <w:t>2</w:t>
+            </w:r>
+            <w:r>
+              <w:rPr>
+                <w:rFonts w:ascii="Helvetica" w:eastAsia="Times New Roman" w:hAnsi="Helvetica" w:cs="Times New Roman"/>
+                <w:color w:val="000000"/>
+                <w:kern w:val="0"/>
+                <w:sz w:val="21"/>
+                <w:szCs w:val="21"/>
+                <w14:ligatures w14:val="none"/>
+              </w:rPr>
+              <w:t>.</w:t>
+            </w:r>
+            <w:r>
+              <w:rPr>
+                <w:rFonts w:ascii="Helvetica" w:eastAsia="Times New Roman" w:hAnsi="Helvetica" w:cs="Times New Roman"/>
+                <w:color w:val="000000"/>
+                <w:kern w:val="0"/>
+                <w:sz w:val="21"/>
+                <w:szCs w:val="21"/>
+                <w14:ligatures w14:val="none"/>
+              </w:rPr>
+              <w:t>22</w:t>
+            </w:r>
+            <w:r>
+              <w:rPr>
+                <w:rFonts w:ascii="Helvetica" w:eastAsia="Times New Roman" w:hAnsi="Helvetica" w:cs="Times New Roman"/>
+                <w:color w:val="000000"/>
+                <w:kern w:val="0"/>
+                <w:sz w:val="21"/>
+                <w:szCs w:val="21"/>
+                <w14:ligatures w14:val="none"/>
+              </w:rPr>
+              <w:t>%)</w:t>
             </w:r>
           </w:p>
         </w:tc>
@@ -6571,7 +6967,62 @@
                 <w:szCs w:val="21"/>
                 <w14:ligatures w14:val="none"/>
               </w:rPr>
-              <w:t>4 (4.44%)</w:t>
+              <w:t>3</w:t>
+            </w:r>
+            <w:r>
+              <w:rPr>
+                <w:rFonts w:ascii="Helvetica" w:eastAsia="Times New Roman" w:hAnsi="Helvetica" w:cs="Times New Roman"/>
+                <w:color w:val="000000"/>
+                <w:kern w:val="0"/>
+                <w:sz w:val="21"/>
+                <w:szCs w:val="21"/>
+                <w14:ligatures w14:val="none"/>
+              </w:rPr>
+              <w:t xml:space="preserve"> (</w:t>
+            </w:r>
+            <w:r>
+              <w:rPr>
+                <w:rFonts w:ascii="Helvetica" w:eastAsia="Times New Roman" w:hAnsi="Helvetica" w:cs="Times New Roman"/>
+                <w:color w:val="000000"/>
+                <w:kern w:val="0"/>
+                <w:sz w:val="21"/>
+                <w:szCs w:val="21"/>
+                <w14:ligatures w14:val="none"/>
+              </w:rPr>
+              <w:t>3</w:t>
+            </w:r>
+            <w:r>
+              <w:rPr>
+                <w:rFonts w:ascii="Helvetica" w:eastAsia="Times New Roman" w:hAnsi="Helvetica" w:cs="Times New Roman"/>
+                <w:color w:val="000000"/>
+                <w:kern w:val="0"/>
+                <w:sz w:val="21"/>
+                <w:szCs w:val="21"/>
+                <w14:ligatures w14:val="none"/>
+              </w:rPr>
+              <w:t>.</w:t>
+            </w:r>
+            <w:r>
+              <w:rPr>
+                <w:rFonts w:ascii="Helvetica" w:eastAsia="Times New Roman" w:hAnsi="Helvetica" w:cs="Times New Roman"/>
+                <w:color w:val="000000"/>
+                <w:kern w:val="0"/>
+                <w:sz w:val="21"/>
+                <w:szCs w:val="21"/>
+                <w14:ligatures w14:val="none"/>
+              </w:rPr>
+              <w:t>33</w:t>
+            </w:r>
+            <w:r>
+              <w:rPr>
+                <w:rFonts w:ascii="Helvetica" w:eastAsia="Times New Roman" w:hAnsi="Helvetica" w:cs="Times New Roman"/>
+                <w:color w:val="000000"/>
+                <w:kern w:val="0"/>
+                <w:sz w:val="21"/>
+                <w:szCs w:val="21"/>
+                <w14:ligatures w14:val="none"/>
+              </w:rPr>
+              <w:t>%)</w:t>
             </w:r>
           </w:p>
         </w:tc>
@@ -7835,7 +8286,73 @@
                 <w:szCs w:val="21"/>
                 <w14:ligatures w14:val="none"/>
               </w:rPr>
-              <w:t>14 (15.56%)</w:t>
+              <w:t>1</w:t>
+            </w:r>
+            <w:r>
+              <w:rPr>
+                <w:rFonts w:ascii="Helvetica Neue" w:eastAsia="Times New Roman" w:hAnsi="Helvetica Neue" w:cs="Times New Roman"/>
+                <w:color w:val="000000"/>
+                <w:kern w:val="0"/>
+                <w:sz w:val="21"/>
+                <w:szCs w:val="21"/>
+                <w14:ligatures w14:val="none"/>
+              </w:rPr>
+              <w:t>6</w:t>
+            </w:r>
+            <w:r>
+              <w:rPr>
+                <w:rFonts w:ascii="Helvetica Neue" w:eastAsia="Times New Roman" w:hAnsi="Helvetica Neue" w:cs="Times New Roman"/>
+                <w:color w:val="000000"/>
+                <w:kern w:val="0"/>
+                <w:sz w:val="21"/>
+                <w:szCs w:val="21"/>
+                <w14:ligatures w14:val="none"/>
+              </w:rPr>
+              <w:t xml:space="preserve"> (1</w:t>
+            </w:r>
+            <w:r>
+              <w:rPr>
+                <w:rFonts w:ascii="Helvetica Neue" w:eastAsia="Times New Roman" w:hAnsi="Helvetica Neue" w:cs="Times New Roman"/>
+                <w:color w:val="000000"/>
+                <w:kern w:val="0"/>
+                <w:sz w:val="21"/>
+                <w:szCs w:val="21"/>
+                <w14:ligatures w14:val="none"/>
+              </w:rPr>
+              <w:t>6</w:t>
+            </w:r>
+            <w:r>
+              <w:rPr>
+                <w:rFonts w:ascii="Helvetica Neue" w:eastAsia="Times New Roman" w:hAnsi="Helvetica Neue" w:cs="Times New Roman"/>
+                <w:color w:val="000000"/>
+                <w:kern w:val="0"/>
+                <w:sz w:val="21"/>
+                <w:szCs w:val="21"/>
+                <w14:ligatures w14:val="none"/>
+              </w:rPr>
+              <w:t>.</w:t>
+            </w:r>
+            <w:r>
+              <w:rPr>
+                <w:rFonts w:ascii="Helvetica Neue" w:eastAsia="Times New Roman" w:hAnsi="Helvetica Neue" w:cs="Times New Roman"/>
+                <w:color w:val="000000"/>
+                <w:kern w:val="0"/>
+                <w:sz w:val="21"/>
+                <w:szCs w:val="21"/>
+                <w14:ligatures w14:val="none"/>
+              </w:rPr>
+              <w:t>67</w:t>
+            </w:r>
+            <w:r>
+              <w:rPr>
+                <w:rFonts w:ascii="Helvetica Neue" w:eastAsia="Times New Roman" w:hAnsi="Helvetica Neue" w:cs="Times New Roman"/>
+                <w:color w:val="000000"/>
+                <w:kern w:val="0"/>
+                <w:sz w:val="21"/>
+                <w:szCs w:val="21"/>
+                <w14:ligatures w14:val="none"/>
+              </w:rPr>
+              <w:t>%)</w:t>
             </w:r>
           </w:p>
         </w:tc>
@@ -8365,7 +8882,7 @@
       <w:r>
         <w:t>In addition to the time</w:t>
       </w:r>
-      <w:ins w:id="29" w:author="Jin, Ying (NIH/NIEHS) [F]" w:date="2026-01-22T16:23:00Z" w16du:dateUtc="2026-01-22T21:23:00Z">
+      <w:ins w:id="30" w:author="Jin, Ying (NIH/NIEHS) [F]" w:date="2026-01-22T16:23:00Z" w16du:dateUtc="2026-01-22T21:23:00Z">
         <w:r>
           <w:t xml:space="preserve"> </w:t>
         </w:r>
@@ -8425,11 +8942,11 @@
       <w:r>
         <w:t>The heatmap and tables provide summary views of the hormetic tests but do not allow us to compare the strength of the signals revealed by the SHARP test</w:t>
       </w:r>
-      <w:commentRangeStart w:id="30"/>
+      <w:commentRangeStart w:id="31"/>
       <w:r>
         <w:t>.  I</w:t>
       </w:r>
-      <w:commentRangeStart w:id="31"/>
+      <w:commentRangeStart w:id="32"/>
       <w:r>
         <w:t xml:space="preserve">nstead, we provide a </w:t>
       </w:r>
@@ -8442,26 +8959,26 @@
       <w:r>
         <w:t xml:space="preserve"> </w:t>
       </w:r>
-      <w:commentRangeEnd w:id="31"/>
+      <w:commentRangeEnd w:id="32"/>
       <w:r>
         <w:rPr>
           <w:rStyle w:val="CommentReference"/>
           <w:sz w:val="24"/>
           <w:szCs w:val="24"/>
         </w:rPr>
-        <w:commentReference w:id="31"/>
+        <w:commentReference w:id="32"/>
       </w:r>
       <w:r>
         <w:t xml:space="preserve"> </w:t>
       </w:r>
-      <w:commentRangeEnd w:id="30"/>
+      <w:commentRangeEnd w:id="31"/>
       <w:r>
         <w:rPr>
           <w:rStyle w:val="CommentReference"/>
           <w:sz w:val="24"/>
           <w:szCs w:val="24"/>
         </w:rPr>
-        <w:commentReference w:id="30"/>
+        <w:commentReference w:id="31"/>
       </w:r>
       <w:r>
         <w:t xml:space="preserve">In figure 2 below, we illustrate the ARE assay results, showing the high frequency of convex increasing dose responses but also the relative strength (top left corner) or ambiguity (points on the dotted lines) of the shape classification.  </w:t>
@@ -8479,28 +8996,16 @@
       <w:pPr>
         <w:spacing w:line="240" w:lineRule="auto"/>
       </w:pPr>
-    </w:p>
-    <w:p>
-      <w:pPr>
-        <w:spacing w:line="240" w:lineRule="auto"/>
-        <w:jc w:val="center"/>
-      </w:pPr>
-      <w:commentRangeStart w:id="32"/>
-      <w:r>
-        <w:rPr>
-          <w:noProof/>
-        </w:rPr>
+      <w:r>
+        <w:rPr>
+          <w:noProof/>
+        </w:rPr>
+        <w:lastRenderedPageBreak/>
         <w:drawing>
-          <wp:inline distT="0" distB="0" distL="0" distR="0" wp14:anchorId="7B472777" wp14:editId="7D3CCC60">
-            <wp:extent cx="3915177" cy="3131725"/>
-            <wp:effectExtent l="0" t="0" r="0" b="5715"/>
-            <wp:docPr id="5" name="Picture 4">
-              <a:extLst xmlns:a="http://schemas.openxmlformats.org/drawingml/2006/main">
-                <a:ext uri="{FF2B5EF4-FFF2-40B4-BE49-F238E27FC236}">
-                  <a16:creationId xmlns:a16="http://schemas.microsoft.com/office/drawing/2014/main" id="{1CE56720-AD8F-A2ED-305B-AD724F0DE687}"/>
-                </a:ext>
-              </a:extLst>
-            </wp:docPr>
+          <wp:inline distT="0" distB="0" distL="0" distR="0" wp14:anchorId="055CA571" wp14:editId="24B7B5AE">
+            <wp:extent cx="5943600" cy="4754880"/>
+            <wp:effectExtent l="0" t="0" r="0" b="0"/>
+            <wp:docPr id="1513439609" name="Picture 2" descr="Chart, scatter chart&#10;&#10;AI-generated content may be incorrect."/>
             <wp:cNvGraphicFramePr>
               <a:graphicFrameLocks xmlns:a="http://schemas.openxmlformats.org/drawingml/2006/main" noChangeAspect="1"/>
             </wp:cNvGraphicFramePr>
@@ -8508,42 +9013,29 @@
               <a:graphicData uri="http://schemas.openxmlformats.org/drawingml/2006/picture">
                 <pic:pic xmlns:pic="http://schemas.openxmlformats.org/drawingml/2006/picture">
                   <pic:nvPicPr>
-                    <pic:cNvPr id="5" name="Picture 4">
-                      <a:extLst>
-                        <a:ext uri="{FF2B5EF4-FFF2-40B4-BE49-F238E27FC236}">
-                          <a16:creationId xmlns:a16="http://schemas.microsoft.com/office/drawing/2014/main" id="{1CE56720-AD8F-A2ED-305B-AD724F0DE687}"/>
-                        </a:ext>
-                      </a:extLst>
-                    </pic:cNvPr>
-                    <pic:cNvPicPr>
-                      <a:picLocks noChangeAspect="1"/>
-                    </pic:cNvPicPr>
+                    <pic:cNvPr id="1513439609" name="Picture 2" descr="Chart, scatter chart&#10;&#10;AI-generated content may be incorrect."/>
+                    <pic:cNvPicPr/>
                   </pic:nvPicPr>
                   <pic:blipFill>
-                    <a:blip r:embed="rId10" cstate="print">
+                    <a:blip r:embed="rId11">
                       <a:extLst>
                         <a:ext uri="{28A0092B-C50C-407E-A947-70E740481C1C}">
                           <a14:useLocalDpi xmlns:a14="http://schemas.microsoft.com/office/drawing/2010/main" val="0"/>
                         </a:ext>
                       </a:extLst>
                     </a:blip>
-                    <a:srcRect/>
                     <a:stretch>
                       <a:fillRect/>
                     </a:stretch>
                   </pic:blipFill>
-                  <pic:spPr bwMode="auto">
+                  <pic:spPr>
                     <a:xfrm>
                       <a:off x="0" y="0"/>
-                      <a:ext cx="3961477" cy="3168760"/>
+                      <a:ext cx="5943600" cy="4754880"/>
                     </a:xfrm>
                     <a:prstGeom prst="rect">
                       <a:avLst/>
                     </a:prstGeom>
-                    <a:noFill/>
-                    <a:ln>
-                      <a:noFill/>
-                    </a:ln>
                   </pic:spPr>
                 </pic:pic>
               </a:graphicData>
@@ -8551,15 +9043,12 @@
           </wp:inline>
         </w:drawing>
       </w:r>
-      <w:commentRangeEnd w:id="32"/>
-      <w:r>
-        <w:rPr>
-          <w:rStyle w:val="CommentReference"/>
-          <w:sz w:val="24"/>
-          <w:szCs w:val="24"/>
-        </w:rPr>
-        <w:commentReference w:id="32"/>
-      </w:r>
+    </w:p>
+    <w:p>
+      <w:pPr>
+        <w:spacing w:line="240" w:lineRule="auto"/>
+        <w:jc w:val="center"/>
+      </w:pPr>
     </w:p>
     <w:p>
       <w:pPr>
@@ -8638,7 +9127,11 @@
         <w:t>3</w:t>
       </w:r>
       <w:r>
-        <w:t xml:space="preserve"> below, the U-shaped curves could be revealed as hormetic dose responses with higher doses.  Similarly, the aromatase assay for kava kava shows a cluster of hormetic curves mixed with monotone curves that could be hormetic with more tested doses </w:t>
+        <w:t xml:space="preserve"> below, the U-shaped curves could be revealed as hormetic dose responses with higher doses.  Similarly, the aromatase assay for kava kava shows a cluster of hormetic curves mixed with </w:t>
+      </w:r>
+      <w:r>
+        <w:lastRenderedPageBreak/>
+        <w:t xml:space="preserve">monotone curves that could be hormetic with more tested doses </w:t>
       </w:r>
       <w:r>
         <w:t>on the lower end</w:t>
@@ -8670,7 +9163,6 @@
         <w:rPr>
           <w:noProof/>
         </w:rPr>
-        <w:lastRenderedPageBreak/>
         <w:drawing>
           <wp:inline distT="0" distB="0" distL="0" distR="0" wp14:anchorId="04619CBB" wp14:editId="04DB0BE5">
             <wp:extent cx="2150225" cy="1536860"/>
@@ -8687,7 +9179,7 @@
                     <pic:cNvPicPr/>
                   </pic:nvPicPr>
                   <pic:blipFill>
-                    <a:blip r:embed="rId11"/>
+                    <a:blip r:embed="rId12"/>
                     <a:stretch>
                       <a:fillRect/>
                     </a:stretch>
@@ -8727,7 +9219,7 @@
                     <pic:cNvPicPr/>
                   </pic:nvPicPr>
                   <pic:blipFill>
-                    <a:blip r:embed="rId12"/>
+                    <a:blip r:embed="rId13"/>
                     <a:stretch>
                       <a:fillRect/>
                     </a:stretch>
@@ -8958,7 +9450,11 @@
         <w:t xml:space="preserve"> (edges)</w:t>
       </w:r>
       <w:r>
-        <w:t xml:space="preserve"> and highly ambiguous results</w:t>
+        <w:t xml:space="preserve"> and </w:t>
+      </w:r>
+      <w:r>
+        <w:lastRenderedPageBreak/>
+        <w:t>highly ambiguous results</w:t>
       </w:r>
       <w:r>
         <w:t xml:space="preserve"> (near significant thresholds)</w:t>
@@ -8985,11 +9481,7 @@
         <w:t xml:space="preserve">n pvalue or the most frequent shape category returned as the mode.  </w:t>
       </w:r>
       <w:r>
-        <w:t xml:space="preserve">Specifying hormesis more precisely is a direction for future work: in addition to reducing the variability of the testing procedure with SHARP, it may be helpful to explicitly test for a J shaped curve </w:t>
-      </w:r>
-      <w:r>
-        <w:lastRenderedPageBreak/>
-        <w:t xml:space="preserve">rather than the less precise increasing-convex or decreasing-concave approach.  </w:t>
+        <w:t xml:space="preserve">Specifying hormesis more precisely is a direction for future work: in addition to reducing the variability of the testing procedure with SHARP, it may be helpful to explicitly test for a J shaped curve rather than the less precise increasing-convex or decreasing-concave approach.  </w:t>
       </w:r>
       <w:r>
         <w:t xml:space="preserve">It is also not clear how to handle replicates, where each replicate may have a different shape.   </w:t>
@@ -9893,6 +10385,7 @@
         <w:spacing w:line="240" w:lineRule="auto"/>
       </w:pPr>
       <w:r>
+        <w:lastRenderedPageBreak/>
         <w:t>Theorem 1 of</w:t>
       </w:r>
       <w:r>
@@ -9923,7 +10416,6 @@
         <w:spacing w:line="240" w:lineRule="auto"/>
       </w:pPr>
       <w:r>
-        <w:lastRenderedPageBreak/>
         <w:t xml:space="preserve">Test </w:t>
       </w:r>
       <w:commentRangeStart w:id="36"/>
@@ -10273,6 +10765,7 @@
         <w:rPr>
           <w:noProof/>
         </w:rPr>
+        <w:lastRenderedPageBreak/>
         <w:t xml:space="preserve">Hubbard, T. D., J.-H. Hsieh, C. V. Rider, N. S. Sipes, A. Sedykh, B. J. Collins, S. S. Auerbach, M. Xia, R. Huang, N. J. Walker and et al. (2019). "Using Tox21 high-throughput screening assays for the evaluation of botanical and dietary supplements." </w:t>
       </w:r>
       <w:r>
@@ -10396,7 +10889,6 @@
         <w:rPr>
           <w:noProof/>
         </w:rPr>
-        <w:lastRenderedPageBreak/>
         <w:t xml:space="preserve">Ramsay, J. (1988). "Monotone Regression Splines in Action." </w:t>
       </w:r>
       <w:r>
@@ -10709,7 +11201,7 @@
 
 <file path=word/comments.xml><?xml version="1.0" encoding="utf-8"?>
 <w:comments xmlns:wpc="http://schemas.microsoft.com/office/word/2010/wordprocessingCanvas" xmlns:cx="http://schemas.microsoft.com/office/drawing/2014/chartex" xmlns:cx1="http://schemas.microsoft.com/office/drawing/2015/9/8/chartex" xmlns:cx2="http://schemas.microsoft.com/office/drawing/2015/10/21/chartex" xmlns:cx3="http://schemas.microsoft.com/office/drawing/2016/5/9/chartex" xmlns:cx4="http://schemas.microsoft.com/office/drawing/2016/5/10/chartex" xmlns:cx5="http://schemas.microsoft.com/office/drawing/2016/5/11/chartex" xmlns:cx6="http://schemas.microsoft.com/office/drawing/2016/5/12/chartex" xmlns:cx7="http://schemas.microsoft.com/office/drawing/2016/5/13/chartex" xmlns:cx8="http://schemas.microsoft.com/office/drawing/2016/5/14/chartex" xmlns:mc="http://schemas.openxmlformats.org/markup-compatibility/2006" xmlns:aink="http://schemas.microsoft.com/office/drawing/2016/ink" xmlns:am3d="http://schemas.microsoft.com/office/drawing/2017/model3d" xmlns:o="urn:schemas-microsoft-com:office:office" xmlns:oel="http://schemas.microsoft.com/office/2019/extlst" xmlns:r="http://schemas.openxmlformats.org/officeDocument/2006/relationships" xmlns:m="http://schemas.openxmlformats.org/officeDocument/2006/math" xmlns:v="urn:schemas-microsoft-com:vml" xmlns:wp14="http://schemas.microsoft.com/office/word/2010/wordprocessingDrawing" xmlns:wp="http://schemas.openxmlformats.org/drawingml/2006/wordprocessingDrawing" xmlns:w10="urn:schemas-microsoft-com:office:word" xmlns:w="http://schemas.openxmlformats.org/wordprocessingml/2006/main" xmlns:w14="http://schemas.microsoft.com/office/word/2010/wordml" xmlns:w15="http://schemas.microsoft.com/office/word/2012/wordml" xmlns:w16cex="http://schemas.microsoft.com/office/word/2018/wordml/cex" xmlns:w16cid="http://schemas.microsoft.com/office/word/2016/wordml/cid" xmlns:w16="http://schemas.microsoft.com/office/word/2018/wordml" xmlns:w16du="http://schemas.microsoft.com/office/word/2023/wordml/word16du" xmlns:w16sdtdh="http://schemas.microsoft.com/office/word/2020/wordml/sdtdatahash" xmlns:w16sdtfl="http://schemas.microsoft.com/office/word/2024/wordml/sdtformatlock" xmlns:w16se="http://schemas.microsoft.com/office/word/2015/wordml/symex" xmlns:wpg="http://schemas.microsoft.com/office/word/2010/wordprocessingGroup" xmlns:wpi="http://schemas.microsoft.com/office/word/2010/wordprocessingInk" xmlns:wne="http://schemas.microsoft.com/office/word/2006/wordml" xmlns:wps="http://schemas.microsoft.com/office/word/2010/wordprocessingShape" mc:Ignorable="w14 w15 w16se w16cid w16 w16cex w16sdtdh w16sdtfl w16du wp14">
-  <w:comment w:id="11" w:author="Jin, Ying (NIH/NIEHS) [F]" w:date="2026-01-22T15:49:00Z" w:initials="JY([">
+  <w:comment w:id="12" w:author="Jin, Ying (NIH/NIEHS) [F]" w:date="2026-01-22T15:49:00Z" w:initials="JY([">
     <w:p>
       <w:r>
         <w:rPr>
@@ -10726,7 +11218,7 @@
       </w:r>
     </w:p>
   </w:comment>
-  <w:comment w:id="12" w:author="Jin, Ying (NIH/NIEHS) [F]" w:date="2026-01-22T15:47:00Z" w:initials="JY([">
+  <w:comment w:id="13" w:author="Jin, Ying (NIH/NIEHS) [F]" w:date="2026-01-22T15:47:00Z" w:initials="JY([">
     <w:p>
       <w:r>
         <w:rPr>
@@ -10744,7 +11236,7 @@
     </w:p>
     <w:p/>
   </w:comment>
-  <w:comment w:id="13" w:author="Jin, Ying (NIH/NIEHS) [F]" w:date="2026-01-23T15:26:00Z" w:initials="JY([">
+  <w:comment w:id="14" w:author="Jin, Ying (NIH/NIEHS) [F]" w:date="2026-01-23T15:26:00Z" w:initials="JY([">
     <w:p>
       <w:r>
         <w:rPr>
@@ -10761,7 +11253,7 @@
       </w:r>
     </w:p>
   </w:comment>
-  <w:comment w:id="14" w:author="Jin, Ying (NIH/NIEHS) [F]" w:date="2026-01-22T15:50:00Z" w:initials="JY([">
+  <w:comment w:id="15" w:author="Jin, Ying (NIH/NIEHS) [F]" w:date="2026-01-22T15:50:00Z" w:initials="JY([">
     <w:p>
       <w:r>
         <w:rPr>
@@ -10778,7 +11270,7 @@
       </w:r>
     </w:p>
   </w:comment>
-  <w:comment w:id="16" w:author="Jin, Ying (NIH/NIEHS) [F]" w:date="2026-01-23T15:42:00Z" w:initials="JY([">
+  <w:comment w:id="17" w:author="Jin, Ying (NIH/NIEHS) [F]" w:date="2026-01-23T15:42:00Z" w:initials="JY([">
     <w:p>
       <w:r>
         <w:rPr>
@@ -10795,7 +11287,7 @@
       </w:r>
     </w:p>
   </w:comment>
-  <w:comment w:id="19" w:author="Jin, Ying (NIH/NIEHS) [F]" w:date="2026-01-22T16:14:00Z" w:initials="JY([">
+  <w:comment w:id="20" w:author="Jin, Ying (NIH/NIEHS) [F]" w:date="2026-01-22T16:14:00Z" w:initials="JY([">
     <w:p>
       <w:r>
         <w:rPr>
@@ -10812,7 +11304,7 @@
       </w:r>
     </w:p>
   </w:comment>
-  <w:comment w:id="20" w:author="Jin, Ying (NIH/NIEHS) [F]" w:date="2026-01-23T15:41:00Z" w:initials="JY([">
+  <w:comment w:id="21" w:author="Jin, Ying (NIH/NIEHS) [F]" w:date="2026-01-23T15:41:00Z" w:initials="JY([">
     <w:p>
       <w:r>
         <w:rPr>
@@ -10829,7 +11321,7 @@
       </w:r>
     </w:p>
   </w:comment>
-  <w:comment w:id="21" w:author="Jin, Ying (NIH/NIEHS) [F]" w:date="2026-02-12T16:20:00Z" w:initials="JY([">
+  <w:comment w:id="22" w:author="Jin, Ying (NIH/NIEHS) [F]" w:date="2026-02-12T16:20:00Z" w:initials="JY([">
     <w:p>
       <w:r>
         <w:rPr>
@@ -10846,7 +11338,7 @@
       </w:r>
     </w:p>
   </w:comment>
-  <w:comment w:id="22" w:author="Jin, Ying (NIH/NIEHS) [F]" w:date="2026-02-12T16:23:00Z" w:initials="JY([">
+  <w:comment w:id="23" w:author="Jin, Ying (NIH/NIEHS) [F]" w:date="2026-02-12T16:23:00Z" w:initials="JY([">
     <w:p>
       <w:r>
         <w:rPr>
@@ -10863,7 +11355,7 @@
       </w:r>
     </w:p>
   </w:comment>
-  <w:comment w:id="23" w:author="Zilber, Daniel (NIH/NIEHS) [E]" w:date="2026-01-22T14:43:00Z" w:initials="DZ">
+  <w:comment w:id="24" w:author="Zilber, Daniel (NIH/NIEHS) [E]" w:date="2026-01-22T14:43:00Z" w:initials="DZ">
     <w:p>
       <w:r>
         <w:rPr>
@@ -10881,7 +11373,7 @@
       </w:r>
     </w:p>
   </w:comment>
-  <w:comment w:id="24" w:author="Jin, Ying (NIH/NIEHS) [F]" w:date="2026-01-23T15:59:00Z" w:initials="JY([">
+  <w:comment w:id="25" w:author="Jin, Ying (NIH/NIEHS) [F]" w:date="2026-01-23T15:59:00Z" w:initials="JY([">
     <w:p>
       <w:r>
         <w:rPr>
@@ -10898,7 +11390,7 @@
       </w:r>
     </w:p>
   </w:comment>
-  <w:comment w:id="27" w:author="Zilber, Daniel (NIH/NIEHS) [E]" w:date="2026-01-22T14:45:00Z" w:initials="DZ">
+  <w:comment w:id="28" w:author="Zilber, Daniel (NIH/NIEHS) [E]" w:date="2026-01-22T14:45:00Z" w:initials="DZ">
     <w:p>
       <w:r>
         <w:rPr>
@@ -10916,7 +11408,7 @@
       </w:r>
     </w:p>
   </w:comment>
-  <w:comment w:id="28" w:author="Jin, Ying (NIH/NIEHS) [F]" w:date="2026-02-12T15:34:00Z" w:initials="JY([">
+  <w:comment w:id="29" w:author="Jin, Ying (NIH/NIEHS) [F]" w:date="2026-02-12T15:34:00Z" w:initials="JY([">
     <w:p>
       <w:r>
         <w:rPr>
@@ -10933,7 +11425,7 @@
       </w:r>
     </w:p>
   </w:comment>
-  <w:comment w:id="31" w:author="Jin, Ying (NIH/NIEHS) [F]" w:date="2026-02-12T16:34:00Z" w:initials="JY([">
+  <w:comment w:id="32" w:author="Jin, Ying (NIH/NIEHS) [F]" w:date="2026-02-12T16:34:00Z" w:initials="JY([">
     <w:p>
       <w:r>
         <w:rPr>
@@ -10950,7 +11442,7 @@
       </w:r>
     </w:p>
   </w:comment>
-  <w:comment w:id="30" w:author="Jin, Ying (NIH/NIEHS) [F]" w:date="2026-01-22T16:24:00Z" w:initials="JY([">
+  <w:comment w:id="31" w:author="Jin, Ying (NIH/NIEHS) [F]" w:date="2026-01-22T16:24:00Z" w:initials="JY([">
     <w:p>
       <w:r>
         <w:rPr>
@@ -10964,23 +11456,6 @@
           <w:szCs w:val="20"/>
         </w:rPr>
         <w:t xml:space="preserve">Actually, is it better to explain the visualization scheme in the result section? </w:t>
-      </w:r>
-    </w:p>
-  </w:comment>
-  <w:comment w:id="32" w:author="Jin, Ying (NIH/NIEHS) [F]" w:date="2026-01-23T15:53:00Z" w:initials="JY([">
-    <w:p>
-      <w:r>
-        <w:rPr>
-          <w:rStyle w:val="CommentReference"/>
-        </w:rPr>
-        <w:annotationRef/>
-      </w:r>
-      <w:r>
-        <w:rPr>
-          <w:sz w:val="20"/>
-          <w:szCs w:val="20"/>
-        </w:rPr>
-        <w:t>Plot repititions of the same curve</w:t>
       </w:r>
     </w:p>
   </w:comment>
@@ -11073,7 +11548,6 @@
   <w15:commentEx w15:paraId="2A484E91" w15:paraIdParent="28375281" w15:done="1"/>
   <w15:commentEx w15:paraId="1D7F53F4" w15:done="0"/>
   <w15:commentEx w15:paraId="17A3905A" w15:done="1"/>
-  <w15:commentEx w15:paraId="2E4B1DC9" w15:done="1"/>
   <w15:commentEx w15:paraId="5EDD8670" w15:done="0"/>
   <w15:commentEx w15:paraId="7796373C" w15:paraIdParent="5EDD8670" w15:done="0"/>
   <w15:commentEx w15:paraId="28AB40C9" w15:done="0"/>
@@ -11182,7 +11656,6 @@
       </w16:ext>
     </w16cex:extLst>
   </w16cex:commentExtensible>
-  <w16cex:commentExtensible w16cex:durableId="0294B25C" w16cex:dateUtc="2026-01-23T20:53:00Z"/>
   <w16cex:commentExtensible w16cex:durableId="4AEEB44F" w16cex:dateUtc="2026-02-12T21:05:00Z"/>
   <w16cex:commentExtensible w16cex:durableId="653FD6D7" w16cex:dateUtc="2026-02-12T21:42:00Z"/>
   <w16cex:commentExtensible w16cex:durableId="042ABE43" w16cex:dateUtc="2026-02-12T21:38:00Z"/>
@@ -11219,7 +11692,6 @@
   <w16cid:commentId w16cid:paraId="2A484E91" w16cid:durableId="6B9FE706"/>
   <w16cid:commentId w16cid:paraId="1D7F53F4" w16cid:durableId="2BD841C9"/>
   <w16cid:commentId w16cid:paraId="17A3905A" w16cid:durableId="7B905E81"/>
-  <w16cid:commentId w16cid:paraId="2E4B1DC9" w16cid:durableId="0294B25C"/>
   <w16cid:commentId w16cid:paraId="5EDD8670" w16cid:durableId="4AEEB44F"/>
   <w16cid:commentId w16cid:paraId="7796373C" w16cid:durableId="653FD6D7"/>
   <w16cid:commentId w16cid:paraId="28AB40C9" w16cid:durableId="042ABE43"/>

--- a/Manuscripts/Botanical Hormesis Testing.docx
+++ b/Manuscripts/Botanical Hormesis Testing.docx
@@ -67,7 +67,13 @@
         <w:fldChar w:fldCharType="end"/>
       </w:r>
       <w:r>
-        <w:t xml:space="preserve">.   This principle can also explain some mechanisms of traditional Chinese medicince and Ayurveda </w:t>
+        <w:t>.</w:t>
+      </w:r>
+      <w:r>
+        <w:t xml:space="preserve"> </w:t>
+      </w:r>
+      <w:r>
+        <w:t xml:space="preserve">This principle can also explain some mechanisms of traditional Chinese medicince and Ayurveda </w:t>
       </w:r>
       <w:r>
         <w:fldChar w:fldCharType="begin"/>
@@ -633,7 +639,13 @@
         <w:t>the introduction</w:t>
       </w:r>
       <w:r>
-        <w:t xml:space="preserve"> mentioned, the search for hormesis often reduces to the search for dose response curves with J or inverted J shape. In other words, the response should have a slight dip at lower doses followed by an increasing tail, or a slight bump followed by a decreasing tail. The former corresponds to a convex </w:t>
+        <w:t xml:space="preserve"> mentioned, the search for hormesis often reduces to the search for dose response curves with J or inverted J shape. </w:t>
+      </w:r>
+      <w:r>
+        <w:t xml:space="preserve">An upward J curve </w:t>
+      </w:r>
+      <w:r>
+        <w:t xml:space="preserve">corresponds to a convex </w:t>
       </w:r>
       <w:ins w:id="1" w:author="Jin, Ying (NIH/NIEHS) [F]" w:date="2026-01-22T15:41:00Z" w16du:dateUtc="2026-01-22T20:41:00Z">
         <w:r>
@@ -646,7 +658,13 @@
         </w:r>
       </w:del>
       <w:r>
-        <w:t xml:space="preserve">, and the latter a </w:t>
+        <w:t xml:space="preserve">, and </w:t>
+      </w:r>
+      <w:r>
+        <w:t xml:space="preserve">a downwoard J curve </w:t>
+      </w:r>
+      <w:r>
+        <w:t xml:space="preserve">a </w:t>
       </w:r>
       <w:del w:id="3" w:author="Jin, Ying (NIH/NIEHS) [F]" w:date="2026-01-22T15:41:00Z" w16du:dateUtc="2026-01-22T20:41:00Z">
         <w:r>
@@ -659,9 +677,27 @@
         </w:r>
       </w:ins>
       <w:r>
-        <w:t xml:space="preserve">. It follows that a hormetic curve can be detected by testing for convexity.  Note that testing for monotonicity is not sufficient:  while all hormetic curves are non-monotonic, not all non-monotonic curves will have a J shape.  Furthermore, a dose response </w:t>
-      </w:r>
-      <w:ins w:id="5" w:author="Jin, Ying (NIH/NIEHS) [F]" w:date="2026-01-22T15:42:00Z" w16du:dateUtc="2026-01-22T20:42:00Z">
+        <w:t>. It follows that a hormetic curve can be detected by testing for convexity</w:t>
+      </w:r>
+      <w:ins w:id="5" w:author="Jin, Ying (NIH/NIEHS) [F]" w:date="2026-03-17T14:30:00Z" w16du:dateUtc="2026-03-17T18:30:00Z">
+        <w:r>
+          <w:t xml:space="preserve"> and montonicity. </w:t>
+        </w:r>
+      </w:ins>
+      <w:del w:id="6" w:author="Jin, Ying (NIH/NIEHS) [F]" w:date="2026-03-17T14:30:00Z" w16du:dateUtc="2026-03-17T18:30:00Z">
+        <w:r>
+          <w:delText>.</w:delText>
+        </w:r>
+      </w:del>
+      <w:del w:id="7" w:author="Jin, Ying (NIH/NIEHS) [F]" w:date="2026-03-17T14:29:00Z" w16du:dateUtc="2026-03-17T18:29:00Z">
+        <w:r>
+          <w:delText xml:space="preserve">  </w:delText>
+        </w:r>
+      </w:del>
+      <w:r>
+        <w:t xml:space="preserve">Note that testing for monotonicity is not sufficient:  while all hormetic curves are non-monotonic, not all non-monotonic curves will have a J shape.  Furthermore, a dose response </w:t>
+      </w:r>
+      <w:ins w:id="8" w:author="Jin, Ying (NIH/NIEHS) [F]" w:date="2026-01-22T15:42:00Z" w16du:dateUtc="2026-01-22T20:42:00Z">
         <w:r>
           <w:t xml:space="preserve">curve </w:t>
         </w:r>
@@ -669,7 +705,7 @@
       <w:r>
         <w:t>may be convex</w:t>
       </w:r>
-      <w:ins w:id="6" w:author="Jin, Ying (NIH/NIEHS) [F]" w:date="2026-01-22T15:42:00Z" w16du:dateUtc="2026-01-22T20:42:00Z">
+      <w:ins w:id="9" w:author="Jin, Ying (NIH/NIEHS) [F]" w:date="2026-01-22T15:42:00Z" w16du:dateUtc="2026-01-22T20:42:00Z">
         <w:r>
           <w:t>/concave</w:t>
         </w:r>
@@ -677,17 +713,17 @@
       <w:r>
         <w:t xml:space="preserve"> without having a J shape, so it is important to check </w:t>
       </w:r>
-      <w:ins w:id="7" w:author="Jin, Ying (NIH/NIEHS) [F]" w:date="2026-01-22T15:43:00Z" w16du:dateUtc="2026-01-22T20:43:00Z">
+      <w:ins w:id="10" w:author="Jin, Ying (NIH/NIEHS) [F]" w:date="2026-01-22T15:43:00Z" w16du:dateUtc="2026-01-22T20:43:00Z">
         <w:r>
           <w:t>the presence of increasing/decreasing trend</w:t>
         </w:r>
       </w:ins>
-      <w:del w:id="8" w:author="Jin, Ying (NIH/NIEHS) [F]" w:date="2026-01-22T15:43:00Z" w16du:dateUtc="2026-01-22T20:43:00Z">
+      <w:del w:id="11" w:author="Jin, Ying (NIH/NIEHS) [F]" w:date="2026-01-22T15:43:00Z" w16du:dateUtc="2026-01-22T20:43:00Z">
         <w:r>
           <w:delText>that the derivative i</w:delText>
         </w:r>
       </w:del>
-      <w:del w:id="9" w:author="Jin, Ying (NIH/NIEHS) [F]" w:date="2026-01-22T15:42:00Z" w16du:dateUtc="2026-01-22T20:42:00Z">
+      <w:del w:id="12" w:author="Jin, Ying (NIH/NIEHS) [F]" w:date="2026-01-22T15:42:00Z" w16du:dateUtc="2026-01-22T20:42:00Z">
         <w:r>
           <w:delText>s monotone</w:delText>
         </w:r>
@@ -695,11 +731,11 @@
       <w:r>
         <w:t xml:space="preserve">.  A non-increasing convex curve can easily be observed with a </w:t>
       </w:r>
-      <w:bookmarkStart w:id="10" w:name="OLE_LINK2"/>
+      <w:bookmarkStart w:id="13" w:name="OLE_LINK2"/>
       <w:r>
         <w:t>sigmoidal</w:t>
       </w:r>
-      <w:bookmarkEnd w:id="10"/>
+      <w:bookmarkEnd w:id="13"/>
       <w:r>
         <w:t xml:space="preserve"> response where the dose was not high enough to reach saturation.   Hence, if a test shows evidence of a monotonically increasing and convex, or monotonically decreasing and concave, the shape being tested could be categorized as hormesis. </w:t>
       </w:r>
@@ -845,7 +881,7 @@
               </m:r>
             </m:sub>
           </m:sSub>
-          <w:bookmarkStart w:id="11" w:name="OLE_LINK3"/>
+          <w:bookmarkStart w:id="14" w:name="OLE_LINK3"/>
           <m:sSub>
             <m:sSubPr>
               <m:ctrlPr>
@@ -921,7 +957,7 @@
               </m:r>
             </m:sub>
           </m:sSub>
-          <w:bookmarkEnd w:id="11"/>
+          <w:bookmarkEnd w:id="14"/>
           <m:sSub>
             <m:sSubPr>
               <m:ctrlPr>
@@ -1376,24 +1412,24 @@
       <w:r>
         <w:t xml:space="preserve">.  </w:t>
       </w:r>
-      <w:commentRangeStart w:id="12"/>
+      <w:commentRangeStart w:id="15"/>
       <w:r>
         <w:t>If all coefficients are positive (negative), the curve will be monotone increasing (decreasing)</w:t>
       </w:r>
-      <w:commentRangeEnd w:id="12"/>
+      <w:commentRangeEnd w:id="15"/>
       <w:r>
         <w:rPr>
           <w:rStyle w:val="CommentReference"/>
           <w:sz w:val="24"/>
           <w:szCs w:val="24"/>
         </w:rPr>
-        <w:commentReference w:id="12"/>
+        <w:commentReference w:id="15"/>
       </w:r>
       <w:r>
         <w:t xml:space="preserve">. </w:t>
       </w:r>
-      <w:commentRangeStart w:id="13"/>
-      <w:commentRangeStart w:id="14"/>
+      <w:commentRangeStart w:id="16"/>
+      <w:commentRangeStart w:id="17"/>
       <m:oMath>
         <m:sSub>
           <m:sSubPr>
@@ -1506,23 +1542,23 @@
       <w:r>
         <w:t xml:space="preserve"> are the random effect covariates</w:t>
       </w:r>
-      <w:commentRangeEnd w:id="13"/>
+      <w:commentRangeEnd w:id="16"/>
       <w:r>
         <w:rPr>
           <w:rStyle w:val="CommentReference"/>
           <w:sz w:val="24"/>
           <w:szCs w:val="24"/>
         </w:rPr>
-        <w:commentReference w:id="13"/>
-      </w:r>
-      <w:commentRangeEnd w:id="14"/>
+        <w:commentReference w:id="16"/>
+      </w:r>
+      <w:commentRangeEnd w:id="17"/>
       <w:r>
         <w:rPr>
           <w:rStyle w:val="CommentReference"/>
           <w:sz w:val="24"/>
           <w:szCs w:val="24"/>
         </w:rPr>
-        <w:commentReference w:id="14"/>
+        <w:commentReference w:id="17"/>
       </w:r>
       <w:r>
         <w:t xml:space="preserve"> and </w:t>
@@ -1741,7 +1777,7 @@
       <w:r>
         <w:t xml:space="preserve">. </w:t>
       </w:r>
-      <w:commentRangeStart w:id="15"/>
+      <w:commentRangeStart w:id="18"/>
       <w:r>
         <w:t xml:space="preserve">The C-splines constrain the curve shape just as before: when the coefficients </w:t>
       </w:r>
@@ -1829,14 +1865,14 @@
       <w:r>
         <w:t xml:space="preserve"> are negative. </w:t>
       </w:r>
-      <w:commentRangeEnd w:id="15"/>
+      <w:commentRangeEnd w:id="18"/>
       <w:r>
         <w:rPr>
           <w:rStyle w:val="CommentReference"/>
           <w:sz w:val="24"/>
           <w:szCs w:val="24"/>
         </w:rPr>
-        <w:commentReference w:id="15"/>
+        <w:commentReference w:id="18"/>
       </w:r>
       <w:r>
         <w:t xml:space="preserve">Testing proceeds similarly to the monotonic model above. </w:t>
@@ -1849,7 +1885,7 @@
       <w:r>
         <w:t xml:space="preserve">Note that both monotonicity and convexity tests test a set of coefficients against two constraint domains separately. Therefore, the results will be four different p values </w:t>
       </w:r>
-      <w:bookmarkStart w:id="16" w:name="OLE_LINK1"/>
+      <w:bookmarkStart w:id="19" w:name="OLE_LINK1"/>
       <m:oMath>
         <m:sSub>
           <m:sSubPr>
@@ -1878,7 +1914,7 @@
           </m:sub>
         </m:sSub>
       </m:oMath>
-      <w:bookmarkEnd w:id="16"/>
+      <w:bookmarkEnd w:id="19"/>
       <w:r>
         <w:t xml:space="preserve">, </w:t>
       </w:r>
@@ -2177,22 +2213,878 @@
       <w:r>
         <w:t xml:space="preserve">, which ranks the p values and reject each hypothesis </w:t>
       </w:r>
-      <w:commentRangeStart w:id="17"/>
+      <w:commentRangeStart w:id="20"/>
       <w:r>
         <w:t>sequentially</w:t>
       </w:r>
-      <w:commentRangeEnd w:id="17"/>
+      <w:commentRangeEnd w:id="20"/>
       <w:r>
         <w:rPr>
           <w:rStyle w:val="CommentReference"/>
           <w:sz w:val="24"/>
           <w:szCs w:val="24"/>
         </w:rPr>
-        <w:commentReference w:id="17"/>
-      </w:r>
-      <w:r>
-        <w:t xml:space="preserve">. </w:t>
-      </w:r>
+        <w:commentReference w:id="20"/>
+      </w:r>
+      <w:r>
+        <w:t>.</w:t>
+      </w:r>
+      <w:ins w:id="21" w:author="Jin, Ying (NIH/NIEHS) [F]" w:date="2026-03-17T14:32:00Z" w16du:dateUtc="2026-03-17T18:32:00Z">
+        <w:r>
+          <w:t xml:space="preserve"> </w:t>
+        </w:r>
+      </w:ins>
+      <w:ins w:id="22" w:author="Jin, Ying (NIH/NIEHS) [F]" w:date="2026-03-17T14:34:00Z" w16du:dateUtc="2026-03-17T18:34:00Z">
+        <w:r>
+          <w:t xml:space="preserve">Curves with significant </w:t>
+        </w:r>
+      </w:ins>
+      <w:del w:id="23" w:author="Jin, Ying (NIH/NIEHS) [F]" w:date="2026-03-17T14:32:00Z" w16du:dateUtc="2026-03-17T18:32:00Z">
+        <w:r>
+          <w:delText xml:space="preserve"> </w:delText>
+        </w:r>
+      </w:del>
+      <w:ins w:id="24" w:author="Jin, Ying (NIH/NIEHS) [F]" w:date="2026-03-17T14:34:00Z" w16du:dateUtc="2026-03-17T18:34:00Z">
+        <w:r>
+          <w:t>monotonicity</w:t>
+        </w:r>
+      </w:ins>
+      <w:ins w:id="25" w:author="Jin, Ying (NIH/NIEHS) [F]" w:date="2026-03-17T14:36:00Z" w16du:dateUtc="2026-03-17T18:36:00Z">
+        <w:r>
+          <w:t xml:space="preserve"> (</w:t>
+        </w:r>
+      </w:ins>
+      <m:oMath>
+        <m:sSub>
+          <m:sSubPr>
+            <m:ctrlPr>
+              <w:ins w:id="26" w:author="Jin, Ying (NIH/NIEHS) [F]" w:date="2026-03-17T14:36:00Z" w16du:dateUtc="2026-03-17T18:36:00Z">
+                <w:rPr>
+                  <w:rFonts w:ascii="Cambria Math" w:hAnsi="Cambria Math"/>
+                  <w:i/>
+                </w:rPr>
+              </w:ins>
+            </m:ctrlPr>
+          </m:sSubPr>
+          <m:e>
+            <m:r>
+              <w:ins w:id="27" w:author="Jin, Ying (NIH/NIEHS) [F]" w:date="2026-03-17T14:36:00Z" w16du:dateUtc="2026-03-17T18:36:00Z">
+                <w:rPr>
+                  <w:rFonts w:ascii="Cambria Math" w:hAnsi="Cambria Math"/>
+                </w:rPr>
+                <m:t>p</m:t>
+              </w:ins>
+            </m:r>
+          </m:e>
+          <m:sub>
+            <m:r>
+              <w:ins w:id="28" w:author="Jin, Ying (NIH/NIEHS) [F]" w:date="2026-03-17T14:36:00Z" w16du:dateUtc="2026-03-17T18:36:00Z">
+                <w:rPr>
+                  <w:rFonts w:ascii="Cambria Math" w:hAnsi="Cambria Math"/>
+                </w:rPr>
+                <m:t>in</m:t>
+              </w:ins>
+            </m:r>
+          </m:sub>
+        </m:sSub>
+        <m:r>
+          <w:ins w:id="29" w:author="Jin, Ying (NIH/NIEHS) [F]" w:date="2026-03-17T14:37:00Z" w16du:dateUtc="2026-03-17T18:37:00Z">
+            <w:rPr>
+              <w:rFonts w:ascii="Cambria Math" w:eastAsiaTheme="minorEastAsia" w:hAnsi="Cambria Math"/>
+            </w:rPr>
+            <m:t xml:space="preserve">&lt;0.05 </m:t>
+          </w:ins>
+        </m:r>
+      </m:oMath>
+      <w:ins w:id="30" w:author="Jin, Ying (NIH/NIEHS) [F]" w:date="2026-03-17T14:36:00Z" w16du:dateUtc="2026-03-17T18:36:00Z">
+        <w:r>
+          <w:t>or</w:t>
+        </w:r>
+      </w:ins>
+      <w:ins w:id="31" w:author="Jin, Ying (NIH/NIEHS) [F]" w:date="2026-03-17T14:37:00Z" w16du:dateUtc="2026-03-17T18:37:00Z">
+        <w:r>
+          <w:t xml:space="preserve"> </w:t>
+        </w:r>
+      </w:ins>
+      <w:ins w:id="32" w:author="Jin, Ying (NIH/NIEHS) [F]" w:date="2026-03-17T14:36:00Z" w16du:dateUtc="2026-03-17T18:36:00Z">
+        <w:r>
+          <w:t xml:space="preserve"> </w:t>
+        </w:r>
+      </w:ins>
+      <m:oMath>
+        <m:sSub>
+          <m:sSubPr>
+            <m:ctrlPr>
+              <w:ins w:id="33" w:author="Jin, Ying (NIH/NIEHS) [F]" w:date="2026-03-17T14:36:00Z" w16du:dateUtc="2026-03-17T18:36:00Z">
+                <w:rPr>
+                  <w:rFonts w:ascii="Cambria Math" w:hAnsi="Cambria Math"/>
+                  <w:i/>
+                </w:rPr>
+              </w:ins>
+            </m:ctrlPr>
+          </m:sSubPr>
+          <m:e>
+            <m:r>
+              <w:ins w:id="34" w:author="Jin, Ying (NIH/NIEHS) [F]" w:date="2026-03-17T14:36:00Z" w16du:dateUtc="2026-03-17T18:36:00Z">
+                <w:rPr>
+                  <w:rFonts w:ascii="Cambria Math" w:hAnsi="Cambria Math"/>
+                </w:rPr>
+                <m:t>p</m:t>
+              </w:ins>
+            </m:r>
+          </m:e>
+          <m:sub>
+            <m:r>
+              <w:ins w:id="35" w:author="Jin, Ying (NIH/NIEHS) [F]" w:date="2026-03-17T14:36:00Z" w16du:dateUtc="2026-03-17T18:36:00Z">
+                <w:rPr>
+                  <w:rFonts w:ascii="Cambria Math" w:hAnsi="Cambria Math"/>
+                </w:rPr>
+                <m:t>de</m:t>
+              </w:ins>
+            </m:r>
+          </m:sub>
+        </m:sSub>
+        <m:r>
+          <w:ins w:id="36" w:author="Jin, Ying (NIH/NIEHS) [F]" w:date="2026-03-17T14:36:00Z" w16du:dateUtc="2026-03-17T18:36:00Z">
+            <m:rPr>
+              <m:sty m:val="p"/>
+            </m:rPr>
+            <w:rPr>
+              <w:rFonts w:ascii="Cambria Math" w:eastAsiaTheme="minorEastAsia" w:hAnsi="Cambria Math"/>
+            </w:rPr>
+            <m:t>&lt;0.05</m:t>
+          </w:ins>
+        </m:r>
+      </m:oMath>
+      <w:ins w:id="37" w:author="Jin, Ying (NIH/NIEHS) [F]" w:date="2026-03-17T14:36:00Z" w16du:dateUtc="2026-03-17T18:36:00Z">
+        <w:r>
+          <w:t>)</w:t>
+        </w:r>
+      </w:ins>
+      <w:ins w:id="38" w:author="Jin, Ying (NIH/NIEHS) [F]" w:date="2026-03-17T14:34:00Z" w16du:dateUtc="2026-03-17T18:34:00Z">
+        <w:r>
+          <w:t xml:space="preserve"> but not convexity </w:t>
+        </w:r>
+      </w:ins>
+      <w:ins w:id="39" w:author="Jin, Ying (NIH/NIEHS) [F]" w:date="2026-03-17T14:37:00Z" w16du:dateUtc="2026-03-17T18:37:00Z">
+        <w:r>
+          <w:t xml:space="preserve"> </w:t>
+        </w:r>
+      </w:ins>
+      <m:oMath>
+        <m:sSub>
+          <m:sSubPr>
+            <m:ctrlPr>
+              <w:ins w:id="40" w:author="Jin, Ying (NIH/NIEHS) [F]" w:date="2026-03-17T14:37:00Z" w16du:dateUtc="2026-03-17T18:37:00Z">
+                <w:rPr>
+                  <w:rFonts w:ascii="Cambria Math" w:hAnsi="Cambria Math"/>
+                  <w:i/>
+                </w:rPr>
+              </w:ins>
+            </m:ctrlPr>
+          </m:sSubPr>
+          <m:e>
+            <m:r>
+              <w:ins w:id="41" w:author="Jin, Ying (NIH/NIEHS) [F]" w:date="2026-03-17T14:37:00Z" w16du:dateUtc="2026-03-17T18:37:00Z">
+                <w:rPr>
+                  <w:rFonts w:ascii="Cambria Math" w:hAnsi="Cambria Math"/>
+                </w:rPr>
+                <m:t>(</m:t>
+              </w:ins>
+            </m:r>
+            <m:r>
+              <w:ins w:id="42" w:author="Jin, Ying (NIH/NIEHS) [F]" w:date="2026-03-17T14:37:00Z" w16du:dateUtc="2026-03-17T18:37:00Z">
+                <w:rPr>
+                  <w:rFonts w:ascii="Cambria Math" w:hAnsi="Cambria Math"/>
+                </w:rPr>
+                <m:t>p</m:t>
+              </w:ins>
+            </m:r>
+          </m:e>
+          <m:sub>
+            <m:r>
+              <w:ins w:id="43" w:author="Jin, Ying (NIH/NIEHS) [F]" w:date="2026-03-17T14:37:00Z" w16du:dateUtc="2026-03-17T18:37:00Z">
+                <w:rPr>
+                  <w:rFonts w:ascii="Cambria Math" w:hAnsi="Cambria Math"/>
+                </w:rPr>
+                <m:t>cv</m:t>
+              </w:ins>
+            </m:r>
+          </m:sub>
+        </m:sSub>
+        <m:r>
+          <w:ins w:id="44" w:author="Jin, Ying (NIH/NIEHS) [F]" w:date="2026-03-17T14:37:00Z" w16du:dateUtc="2026-03-17T18:37:00Z">
+            <w:rPr>
+              <w:rFonts w:ascii="Cambria Math" w:eastAsiaTheme="minorEastAsia" w:hAnsi="Cambria Math"/>
+            </w:rPr>
+            <m:t>&gt;</m:t>
+          </w:ins>
+        </m:r>
+        <m:r>
+          <w:ins w:id="45" w:author="Jin, Ying (NIH/NIEHS) [F]" w:date="2026-03-17T14:37:00Z" w16du:dateUtc="2026-03-17T18:37:00Z">
+            <w:rPr>
+              <w:rFonts w:ascii="Cambria Math" w:eastAsiaTheme="minorEastAsia" w:hAnsi="Cambria Math"/>
+            </w:rPr>
+            <m:t xml:space="preserve">0.05 </m:t>
+          </w:ins>
+        </m:r>
+      </m:oMath>
+      <w:ins w:id="46" w:author="Jin, Ying (NIH/NIEHS) [F]" w:date="2026-03-17T14:38:00Z" w16du:dateUtc="2026-03-17T18:38:00Z">
+        <w:r>
+          <w:t>and</w:t>
+        </w:r>
+      </w:ins>
+      <w:ins w:id="47" w:author="Jin, Ying (NIH/NIEHS) [F]" w:date="2026-03-17T14:37:00Z" w16du:dateUtc="2026-03-17T18:37:00Z">
+        <w:r>
+          <w:t xml:space="preserve">  </w:t>
+        </w:r>
+      </w:ins>
+      <m:oMath>
+        <m:sSub>
+          <m:sSubPr>
+            <m:ctrlPr>
+              <w:ins w:id="48" w:author="Jin, Ying (NIH/NIEHS) [F]" w:date="2026-03-17T14:37:00Z" w16du:dateUtc="2026-03-17T18:37:00Z">
+                <w:rPr>
+                  <w:rFonts w:ascii="Cambria Math" w:hAnsi="Cambria Math"/>
+                  <w:i/>
+                </w:rPr>
+              </w:ins>
+            </m:ctrlPr>
+          </m:sSubPr>
+          <m:e>
+            <m:r>
+              <w:ins w:id="49" w:author="Jin, Ying (NIH/NIEHS) [F]" w:date="2026-03-17T14:37:00Z" w16du:dateUtc="2026-03-17T18:37:00Z">
+                <w:rPr>
+                  <w:rFonts w:ascii="Cambria Math" w:hAnsi="Cambria Math"/>
+                </w:rPr>
+                <m:t>p</m:t>
+              </w:ins>
+            </m:r>
+          </m:e>
+          <m:sub>
+            <m:r>
+              <w:ins w:id="50" w:author="Jin, Ying (NIH/NIEHS) [F]" w:date="2026-03-17T14:38:00Z" w16du:dateUtc="2026-03-17T18:38:00Z">
+                <w:rPr>
+                  <w:rFonts w:ascii="Cambria Math" w:hAnsi="Cambria Math"/>
+                </w:rPr>
+                <m:t>cx</m:t>
+              </w:ins>
+            </m:r>
+          </m:sub>
+        </m:sSub>
+        <m:r>
+          <w:ins w:id="51" w:author="Jin, Ying (NIH/NIEHS) [F]" w:date="2026-03-17T14:38:00Z" w16du:dateUtc="2026-03-17T18:38:00Z">
+            <m:rPr>
+              <m:sty m:val="p"/>
+            </m:rPr>
+            <w:rPr>
+              <w:rFonts w:ascii="Cambria Math" w:eastAsiaTheme="minorEastAsia" w:hAnsi="Cambria Math"/>
+            </w:rPr>
+            <m:t>&gt;</m:t>
+          </w:ins>
+        </m:r>
+        <m:r>
+          <w:ins w:id="52" w:author="Jin, Ying (NIH/NIEHS) [F]" w:date="2026-03-17T14:37:00Z" w16du:dateUtc="2026-03-17T18:37:00Z">
+            <m:rPr>
+              <m:sty m:val="p"/>
+            </m:rPr>
+            <w:rPr>
+              <w:rFonts w:ascii="Cambria Math" w:eastAsiaTheme="minorEastAsia" w:hAnsi="Cambria Math"/>
+            </w:rPr>
+            <m:t>0.05</m:t>
+          </w:ins>
+        </m:r>
+      </m:oMath>
+      <w:ins w:id="53" w:author="Jin, Ying (NIH/NIEHS) [F]" w:date="2026-03-17T14:37:00Z" w16du:dateUtc="2026-03-17T18:37:00Z">
+        <w:r>
+          <w:t>)</w:t>
+        </w:r>
+      </w:ins>
+      <w:ins w:id="54" w:author="Jin, Ying (NIH/NIEHS) [F]" w:date="2026-03-17T14:39:00Z" w16du:dateUtc="2026-03-17T18:39:00Z">
+        <w:r>
+          <w:t xml:space="preserve"> </w:t>
+        </w:r>
+      </w:ins>
+      <w:ins w:id="55" w:author="Jin, Ying (NIH/NIEHS) [F]" w:date="2026-03-17T14:34:00Z" w16du:dateUtc="2026-03-17T18:34:00Z">
+        <w:r>
+          <w:t>are monotone</w:t>
+        </w:r>
+      </w:ins>
+      <w:ins w:id="56" w:author="Jin, Ying (NIH/NIEHS) [F]" w:date="2026-03-17T14:35:00Z" w16du:dateUtc="2026-03-17T18:35:00Z">
+        <w:r>
+          <w:t>, corresponding a regular toxicity pattern</w:t>
+        </w:r>
+      </w:ins>
+      <w:ins w:id="57" w:author="Jin, Ying (NIH/NIEHS) [F]" w:date="2026-03-17T14:34:00Z" w16du:dateUtc="2026-03-17T18:34:00Z">
+        <w:r>
+          <w:t xml:space="preserve">. Cuves with significant convexity </w:t>
+        </w:r>
+      </w:ins>
+      <m:oMath>
+        <m:sSub>
+          <m:sSubPr>
+            <m:ctrlPr>
+              <w:ins w:id="58" w:author="Jin, Ying (NIH/NIEHS) [F]" w:date="2026-03-17T14:38:00Z" w16du:dateUtc="2026-03-17T18:38:00Z">
+                <w:rPr>
+                  <w:rFonts w:ascii="Cambria Math" w:hAnsi="Cambria Math"/>
+                  <w:i/>
+                </w:rPr>
+              </w:ins>
+            </m:ctrlPr>
+          </m:sSubPr>
+          <m:e>
+            <m:r>
+              <w:ins w:id="59" w:author="Jin, Ying (NIH/NIEHS) [F]" w:date="2026-03-17T14:38:00Z" w16du:dateUtc="2026-03-17T18:38:00Z">
+                <w:rPr>
+                  <w:rFonts w:ascii="Cambria Math" w:hAnsi="Cambria Math"/>
+                </w:rPr>
+                <m:t>(</m:t>
+              </w:ins>
+            </m:r>
+            <m:r>
+              <w:ins w:id="60" w:author="Jin, Ying (NIH/NIEHS) [F]" w:date="2026-03-17T14:38:00Z" w16du:dateUtc="2026-03-17T18:38:00Z">
+                <w:rPr>
+                  <w:rFonts w:ascii="Cambria Math" w:hAnsi="Cambria Math"/>
+                </w:rPr>
+                <m:t>p</m:t>
+              </w:ins>
+            </m:r>
+          </m:e>
+          <m:sub>
+            <m:r>
+              <w:ins w:id="61" w:author="Jin, Ying (NIH/NIEHS) [F]" w:date="2026-03-17T14:38:00Z" w16du:dateUtc="2026-03-17T18:38:00Z">
+                <w:rPr>
+                  <w:rFonts w:ascii="Cambria Math" w:hAnsi="Cambria Math"/>
+                </w:rPr>
+                <m:t>cx</m:t>
+              </w:ins>
+            </m:r>
+          </m:sub>
+        </m:sSub>
+        <m:r>
+          <w:ins w:id="62" w:author="Jin, Ying (NIH/NIEHS) [F]" w:date="2026-03-17T14:38:00Z" w16du:dateUtc="2026-03-17T18:38:00Z">
+            <w:rPr>
+              <w:rFonts w:ascii="Cambria Math" w:eastAsiaTheme="minorEastAsia" w:hAnsi="Cambria Math"/>
+            </w:rPr>
+            <m:t>&gt;</m:t>
+          </w:ins>
+        </m:r>
+        <m:r>
+          <w:ins w:id="63" w:author="Jin, Ying (NIH/NIEHS) [F]" w:date="2026-03-17T14:38:00Z" w16du:dateUtc="2026-03-17T18:38:00Z">
+            <w:rPr>
+              <w:rFonts w:ascii="Cambria Math" w:eastAsiaTheme="minorEastAsia" w:hAnsi="Cambria Math"/>
+            </w:rPr>
+            <m:t xml:space="preserve">0.05 </m:t>
+          </w:ins>
+        </m:r>
+      </m:oMath>
+      <w:ins w:id="64" w:author="Jin, Ying (NIH/NIEHS) [F]" w:date="2026-03-17T14:38:00Z" w16du:dateUtc="2026-03-17T18:38:00Z">
+        <w:r>
+          <w:t xml:space="preserve">or  </w:t>
+        </w:r>
+      </w:ins>
+      <m:oMath>
+        <m:sSub>
+          <m:sSubPr>
+            <m:ctrlPr>
+              <w:ins w:id="65" w:author="Jin, Ying (NIH/NIEHS) [F]" w:date="2026-03-17T14:38:00Z" w16du:dateUtc="2026-03-17T18:38:00Z">
+                <w:rPr>
+                  <w:rFonts w:ascii="Cambria Math" w:hAnsi="Cambria Math"/>
+                  <w:i/>
+                </w:rPr>
+              </w:ins>
+            </m:ctrlPr>
+          </m:sSubPr>
+          <m:e>
+            <m:r>
+              <w:ins w:id="66" w:author="Jin, Ying (NIH/NIEHS) [F]" w:date="2026-03-17T14:38:00Z" w16du:dateUtc="2026-03-17T18:38:00Z">
+                <w:rPr>
+                  <w:rFonts w:ascii="Cambria Math" w:hAnsi="Cambria Math"/>
+                </w:rPr>
+                <m:t>p</m:t>
+              </w:ins>
+            </m:r>
+          </m:e>
+          <m:sub>
+            <m:r>
+              <w:ins w:id="67" w:author="Jin, Ying (NIH/NIEHS) [F]" w:date="2026-03-17T14:38:00Z" w16du:dateUtc="2026-03-17T18:38:00Z">
+                <w:rPr>
+                  <w:rFonts w:ascii="Cambria Math" w:hAnsi="Cambria Math"/>
+                </w:rPr>
+                <m:t>cv</m:t>
+              </w:ins>
+            </m:r>
+          </m:sub>
+        </m:sSub>
+        <m:r>
+          <w:ins w:id="68" w:author="Jin, Ying (NIH/NIEHS) [F]" w:date="2026-03-17T14:39:00Z" w16du:dateUtc="2026-03-17T18:39:00Z">
+            <m:rPr>
+              <m:sty m:val="p"/>
+            </m:rPr>
+            <w:rPr>
+              <w:rFonts w:ascii="Cambria Math" w:eastAsiaTheme="minorEastAsia" w:hAnsi="Cambria Math"/>
+            </w:rPr>
+            <m:t>&lt;</m:t>
+          </w:ins>
+        </m:r>
+        <m:r>
+          <w:ins w:id="69" w:author="Jin, Ying (NIH/NIEHS) [F]" w:date="2026-03-17T14:38:00Z" w16du:dateUtc="2026-03-17T18:38:00Z">
+            <m:rPr>
+              <m:sty m:val="p"/>
+            </m:rPr>
+            <w:rPr>
+              <w:rFonts w:ascii="Cambria Math" w:eastAsiaTheme="minorEastAsia" w:hAnsi="Cambria Math"/>
+            </w:rPr>
+            <m:t>0.05</m:t>
+          </w:ins>
+        </m:r>
+      </m:oMath>
+      <w:ins w:id="70" w:author="Jin, Ying (NIH/NIEHS) [F]" w:date="2026-03-17T14:38:00Z" w16du:dateUtc="2026-03-17T18:38:00Z">
+        <w:r>
+          <w:t>)</w:t>
+        </w:r>
+      </w:ins>
+      <w:ins w:id="71" w:author="Jin, Ying (NIH/NIEHS) [F]" w:date="2026-03-17T14:39:00Z" w16du:dateUtc="2026-03-17T18:39:00Z">
+        <w:r>
+          <w:t xml:space="preserve"> </w:t>
+        </w:r>
+      </w:ins>
+      <w:ins w:id="72" w:author="Jin, Ying (NIH/NIEHS) [F]" w:date="2026-03-17T14:34:00Z" w16du:dateUtc="2026-03-17T18:34:00Z">
+        <w:r>
+          <w:t>but insignificant monotonicity</w:t>
+        </w:r>
+      </w:ins>
+      <w:ins w:id="73" w:author="Jin, Ying (NIH/NIEHS) [F]" w:date="2026-03-17T14:39:00Z" w16du:dateUtc="2026-03-17T18:39:00Z">
+        <w:r>
+          <w:t xml:space="preserve"> </w:t>
+        </w:r>
+      </w:ins>
+      <m:oMath>
+        <m:r>
+          <w:ins w:id="74" w:author="Jin, Ying (NIH/NIEHS) [F]" w:date="2026-03-17T14:39:00Z" w16du:dateUtc="2026-03-17T18:39:00Z">
+            <w:rPr>
+              <w:rFonts w:ascii="Cambria Math" w:hAnsi="Cambria Math"/>
+            </w:rPr>
+            <m:t>(</m:t>
+          </w:ins>
+        </m:r>
+        <m:sSub>
+          <m:sSubPr>
+            <m:ctrlPr>
+              <w:ins w:id="75" w:author="Jin, Ying (NIH/NIEHS) [F]" w:date="2026-03-17T14:39:00Z" w16du:dateUtc="2026-03-17T18:39:00Z">
+                <w:rPr>
+                  <w:rFonts w:ascii="Cambria Math" w:hAnsi="Cambria Math"/>
+                  <w:i/>
+                </w:rPr>
+              </w:ins>
+            </m:ctrlPr>
+          </m:sSubPr>
+          <m:e>
+            <m:r>
+              <w:ins w:id="76" w:author="Jin, Ying (NIH/NIEHS) [F]" w:date="2026-03-17T14:39:00Z" w16du:dateUtc="2026-03-17T18:39:00Z">
+                <w:rPr>
+                  <w:rFonts w:ascii="Cambria Math" w:hAnsi="Cambria Math"/>
+                </w:rPr>
+                <m:t>p</m:t>
+              </w:ins>
+            </m:r>
+          </m:e>
+          <m:sub>
+            <m:r>
+              <w:ins w:id="77" w:author="Jin, Ying (NIH/NIEHS) [F]" w:date="2026-03-17T14:39:00Z" w16du:dateUtc="2026-03-17T18:39:00Z">
+                <w:rPr>
+                  <w:rFonts w:ascii="Cambria Math" w:hAnsi="Cambria Math"/>
+                </w:rPr>
+                <m:t>in</m:t>
+              </w:ins>
+            </m:r>
+          </m:sub>
+        </m:sSub>
+        <m:r>
+          <w:ins w:id="78" w:author="Jin, Ying (NIH/NIEHS) [F]" w:date="2026-03-17T14:39:00Z" w16du:dateUtc="2026-03-17T18:39:00Z">
+            <w:rPr>
+              <w:rFonts w:ascii="Cambria Math" w:eastAsiaTheme="minorEastAsia" w:hAnsi="Cambria Math"/>
+            </w:rPr>
+            <m:t>&gt;</m:t>
+          </w:ins>
+        </m:r>
+        <m:r>
+          <w:ins w:id="79" w:author="Jin, Ying (NIH/NIEHS) [F]" w:date="2026-03-17T14:39:00Z" w16du:dateUtc="2026-03-17T18:39:00Z">
+            <w:rPr>
+              <w:rFonts w:ascii="Cambria Math" w:eastAsiaTheme="minorEastAsia" w:hAnsi="Cambria Math"/>
+            </w:rPr>
+            <m:t xml:space="preserve">0.05 </m:t>
+          </w:ins>
+        </m:r>
+      </m:oMath>
+      <w:ins w:id="80" w:author="Jin, Ying (NIH/NIEHS) [F]" w:date="2026-03-17T14:39:00Z" w16du:dateUtc="2026-03-17T18:39:00Z">
+        <w:r>
+          <w:t>and</w:t>
+        </w:r>
+        <w:r>
+          <w:t xml:space="preserve">  </w:t>
+        </w:r>
+      </w:ins>
+      <m:oMath>
+        <m:sSub>
+          <m:sSubPr>
+            <m:ctrlPr>
+              <w:ins w:id="81" w:author="Jin, Ying (NIH/NIEHS) [F]" w:date="2026-03-17T14:39:00Z" w16du:dateUtc="2026-03-17T18:39:00Z">
+                <w:rPr>
+                  <w:rFonts w:ascii="Cambria Math" w:hAnsi="Cambria Math"/>
+                  <w:i/>
+                </w:rPr>
+              </w:ins>
+            </m:ctrlPr>
+          </m:sSubPr>
+          <m:e>
+            <m:r>
+              <w:ins w:id="82" w:author="Jin, Ying (NIH/NIEHS) [F]" w:date="2026-03-17T14:39:00Z" w16du:dateUtc="2026-03-17T18:39:00Z">
+                <w:rPr>
+                  <w:rFonts w:ascii="Cambria Math" w:hAnsi="Cambria Math"/>
+                </w:rPr>
+                <m:t>p</m:t>
+              </w:ins>
+            </m:r>
+          </m:e>
+          <m:sub>
+            <m:r>
+              <w:ins w:id="83" w:author="Jin, Ying (NIH/NIEHS) [F]" w:date="2026-03-17T14:39:00Z" w16du:dateUtc="2026-03-17T18:39:00Z">
+                <w:rPr>
+                  <w:rFonts w:ascii="Cambria Math" w:hAnsi="Cambria Math"/>
+                </w:rPr>
+                <m:t>de</m:t>
+              </w:ins>
+            </m:r>
+          </m:sub>
+        </m:sSub>
+        <m:r>
+          <w:ins w:id="84" w:author="Jin, Ying (NIH/NIEHS) [F]" w:date="2026-03-17T14:39:00Z" w16du:dateUtc="2026-03-17T18:39:00Z">
+            <m:rPr>
+              <m:sty m:val="p"/>
+            </m:rPr>
+            <w:rPr>
+              <w:rFonts w:ascii="Cambria Math" w:eastAsiaTheme="minorEastAsia" w:hAnsi="Cambria Math"/>
+            </w:rPr>
+            <m:t>&gt;</m:t>
+          </w:ins>
+        </m:r>
+        <m:r>
+          <w:ins w:id="85" w:author="Jin, Ying (NIH/NIEHS) [F]" w:date="2026-03-17T14:39:00Z" w16du:dateUtc="2026-03-17T18:39:00Z">
+            <m:rPr>
+              <m:sty m:val="p"/>
+            </m:rPr>
+            <w:rPr>
+              <w:rFonts w:ascii="Cambria Math" w:eastAsiaTheme="minorEastAsia" w:hAnsi="Cambria Math"/>
+            </w:rPr>
+            <m:t>0.05</m:t>
+          </w:ins>
+        </m:r>
+      </m:oMath>
+      <w:ins w:id="86" w:author="Jin, Ying (NIH/NIEHS) [F]" w:date="2026-03-17T14:39:00Z" w16du:dateUtc="2026-03-17T18:39:00Z">
+        <w:r>
+          <w:t>)</w:t>
+        </w:r>
+      </w:ins>
+      <w:ins w:id="87" w:author="Jin, Ying (NIH/NIEHS) [F]" w:date="2026-03-17T14:34:00Z" w16du:dateUtc="2026-03-17T18:34:00Z">
+        <w:r>
+          <w:t xml:space="preserve"> </w:t>
+        </w:r>
+      </w:ins>
+      <w:ins w:id="88" w:author="Jin, Ying (NIH/NIEHS) [F]" w:date="2026-03-17T14:35:00Z" w16du:dateUtc="2026-03-17T18:35:00Z">
+        <w:r>
+          <w:t>are of U-shape. Curves that are ei</w:t>
+        </w:r>
+      </w:ins>
+      <w:ins w:id="89" w:author="Jin, Ying (NIH/NIEHS) [F]" w:date="2026-03-17T14:40:00Z" w16du:dateUtc="2026-03-17T18:40:00Z">
+        <w:r>
+          <w:t>t</w:t>
+        </w:r>
+      </w:ins>
+      <w:ins w:id="90" w:author="Jin, Ying (NIH/NIEHS) [F]" w:date="2026-03-17T14:35:00Z" w16du:dateUtc="2026-03-17T18:35:00Z">
+        <w:r>
+          <w:t>her convex with increasing trend</w:t>
+        </w:r>
+      </w:ins>
+      <w:ins w:id="91" w:author="Jin, Ying (NIH/NIEHS) [F]" w:date="2026-03-17T14:40:00Z" w16du:dateUtc="2026-03-17T18:40:00Z">
+        <w:r>
+          <w:t xml:space="preserve"> </w:t>
+        </w:r>
+        <w:r>
+          <w:t>(</w:t>
+        </w:r>
+      </w:ins>
+      <m:oMath>
+        <m:sSub>
+          <m:sSubPr>
+            <m:ctrlPr>
+              <w:ins w:id="92" w:author="Jin, Ying (NIH/NIEHS) [F]" w:date="2026-03-17T14:40:00Z" w16du:dateUtc="2026-03-17T18:40:00Z">
+                <w:rPr>
+                  <w:rFonts w:ascii="Cambria Math" w:hAnsi="Cambria Math"/>
+                  <w:i/>
+                </w:rPr>
+              </w:ins>
+            </m:ctrlPr>
+          </m:sSubPr>
+          <m:e>
+            <m:r>
+              <w:ins w:id="93" w:author="Jin, Ying (NIH/NIEHS) [F]" w:date="2026-03-17T14:40:00Z" w16du:dateUtc="2026-03-17T18:40:00Z">
+                <w:rPr>
+                  <w:rFonts w:ascii="Cambria Math" w:hAnsi="Cambria Math"/>
+                </w:rPr>
+                <m:t>p</m:t>
+              </w:ins>
+            </m:r>
+          </m:e>
+          <m:sub>
+            <m:r>
+              <w:ins w:id="94" w:author="Jin, Ying (NIH/NIEHS) [F]" w:date="2026-03-17T14:40:00Z" w16du:dateUtc="2026-03-17T18:40:00Z">
+                <w:rPr>
+                  <w:rFonts w:ascii="Cambria Math" w:hAnsi="Cambria Math"/>
+                </w:rPr>
+                <m:t>cv</m:t>
+              </w:ins>
+            </m:r>
+          </m:sub>
+        </m:sSub>
+        <m:r>
+          <w:ins w:id="95" w:author="Jin, Ying (NIH/NIEHS) [F]" w:date="2026-03-17T14:40:00Z" w16du:dateUtc="2026-03-17T18:40:00Z">
+            <w:rPr>
+              <w:rFonts w:ascii="Cambria Math" w:eastAsiaTheme="minorEastAsia" w:hAnsi="Cambria Math"/>
+            </w:rPr>
+            <m:t xml:space="preserve">&lt;0.05 </m:t>
+          </w:ins>
+        </m:r>
+      </m:oMath>
+      <w:ins w:id="96" w:author="Jin, Ying (NIH/NIEHS) [F]" w:date="2026-03-17T14:40:00Z" w16du:dateUtc="2026-03-17T18:40:00Z">
+        <w:r>
+          <w:t xml:space="preserve">or  </w:t>
+        </w:r>
+      </w:ins>
+      <m:oMath>
+        <m:sSub>
+          <m:sSubPr>
+            <m:ctrlPr>
+              <w:ins w:id="97" w:author="Jin, Ying (NIH/NIEHS) [F]" w:date="2026-03-17T14:40:00Z" w16du:dateUtc="2026-03-17T18:40:00Z">
+                <w:rPr>
+                  <w:rFonts w:ascii="Cambria Math" w:hAnsi="Cambria Math"/>
+                  <w:i/>
+                </w:rPr>
+              </w:ins>
+            </m:ctrlPr>
+          </m:sSubPr>
+          <m:e>
+            <m:r>
+              <w:ins w:id="98" w:author="Jin, Ying (NIH/NIEHS) [F]" w:date="2026-03-17T14:40:00Z" w16du:dateUtc="2026-03-17T18:40:00Z">
+                <w:rPr>
+                  <w:rFonts w:ascii="Cambria Math" w:hAnsi="Cambria Math"/>
+                </w:rPr>
+                <m:t>p</m:t>
+              </w:ins>
+            </m:r>
+          </m:e>
+          <m:sub>
+            <m:r>
+              <w:ins w:id="99" w:author="Jin, Ying (NIH/NIEHS) [F]" w:date="2026-03-17T14:41:00Z" w16du:dateUtc="2026-03-17T18:41:00Z">
+                <w:rPr>
+                  <w:rFonts w:ascii="Cambria Math" w:hAnsi="Cambria Math"/>
+                </w:rPr>
+                <m:t>in</m:t>
+              </w:ins>
+            </m:r>
+          </m:sub>
+        </m:sSub>
+        <m:r>
+          <w:ins w:id="100" w:author="Jin, Ying (NIH/NIEHS) [F]" w:date="2026-03-17T14:40:00Z" w16du:dateUtc="2026-03-17T18:40:00Z">
+            <m:rPr>
+              <m:sty m:val="p"/>
+            </m:rPr>
+            <w:rPr>
+              <w:rFonts w:ascii="Cambria Math" w:eastAsiaTheme="minorEastAsia" w:hAnsi="Cambria Math"/>
+            </w:rPr>
+            <m:t>&lt;0.05</m:t>
+          </w:ins>
+        </m:r>
+      </m:oMath>
+      <w:ins w:id="101" w:author="Jin, Ying (NIH/NIEHS) [F]" w:date="2026-03-17T14:40:00Z" w16du:dateUtc="2026-03-17T18:40:00Z">
+        <w:r>
+          <w:t>)</w:t>
+        </w:r>
+      </w:ins>
+      <w:ins w:id="102" w:author="Jin, Ying (NIH/NIEHS) [F]" w:date="2026-03-17T14:35:00Z" w16du:dateUtc="2026-03-17T18:35:00Z">
+        <w:r>
+          <w:t xml:space="preserve"> or concave with decreasing trend </w:t>
+        </w:r>
+      </w:ins>
+      <w:ins w:id="103" w:author="Jin, Ying (NIH/NIEHS) [F]" w:date="2026-03-17T14:41:00Z" w16du:dateUtc="2026-03-17T18:41:00Z">
+        <w:r>
+          <w:t>(</w:t>
+        </w:r>
+      </w:ins>
+      <m:oMath>
+        <m:sSub>
+          <m:sSubPr>
+            <m:ctrlPr>
+              <w:ins w:id="104" w:author="Jin, Ying (NIH/NIEHS) [F]" w:date="2026-03-17T14:41:00Z" w16du:dateUtc="2026-03-17T18:41:00Z">
+                <w:rPr>
+                  <w:rFonts w:ascii="Cambria Math" w:hAnsi="Cambria Math"/>
+                  <w:i/>
+                </w:rPr>
+              </w:ins>
+            </m:ctrlPr>
+          </m:sSubPr>
+          <m:e>
+            <m:r>
+              <w:ins w:id="105" w:author="Jin, Ying (NIH/NIEHS) [F]" w:date="2026-03-17T14:41:00Z" w16du:dateUtc="2026-03-17T18:41:00Z">
+                <w:rPr>
+                  <w:rFonts w:ascii="Cambria Math" w:hAnsi="Cambria Math"/>
+                </w:rPr>
+                <m:t>p</m:t>
+              </w:ins>
+            </m:r>
+          </m:e>
+          <m:sub>
+            <m:r>
+              <w:ins w:id="106" w:author="Jin, Ying (NIH/NIEHS) [F]" w:date="2026-03-17T14:41:00Z" w16du:dateUtc="2026-03-17T18:41:00Z">
+                <w:rPr>
+                  <w:rFonts w:ascii="Cambria Math" w:hAnsi="Cambria Math"/>
+                </w:rPr>
+                <m:t>cv</m:t>
+              </w:ins>
+            </m:r>
+          </m:sub>
+        </m:sSub>
+        <m:r>
+          <w:ins w:id="107" w:author="Jin, Ying (NIH/NIEHS) [F]" w:date="2026-03-17T14:41:00Z" w16du:dateUtc="2026-03-17T18:41:00Z">
+            <w:rPr>
+              <w:rFonts w:ascii="Cambria Math" w:eastAsiaTheme="minorEastAsia" w:hAnsi="Cambria Math"/>
+            </w:rPr>
+            <m:t xml:space="preserve">&lt;0.05 </m:t>
+          </w:ins>
+        </m:r>
+      </m:oMath>
+      <w:ins w:id="108" w:author="Jin, Ying (NIH/NIEHS) [F]" w:date="2026-03-17T14:41:00Z" w16du:dateUtc="2026-03-17T18:41:00Z">
+        <w:r>
+          <w:t xml:space="preserve">or  </w:t>
+        </w:r>
+      </w:ins>
+      <m:oMath>
+        <m:sSub>
+          <m:sSubPr>
+            <m:ctrlPr>
+              <w:ins w:id="109" w:author="Jin, Ying (NIH/NIEHS) [F]" w:date="2026-03-17T14:41:00Z" w16du:dateUtc="2026-03-17T18:41:00Z">
+                <w:rPr>
+                  <w:rFonts w:ascii="Cambria Math" w:hAnsi="Cambria Math"/>
+                  <w:i/>
+                </w:rPr>
+              </w:ins>
+            </m:ctrlPr>
+          </m:sSubPr>
+          <m:e>
+            <m:r>
+              <w:ins w:id="110" w:author="Jin, Ying (NIH/NIEHS) [F]" w:date="2026-03-17T14:41:00Z" w16du:dateUtc="2026-03-17T18:41:00Z">
+                <w:rPr>
+                  <w:rFonts w:ascii="Cambria Math" w:hAnsi="Cambria Math"/>
+                </w:rPr>
+                <m:t>p</m:t>
+              </w:ins>
+            </m:r>
+          </m:e>
+          <m:sub>
+            <m:r>
+              <w:ins w:id="111" w:author="Jin, Ying (NIH/NIEHS) [F]" w:date="2026-03-17T14:41:00Z" w16du:dateUtc="2026-03-17T18:41:00Z">
+                <w:rPr>
+                  <w:rFonts w:ascii="Cambria Math" w:hAnsi="Cambria Math"/>
+                </w:rPr>
+                <m:t>de</m:t>
+              </w:ins>
+            </m:r>
+          </m:sub>
+        </m:sSub>
+        <m:r>
+          <w:ins w:id="112" w:author="Jin, Ying (NIH/NIEHS) [F]" w:date="2026-03-17T14:41:00Z" w16du:dateUtc="2026-03-17T18:41:00Z">
+            <m:rPr>
+              <m:sty m:val="p"/>
+            </m:rPr>
+            <w:rPr>
+              <w:rFonts w:ascii="Cambria Math" w:eastAsiaTheme="minorEastAsia" w:hAnsi="Cambria Math"/>
+            </w:rPr>
+            <m:t>&lt;0.05</m:t>
+          </w:ins>
+        </m:r>
+      </m:oMath>
+      <w:ins w:id="113" w:author="Jin, Ying (NIH/NIEHS) [F]" w:date="2026-03-17T14:41:00Z" w16du:dateUtc="2026-03-17T18:41:00Z">
+        <w:r>
+          <w:t>)</w:t>
+        </w:r>
+        <w:r>
+          <w:t xml:space="preserve"> </w:t>
+        </w:r>
+      </w:ins>
+      <w:ins w:id="114" w:author="Jin, Ying (NIH/NIEHS) [F]" w:date="2026-03-17T14:35:00Z" w16du:dateUtc="2026-03-17T18:35:00Z">
+        <w:r>
+          <w:t xml:space="preserve">are of J-shape, indicating a possible hermetic pattern. </w:t>
+        </w:r>
+      </w:ins>
+      <w:ins w:id="115" w:author="Jin, Ying (NIH/NIEHS) [F]" w:date="2026-03-17T14:36:00Z" w16du:dateUtc="2026-03-17T18:36:00Z">
+        <w:r>
+          <w:t xml:space="preserve">Curves </w:t>
+        </w:r>
+      </w:ins>
+      <w:ins w:id="116" w:author="Jin, Ying (NIH/NIEHS) [F]" w:date="2026-03-17T14:35:00Z" w16du:dateUtc="2026-03-17T18:35:00Z">
+        <w:r>
+          <w:t>that are insignif</w:t>
+        </w:r>
+      </w:ins>
+      <w:ins w:id="117" w:author="Jin, Ying (NIH/NIEHS) [F]" w:date="2026-03-17T14:42:00Z" w16du:dateUtc="2026-03-17T18:42:00Z">
+        <w:r>
+          <w:t xml:space="preserve">icant are have no </w:t>
+        </w:r>
+      </w:ins>
+      <w:ins w:id="118" w:author="Jin, Ying (NIH/NIEHS) [F]" w:date="2026-03-17T14:43:00Z" w16du:dateUtc="2026-03-17T18:43:00Z">
+        <w:r>
+          <w:t>specific toxicity signals</w:t>
+        </w:r>
+      </w:ins>
+      <w:ins w:id="119" w:author="Jin, Ying (NIH/NIEHS) [F]" w:date="2026-03-17T14:36:00Z" w16du:dateUtc="2026-03-17T18:36:00Z">
+        <w:r>
+          <w:t xml:space="preserve">. </w:t>
+        </w:r>
+      </w:ins>
+      <w:ins w:id="120" w:author="Jin, Ying (NIH/NIEHS) [F]" w:date="2026-03-17T14:41:00Z" w16du:dateUtc="2026-03-17T18:41:00Z">
+        <w:r>
+          <w:t xml:space="preserve">Figure </w:t>
+        </w:r>
+        <w:r>
+          <w:t xml:space="preserve">1 shows </w:t>
+        </w:r>
+      </w:ins>
+      <w:ins w:id="121" w:author="Jin, Ying (NIH/NIEHS) [F]" w:date="2026-03-17T14:42:00Z" w16du:dateUtc="2026-03-17T18:42:00Z">
+        <w:r>
+          <w:t xml:space="preserve">examples from the motivational dataset that has been classified into </w:t>
+        </w:r>
+        <w:r>
+          <w:t>the four categories separately</w:t>
+        </w:r>
+      </w:ins>
+      <w:ins w:id="122" w:author="Jin, Ying (NIH/NIEHS) [F]" w:date="2026-03-17T14:43:00Z" w16du:dateUtc="2026-03-17T18:43:00Z">
+        <w:r>
+          <w:t>: a</w:t>
+        </w:r>
+      </w:ins>
+      <w:ins w:id="123" w:author="Jin, Ying (NIH/NIEHS) [F]" w:date="2026-03-17T14:44:00Z" w16du:dateUtc="2026-03-17T18:44:00Z">
+        <w:r>
+          <w:t xml:space="preserve"> convex-decreasing hormesis curve, a monotonically increasing curve, a convex U-shape curve and a </w:t>
+        </w:r>
+        <w:r>
+          <w:t xml:space="preserve">curve with unclear </w:t>
+        </w:r>
+      </w:ins>
+      <w:ins w:id="124" w:author="Jin, Ying (NIH/NIEHS) [F]" w:date="2026-03-17T14:45:00Z" w16du:dateUtc="2026-03-17T18:45:00Z">
+        <w:r>
+          <w:t xml:space="preserve">signals. </w:t>
+        </w:r>
+      </w:ins>
     </w:p>
     <w:p>
       <w:pPr>
@@ -2250,17 +3142,21 @@
         <w:t xml:space="preserve">iterations </w:t>
       </w:r>
       <w:r>
-        <w:t>of random sampling. Unfortunately, the former is difficult to achiev</w:t>
+        <w:t xml:space="preserve">of random </w:t>
+      </w:r>
+      <w:r>
+        <w:lastRenderedPageBreak/>
+        <w:t>sampling. Unfortunately, the former is difficult to achiev</w:t>
       </w:r>
       <w:r>
         <w:t xml:space="preserve">e </w:t>
       </w:r>
-      <w:ins w:id="18" w:author="Jin, Ying (NIH/NIEHS) [F]" w:date="2026-01-22T16:04:00Z" w16du:dateUtc="2026-01-22T21:04:00Z">
+      <w:ins w:id="125" w:author="Jin, Ying (NIH/NIEHS) [F]" w:date="2026-01-22T16:04:00Z" w16du:dateUtc="2026-01-22T21:04:00Z">
         <w:r>
           <w:t>within resource constraints</w:t>
         </w:r>
       </w:ins>
-      <w:del w:id="19" w:author="Jin, Ying (NIH/NIEHS) [F]" w:date="2026-01-22T16:04:00Z" w16du:dateUtc="2026-01-22T21:04:00Z">
+      <w:del w:id="126" w:author="Jin, Ying (NIH/NIEHS) [F]" w:date="2026-01-22T16:04:00Z" w16du:dateUtc="2026-01-22T21:04:00Z">
         <w:r>
           <w:delText>e for many reasons (e.g. small number of replicates, sparse or skewed dose grid, etc.)</w:delText>
         </w:r>
@@ -2298,6 +3194,16 @@
       <w:r>
         <w:t xml:space="preserve"> </w:t>
       </w:r>
+      <w:ins w:id="127" w:author="Jin, Ying (NIH/NIEHS) [F]" w:date="2026-03-17T14:45:00Z" w16du:dateUtc="2026-03-17T18:45:00Z">
+        <w:r>
+          <w:t>In practice, the two rules lead to very similar conclusions</w:t>
+        </w:r>
+      </w:ins>
+      <w:ins w:id="128" w:author="Jin, Ying (NIH/NIEHS) [F]" w:date="2026-03-17T14:46:00Z" w16du:dateUtc="2026-03-17T18:46:00Z">
+        <w:r>
+          <w:t xml:space="preserve"> with no substantial difference. </w:t>
+        </w:r>
+      </w:ins>
     </w:p>
     <w:p>
       <w:pPr>
@@ -2312,21 +3218,83 @@
     <w:p>
       <w:pPr>
         <w:spacing w:line="240" w:lineRule="auto"/>
-      </w:pPr>
+        <w:jc w:val="center"/>
+      </w:pPr>
+      <w:r>
+        <w:rPr>
+          <w:noProof/>
+        </w:rPr>
+        <w:drawing>
+          <wp:inline distT="0" distB="0" distL="0" distR="0" wp14:anchorId="51B42018" wp14:editId="61AA99EA">
+            <wp:extent cx="4267200" cy="3657600"/>
+            <wp:effectExtent l="0" t="0" r="0" b="0"/>
+            <wp:docPr id="1562129117" name="Picture 2"/>
+            <wp:cNvGraphicFramePr>
+              <a:graphicFrameLocks xmlns:a="http://schemas.openxmlformats.org/drawingml/2006/main" noChangeAspect="1"/>
+            </wp:cNvGraphicFramePr>
+            <a:graphic xmlns:a="http://schemas.openxmlformats.org/drawingml/2006/main">
+              <a:graphicData uri="http://schemas.openxmlformats.org/drawingml/2006/picture">
+                <pic:pic xmlns:pic="http://schemas.openxmlformats.org/drawingml/2006/picture">
+                  <pic:nvPicPr>
+                    <pic:cNvPr id="1562129117" name="Picture 1562129117"/>
+                    <pic:cNvPicPr/>
+                  </pic:nvPicPr>
+                  <pic:blipFill>
+                    <a:blip r:embed="rId9">
+                      <a:extLst>
+                        <a:ext uri="{28A0092B-C50C-407E-A947-70E740481C1C}">
+                          <a14:useLocalDpi xmlns:a14="http://schemas.microsoft.com/office/drawing/2010/main" val="0"/>
+                        </a:ext>
+                      </a:extLst>
+                    </a:blip>
+                    <a:stretch>
+                      <a:fillRect/>
+                    </a:stretch>
+                  </pic:blipFill>
+                  <pic:spPr>
+                    <a:xfrm>
+                      <a:off x="0" y="0"/>
+                      <a:ext cx="4267200" cy="3657600"/>
+                    </a:xfrm>
+                    <a:prstGeom prst="rect">
+                      <a:avLst/>
+                    </a:prstGeom>
+                  </pic:spPr>
+                </pic:pic>
+              </a:graphicData>
+            </a:graphic>
+          </wp:inline>
+        </w:drawing>
+      </w:r>
     </w:p>
     <w:p>
       <w:pPr>
         <w:spacing w:line="240" w:lineRule="auto"/>
       </w:pPr>
-      <w:commentRangeStart w:id="20"/>
-      <w:commentRangeEnd w:id="20"/>
+      <w:r>
+        <w:rPr>
+          <w:b/>
+          <w:bCs/>
+        </w:rPr>
+        <w:t>Figure 1</w:t>
+      </w:r>
+      <w:r>
+        <w:t xml:space="preserve">: examples of shape classification by SHARP procedure. </w:t>
+      </w:r>
+    </w:p>
+    <w:p>
+      <w:pPr>
+        <w:spacing w:line="240" w:lineRule="auto"/>
+      </w:pPr>
+      <w:commentRangeStart w:id="129"/>
+      <w:commentRangeEnd w:id="129"/>
       <w:r>
         <w:rPr>
           <w:rStyle w:val="CommentReference"/>
           <w:sz w:val="24"/>
           <w:szCs w:val="24"/>
         </w:rPr>
-        <w:commentReference w:id="20"/>
+        <w:commentReference w:id="129"/>
       </w:r>
     </w:p>
     <w:p>
@@ -2350,28 +3318,28 @@
       <w:r>
         <w:t xml:space="preserve">Scalability and </w:t>
       </w:r>
-      <w:commentRangeStart w:id="21"/>
-      <w:commentRangeStart w:id="22"/>
+      <w:commentRangeStart w:id="130"/>
+      <w:commentRangeStart w:id="131"/>
       <w:r>
         <w:t>Visualization</w:t>
       </w:r>
-      <w:commentRangeEnd w:id="21"/>
+      <w:commentRangeEnd w:id="130"/>
       <w:r>
         <w:rPr>
           <w:rStyle w:val="CommentReference"/>
           <w:sz w:val="28"/>
           <w:szCs w:val="28"/>
         </w:rPr>
-        <w:commentReference w:id="21"/>
-      </w:r>
-      <w:commentRangeEnd w:id="22"/>
+        <w:commentReference w:id="130"/>
+      </w:r>
+      <w:commentRangeEnd w:id="131"/>
       <w:r>
         <w:rPr>
           <w:rStyle w:val="CommentReference"/>
           <w:sz w:val="28"/>
           <w:szCs w:val="28"/>
         </w:rPr>
-        <w:commentReference w:id="22"/>
+        <w:commentReference w:id="131"/>
       </w:r>
     </w:p>
     <w:p>
@@ -2420,23 +3388,47 @@
       <w:r>
         <w:t xml:space="preserve"> and always have a small probability of errors. </w:t>
       </w:r>
-      <w:r>
-        <w:t xml:space="preserve">Even in the ideal scenario where all the assumptions are correctly made, there still exists inherent error because of the </w:t>
-      </w:r>
-      <w:r>
-        <w:t>possibility of observing an extreme sample by chance. Th</w:t>
+      <w:del w:id="132" w:author="Jin, Ying (NIH/NIEHS) [F]" w:date="2026-03-17T14:46:00Z" w16du:dateUtc="2026-03-17T18:46:00Z">
+        <w:r>
+          <w:delText xml:space="preserve">Even in the ideal scenario where all the assumptions are correctly made, there still exists inherent error because of the </w:delText>
+        </w:r>
+        <w:r>
+          <w:delText xml:space="preserve">possibility of observing an extreme sample by chance. </w:delText>
+        </w:r>
+      </w:del>
+      <w:r>
+        <w:t>Th</w:t>
       </w:r>
       <w:r>
         <w:t xml:space="preserve">e </w:t>
       </w:r>
       <w:r>
-        <w:t xml:space="preserve">probability of this </w:t>
+        <w:t xml:space="preserve">probability of </w:t>
+      </w:r>
+      <w:r>
+        <w:lastRenderedPageBreak/>
+        <w:t xml:space="preserve">this </w:t>
       </w:r>
       <w:r>
         <w:t xml:space="preserve">error is reflected by p values. </w:t>
       </w:r>
-      <w:r>
-        <w:t xml:space="preserve">Therefore, it is crucial to </w:t>
+      <w:del w:id="133" w:author="Jin, Ying (NIH/NIEHS) [F]" w:date="2026-03-17T14:46:00Z" w16du:dateUtc="2026-03-17T18:46:00Z">
+        <w:r>
+          <w:delText xml:space="preserve">Therefore, it </w:delText>
+        </w:r>
+      </w:del>
+      <w:ins w:id="134" w:author="Jin, Ying (NIH/NIEHS) [F]" w:date="2026-03-17T14:46:00Z" w16du:dateUtc="2026-03-17T18:46:00Z">
+        <w:r>
+          <w:t>I</w:t>
+        </w:r>
+      </w:ins>
+      <w:del w:id="135" w:author="Jin, Ying (NIH/NIEHS) [F]" w:date="2026-03-17T14:46:00Z" w16du:dateUtc="2026-03-17T18:46:00Z">
+        <w:r>
+          <w:delText>i</w:delText>
+        </w:r>
+      </w:del>
+      <w:r>
+        <w:t xml:space="preserve">s crucial to </w:t>
       </w:r>
       <w:r>
         <w:t>present test conclusions with p values</w:t>
@@ -2522,18 +3514,18 @@
       <w:r>
         <w:t xml:space="preserve">, which will need further investigation or </w:t>
       </w:r>
-      <w:commentRangeStart w:id="23"/>
+      <w:commentRangeStart w:id="136"/>
       <w:r>
         <w:t>validation</w:t>
       </w:r>
-      <w:commentRangeEnd w:id="23"/>
+      <w:commentRangeEnd w:id="136"/>
       <w:r>
         <w:rPr>
           <w:rStyle w:val="CommentReference"/>
           <w:sz w:val="24"/>
           <w:szCs w:val="24"/>
         </w:rPr>
-        <w:commentReference w:id="23"/>
+        <w:commentReference w:id="136"/>
       </w:r>
       <w:r>
         <w:t xml:space="preserve">. </w:t>
@@ -2546,28 +3538,28 @@
       <w:r>
         <w:t>As a solution to the issues above, w</w:t>
       </w:r>
-      <w:commentRangeStart w:id="24"/>
-      <w:commentRangeStart w:id="25"/>
+      <w:commentRangeStart w:id="137"/>
+      <w:commentRangeStart w:id="138"/>
       <w:r>
         <w:t xml:space="preserve">e developed </w:t>
       </w:r>
-      <w:commentRangeEnd w:id="24"/>
+      <w:commentRangeEnd w:id="137"/>
       <w:r>
         <w:rPr>
           <w:rStyle w:val="CommentReference"/>
           <w:sz w:val="24"/>
           <w:szCs w:val="24"/>
         </w:rPr>
-        <w:commentReference w:id="24"/>
-      </w:r>
-      <w:commentRangeEnd w:id="25"/>
+        <w:commentReference w:id="137"/>
+      </w:r>
+      <w:commentRangeEnd w:id="138"/>
       <w:r>
         <w:rPr>
           <w:rStyle w:val="CommentReference"/>
           <w:sz w:val="24"/>
           <w:szCs w:val="24"/>
         </w:rPr>
-        <w:commentReference w:id="25"/>
+        <w:commentReference w:id="138"/>
       </w:r>
       <w:r>
         <w:t xml:space="preserve">a </w:t>
@@ -3467,11 +4459,7 @@
         <w:t>assigns the dose response point to the</w:t>
       </w:r>
       <w:r>
-        <w:t xml:space="preserve"> side it more likely belongs to along the increase/decrease or convex/concave axis. And among points on the same side, points that are more likely to belong here are positioned further </w:t>
-      </w:r>
-      <w:r>
-        <w:lastRenderedPageBreak/>
-        <w:t xml:space="preserve">away from the axis. The panel division shows the shape classification and the distance between points and axis shows the uncertainty of the test. </w:t>
+        <w:t xml:space="preserve"> side it more likely belongs to along the increase/decrease or convex/concave axis. And among points on the same side, points that are more likely to belong here are positioned further away from the axis. The panel division shows the shape classification and the distance between points and axis shows the uncertainty of the test. </w:t>
       </w:r>
     </w:p>
     <w:p>
@@ -3521,12 +4509,12 @@
       <w:r>
         <w:t xml:space="preserve">the </w:t>
       </w:r>
-      <w:ins w:id="26" w:author="Jin, Ying (NIH/NIEHS) [F]" w:date="2026-01-22T16:11:00Z" w16du:dateUtc="2026-01-22T21:11:00Z">
+      <w:ins w:id="139" w:author="Jin, Ying (NIH/NIEHS) [F]" w:date="2026-01-22T16:11:00Z" w16du:dateUtc="2026-01-22T21:11:00Z">
         <w:r>
           <w:t>layout</w:t>
         </w:r>
       </w:ins>
-      <w:del w:id="27" w:author="Jin, Ying (NIH/NIEHS) [F]" w:date="2026-01-22T16:11:00Z" w16du:dateUtc="2026-01-22T21:11:00Z">
+      <w:del w:id="140" w:author="Jin, Ying (NIH/NIEHS) [F]" w:date="2026-01-22T16:11:00Z" w16du:dateUtc="2026-01-22T21:11:00Z">
         <w:r>
           <w:delText>plotting</w:delText>
         </w:r>
@@ -3588,7 +4576,11 @@
         <w:t>The shape classification made by SHARP is indicated by color</w:t>
       </w:r>
       <w:r>
-        <w:t>, and points with the same color are repeated tests on the same dose-re</w:t>
+        <w:t xml:space="preserve">, and </w:t>
+      </w:r>
+      <w:r>
+        <w:lastRenderedPageBreak/>
+        <w:t>points with the same color are repeated tests on the same dose-re</w:t>
       </w:r>
       <w:r>
         <w:t>s</w:t>
@@ -3720,7 +4712,7 @@
                     <pic:cNvPicPr/>
                   </pic:nvPicPr>
                   <pic:blipFill>
-                    <a:blip r:embed="rId9" cstate="print">
+                    <a:blip r:embed="rId10" cstate="print">
                       <a:extLst>
                         <a:ext uri="{28A0092B-C50C-407E-A947-70E740481C1C}">
                           <a14:useLocalDpi xmlns:a14="http://schemas.microsoft.com/office/drawing/2010/main" val="0"/>
@@ -3882,7 +4874,7 @@
         </w:rPr>
         <w:lastRenderedPageBreak/>
         <w:drawing>
-          <wp:inline distT="0" distB="0" distL="0" distR="0" wp14:anchorId="0C624F0F" wp14:editId="33820085">
+          <wp:inline distT="0" distB="0" distL="0" distR="0" wp14:anchorId="0C624F0F" wp14:editId="7ABE59FA">
             <wp:extent cx="5943600" cy="7924800"/>
             <wp:effectExtent l="0" t="0" r="0" b="0"/>
             <wp:docPr id="352529006" name="Picture 1" descr="Diagram&#10;&#10;AI-generated content may be incorrect."/>
@@ -3897,7 +4889,7 @@
                     <pic:cNvPicPr/>
                   </pic:nvPicPr>
                   <pic:blipFill>
-                    <a:blip r:embed="rId10" cstate="print">
+                    <a:blip r:embed="rId11" cstate="print">
                       <a:extLst>
                         <a:ext uri="{28A0092B-C50C-407E-A947-70E740481C1C}">
                           <a14:useLocalDpi xmlns:a14="http://schemas.microsoft.com/office/drawing/2010/main" val="0"/>
@@ -3938,28 +4930,28 @@
       <w:r>
         <w:t xml:space="preserve">:  Results </w:t>
       </w:r>
-      <w:commentRangeStart w:id="28"/>
-      <w:commentRangeStart w:id="29"/>
+      <w:commentRangeStart w:id="141"/>
+      <w:commentRangeStart w:id="142"/>
       <w:r>
         <w:t>from Shape Analysis</w:t>
       </w:r>
-      <w:commentRangeEnd w:id="28"/>
+      <w:commentRangeEnd w:id="141"/>
       <w:r>
         <w:rPr>
           <w:rStyle w:val="CommentReference"/>
           <w:sz w:val="24"/>
           <w:szCs w:val="24"/>
         </w:rPr>
-        <w:commentReference w:id="28"/>
-      </w:r>
-      <w:commentRangeEnd w:id="29"/>
+        <w:commentReference w:id="141"/>
+      </w:r>
+      <w:commentRangeEnd w:id="142"/>
       <w:r>
         <w:rPr>
           <w:rStyle w:val="CommentReference"/>
           <w:sz w:val="24"/>
           <w:szCs w:val="24"/>
         </w:rPr>
-        <w:commentReference w:id="29"/>
+        <w:commentReference w:id="142"/>
       </w:r>
       <w:r>
         <w:t xml:space="preserve">.  </w:t>
@@ -8882,7 +9874,7 @@
       <w:r>
         <w:t>In addition to the time</w:t>
       </w:r>
-      <w:ins w:id="30" w:author="Jin, Ying (NIH/NIEHS) [F]" w:date="2026-01-22T16:23:00Z" w16du:dateUtc="2026-01-22T21:23:00Z">
+      <w:ins w:id="143" w:author="Jin, Ying (NIH/NIEHS) [F]" w:date="2026-01-22T16:23:00Z" w16du:dateUtc="2026-01-22T21:23:00Z">
         <w:r>
           <w:t xml:space="preserve"> </w:t>
         </w:r>
@@ -8942,11 +9934,11 @@
       <w:r>
         <w:t>The heatmap and tables provide summary views of the hormetic tests but do not allow us to compare the strength of the signals revealed by the SHARP test</w:t>
       </w:r>
-      <w:commentRangeStart w:id="31"/>
+      <w:commentRangeStart w:id="144"/>
       <w:r>
         <w:t>.  I</w:t>
       </w:r>
-      <w:commentRangeStart w:id="32"/>
+      <w:commentRangeStart w:id="145"/>
       <w:r>
         <w:t xml:space="preserve">nstead, we provide a </w:t>
       </w:r>
@@ -8959,26 +9951,26 @@
       <w:r>
         <w:t xml:space="preserve"> </w:t>
       </w:r>
-      <w:commentRangeEnd w:id="32"/>
+      <w:commentRangeEnd w:id="145"/>
       <w:r>
         <w:rPr>
           <w:rStyle w:val="CommentReference"/>
           <w:sz w:val="24"/>
           <w:szCs w:val="24"/>
         </w:rPr>
-        <w:commentReference w:id="32"/>
+        <w:commentReference w:id="145"/>
       </w:r>
       <w:r>
         <w:t xml:space="preserve"> </w:t>
       </w:r>
-      <w:commentRangeEnd w:id="31"/>
+      <w:commentRangeEnd w:id="144"/>
       <w:r>
         <w:rPr>
           <w:rStyle w:val="CommentReference"/>
           <w:sz w:val="24"/>
           <w:szCs w:val="24"/>
         </w:rPr>
-        <w:commentReference w:id="31"/>
+        <w:commentReference w:id="144"/>
       </w:r>
       <w:r>
         <w:t xml:space="preserve">In figure 2 below, we illustrate the ARE assay results, showing the high frequency of convex increasing dose responses but also the relative strength (top left corner) or ambiguity (points on the dotted lines) of the shape classification.  </w:t>
@@ -9017,7 +10009,7 @@
                     <pic:cNvPicPr/>
                   </pic:nvPicPr>
                   <pic:blipFill>
-                    <a:blip r:embed="rId11">
+                    <a:blip r:embed="rId12">
                       <a:extLst>
                         <a:ext uri="{28A0092B-C50C-407E-A947-70E740481C1C}">
                           <a14:useLocalDpi xmlns:a14="http://schemas.microsoft.com/office/drawing/2010/main" val="0"/>
@@ -9179,7 +10171,7 @@
                     <pic:cNvPicPr/>
                   </pic:nvPicPr>
                   <pic:blipFill>
-                    <a:blip r:embed="rId12"/>
+                    <a:blip r:embed="rId13"/>
                     <a:stretch>
                       <a:fillRect/>
                     </a:stretch>
@@ -9219,7 +10211,7 @@
                     <pic:cNvPicPr/>
                   </pic:nvPicPr>
                   <pic:blipFill>
-                    <a:blip r:embed="rId13"/>
+                    <a:blip r:embed="rId14"/>
                     <a:stretch>
                       <a:fillRect/>
                     </a:stretch>
@@ -9511,28 +10503,28 @@
       <w:pPr>
         <w:spacing w:line="240" w:lineRule="auto"/>
       </w:pPr>
-      <w:commentRangeStart w:id="33"/>
-      <w:commentRangeStart w:id="34"/>
+      <w:commentRangeStart w:id="146"/>
+      <w:commentRangeStart w:id="147"/>
       <w:r>
         <w:t xml:space="preserve">Another direction for future work is further clarifying the uncertainty in the shape result.  </w:t>
       </w:r>
-      <w:commentRangeEnd w:id="33"/>
+      <w:commentRangeEnd w:id="146"/>
       <w:r>
         <w:rPr>
           <w:rStyle w:val="CommentReference"/>
           <w:sz w:val="24"/>
           <w:szCs w:val="24"/>
         </w:rPr>
-        <w:commentReference w:id="33"/>
-      </w:r>
-      <w:commentRangeEnd w:id="34"/>
+        <w:commentReference w:id="146"/>
+      </w:r>
+      <w:commentRangeEnd w:id="147"/>
       <w:r>
         <w:rPr>
           <w:rStyle w:val="CommentReference"/>
           <w:sz w:val="24"/>
           <w:szCs w:val="24"/>
         </w:rPr>
-        <w:commentReference w:id="34"/>
+        <w:commentReference w:id="147"/>
       </w:r>
     </w:p>
     <w:p>
@@ -9568,18 +10560,18 @@
         <w:pStyle w:val="Heading3"/>
         <w:spacing w:line="240" w:lineRule="auto"/>
       </w:pPr>
-      <w:commentRangeStart w:id="35"/>
+      <w:commentRangeStart w:id="148"/>
       <w:r>
         <w:t>Appendix – Methodology Details</w:t>
       </w:r>
-      <w:commentRangeEnd w:id="35"/>
+      <w:commentRangeEnd w:id="148"/>
       <w:r>
         <w:rPr>
           <w:rStyle w:val="CommentReference"/>
           <w:sz w:val="28"/>
           <w:szCs w:val="28"/>
         </w:rPr>
-        <w:commentReference w:id="35"/>
+        <w:commentReference w:id="148"/>
       </w:r>
     </w:p>
     <w:p>
@@ -10418,18 +11410,18 @@
       <w:r>
         <w:t xml:space="preserve">Test </w:t>
       </w:r>
-      <w:commentRangeStart w:id="36"/>
+      <w:commentRangeStart w:id="149"/>
       <w:r>
         <w:t>Uncertainty</w:t>
       </w:r>
-      <w:commentRangeEnd w:id="36"/>
+      <w:commentRangeEnd w:id="149"/>
       <w:r>
         <w:rPr>
           <w:rStyle w:val="CommentReference"/>
           <w:sz w:val="24"/>
           <w:szCs w:val="24"/>
         </w:rPr>
-        <w:commentReference w:id="36"/>
+        <w:commentReference w:id="149"/>
       </w:r>
     </w:p>
     <w:p>
@@ -11181,7 +12173,7 @@
     <w:p>
       <w:pPr>
         <w:rPr>
-          <w:ins w:id="37" w:author="Jin, Ying (NIH/NIEHS) [F]" w:date="2026-01-23T16:08:00Z" w16du:dateUtc="2026-01-23T21:08:00Z"/>
+          <w:ins w:id="150" w:author="Jin, Ying (NIH/NIEHS) [F]" w:date="2026-01-23T16:08:00Z" w16du:dateUtc="2026-01-23T21:08:00Z"/>
         </w:rPr>
       </w:pPr>
       <w:r>
@@ -11201,7 +12193,7 @@
 
 <file path=word/comments.xml><?xml version="1.0" encoding="utf-8"?>
 <w:comments xmlns:wpc="http://schemas.microsoft.com/office/word/2010/wordprocessingCanvas" xmlns:cx="http://schemas.microsoft.com/office/drawing/2014/chartex" xmlns:cx1="http://schemas.microsoft.com/office/drawing/2015/9/8/chartex" xmlns:cx2="http://schemas.microsoft.com/office/drawing/2015/10/21/chartex" xmlns:cx3="http://schemas.microsoft.com/office/drawing/2016/5/9/chartex" xmlns:cx4="http://schemas.microsoft.com/office/drawing/2016/5/10/chartex" xmlns:cx5="http://schemas.microsoft.com/office/drawing/2016/5/11/chartex" xmlns:cx6="http://schemas.microsoft.com/office/drawing/2016/5/12/chartex" xmlns:cx7="http://schemas.microsoft.com/office/drawing/2016/5/13/chartex" xmlns:cx8="http://schemas.microsoft.com/office/drawing/2016/5/14/chartex" xmlns:mc="http://schemas.openxmlformats.org/markup-compatibility/2006" xmlns:aink="http://schemas.microsoft.com/office/drawing/2016/ink" xmlns:am3d="http://schemas.microsoft.com/office/drawing/2017/model3d" xmlns:o="urn:schemas-microsoft-com:office:office" xmlns:oel="http://schemas.microsoft.com/office/2019/extlst" xmlns:r="http://schemas.openxmlformats.org/officeDocument/2006/relationships" xmlns:m="http://schemas.openxmlformats.org/officeDocument/2006/math" xmlns:v="urn:schemas-microsoft-com:vml" xmlns:wp14="http://schemas.microsoft.com/office/word/2010/wordprocessingDrawing" xmlns:wp="http://schemas.openxmlformats.org/drawingml/2006/wordprocessingDrawing" xmlns:w10="urn:schemas-microsoft-com:office:word" xmlns:w="http://schemas.openxmlformats.org/wordprocessingml/2006/main" xmlns:w14="http://schemas.microsoft.com/office/word/2010/wordml" xmlns:w15="http://schemas.microsoft.com/office/word/2012/wordml" xmlns:w16cex="http://schemas.microsoft.com/office/word/2018/wordml/cex" xmlns:w16cid="http://schemas.microsoft.com/office/word/2016/wordml/cid" xmlns:w16="http://schemas.microsoft.com/office/word/2018/wordml" xmlns:w16du="http://schemas.microsoft.com/office/word/2023/wordml/word16du" xmlns:w16sdtdh="http://schemas.microsoft.com/office/word/2020/wordml/sdtdatahash" xmlns:w16sdtfl="http://schemas.microsoft.com/office/word/2024/wordml/sdtformatlock" xmlns:w16se="http://schemas.microsoft.com/office/word/2015/wordml/symex" xmlns:wpg="http://schemas.microsoft.com/office/word/2010/wordprocessingGroup" xmlns:wpi="http://schemas.microsoft.com/office/word/2010/wordprocessingInk" xmlns:wne="http://schemas.microsoft.com/office/word/2006/wordml" xmlns:wps="http://schemas.microsoft.com/office/word/2010/wordprocessingShape" mc:Ignorable="w14 w15 w16se w16cid w16 w16cex w16sdtdh w16sdtfl w16du wp14">
-  <w:comment w:id="12" w:author="Jin, Ying (NIH/NIEHS) [F]" w:date="2026-01-22T15:49:00Z" w:initials="JY([">
+  <w:comment w:id="15" w:author="Jin, Ying (NIH/NIEHS) [F]" w:date="2026-01-22T15:49:00Z" w:initials="JY([">
     <w:p>
       <w:r>
         <w:rPr>
@@ -11218,7 +12210,7 @@
       </w:r>
     </w:p>
   </w:comment>
-  <w:comment w:id="13" w:author="Jin, Ying (NIH/NIEHS) [F]" w:date="2026-01-22T15:47:00Z" w:initials="JY([">
+  <w:comment w:id="16" w:author="Jin, Ying (NIH/NIEHS) [F]" w:date="2026-01-22T15:47:00Z" w:initials="JY([">
     <w:p>
       <w:r>
         <w:rPr>
@@ -11236,7 +12228,7 @@
     </w:p>
     <w:p/>
   </w:comment>
-  <w:comment w:id="14" w:author="Jin, Ying (NIH/NIEHS) [F]" w:date="2026-01-23T15:26:00Z" w:initials="JY([">
+  <w:comment w:id="17" w:author="Jin, Ying (NIH/NIEHS) [F]" w:date="2026-01-23T15:26:00Z" w:initials="JY([">
     <w:p>
       <w:r>
         <w:rPr>
@@ -11253,7 +12245,7 @@
       </w:r>
     </w:p>
   </w:comment>
-  <w:comment w:id="15" w:author="Jin, Ying (NIH/NIEHS) [F]" w:date="2026-01-22T15:50:00Z" w:initials="JY([">
+  <w:comment w:id="18" w:author="Jin, Ying (NIH/NIEHS) [F]" w:date="2026-01-22T15:50:00Z" w:initials="JY([">
     <w:p>
       <w:r>
         <w:rPr>
@@ -11270,7 +12262,7 @@
       </w:r>
     </w:p>
   </w:comment>
-  <w:comment w:id="17" w:author="Jin, Ying (NIH/NIEHS) [F]" w:date="2026-01-23T15:42:00Z" w:initials="JY([">
+  <w:comment w:id="20" w:author="Jin, Ying (NIH/NIEHS) [F]" w:date="2026-01-23T15:42:00Z" w:initials="JY([">
     <w:p>
       <w:r>
         <w:rPr>
@@ -11287,7 +12279,7 @@
       </w:r>
     </w:p>
   </w:comment>
-  <w:comment w:id="20" w:author="Jin, Ying (NIH/NIEHS) [F]" w:date="2026-01-22T16:14:00Z" w:initials="JY([">
+  <w:comment w:id="129" w:author="Jin, Ying (NIH/NIEHS) [F]" w:date="2026-01-22T16:14:00Z" w:initials="JY([">
     <w:p>
       <w:r>
         <w:rPr>
@@ -11304,7 +12296,7 @@
       </w:r>
     </w:p>
   </w:comment>
-  <w:comment w:id="21" w:author="Jin, Ying (NIH/NIEHS) [F]" w:date="2026-01-23T15:41:00Z" w:initials="JY([">
+  <w:comment w:id="130" w:author="Jin, Ying (NIH/NIEHS) [F]" w:date="2026-01-23T15:41:00Z" w:initials="JY([">
     <w:p>
       <w:r>
         <w:rPr>
@@ -11321,7 +12313,7 @@
       </w:r>
     </w:p>
   </w:comment>
-  <w:comment w:id="22" w:author="Jin, Ying (NIH/NIEHS) [F]" w:date="2026-02-12T16:20:00Z" w:initials="JY([">
+  <w:comment w:id="131" w:author="Jin, Ying (NIH/NIEHS) [F]" w:date="2026-02-12T16:20:00Z" w:initials="JY([">
     <w:p>
       <w:r>
         <w:rPr>
@@ -11338,7 +12330,7 @@
       </w:r>
     </w:p>
   </w:comment>
-  <w:comment w:id="23" w:author="Jin, Ying (NIH/NIEHS) [F]" w:date="2026-02-12T16:23:00Z" w:initials="JY([">
+  <w:comment w:id="136" w:author="Jin, Ying (NIH/NIEHS) [F]" w:date="2026-02-12T16:23:00Z" w:initials="JY([">
     <w:p>
       <w:r>
         <w:rPr>
@@ -11355,7 +12347,7 @@
       </w:r>
     </w:p>
   </w:comment>
-  <w:comment w:id="24" w:author="Zilber, Daniel (NIH/NIEHS) [E]" w:date="2026-01-22T14:43:00Z" w:initials="DZ">
+  <w:comment w:id="137" w:author="Zilber, Daniel (NIH/NIEHS) [E]" w:date="2026-01-22T14:43:00Z" w:initials="DZ">
     <w:p>
       <w:r>
         <w:rPr>
@@ -11373,7 +12365,7 @@
       </w:r>
     </w:p>
   </w:comment>
-  <w:comment w:id="25" w:author="Jin, Ying (NIH/NIEHS) [F]" w:date="2026-01-23T15:59:00Z" w:initials="JY([">
+  <w:comment w:id="138" w:author="Jin, Ying (NIH/NIEHS) [F]" w:date="2026-01-23T15:59:00Z" w:initials="JY([">
     <w:p>
       <w:r>
         <w:rPr>
@@ -11390,7 +12382,7 @@
       </w:r>
     </w:p>
   </w:comment>
-  <w:comment w:id="28" w:author="Zilber, Daniel (NIH/NIEHS) [E]" w:date="2026-01-22T14:45:00Z" w:initials="DZ">
+  <w:comment w:id="141" w:author="Zilber, Daniel (NIH/NIEHS) [E]" w:date="2026-01-22T14:45:00Z" w:initials="DZ">
     <w:p>
       <w:r>
         <w:rPr>
@@ -11408,7 +12400,7 @@
       </w:r>
     </w:p>
   </w:comment>
-  <w:comment w:id="29" w:author="Jin, Ying (NIH/NIEHS) [F]" w:date="2026-02-12T15:34:00Z" w:initials="JY([">
+  <w:comment w:id="142" w:author="Jin, Ying (NIH/NIEHS) [F]" w:date="2026-02-12T15:34:00Z" w:initials="JY([">
     <w:p>
       <w:r>
         <w:rPr>
@@ -11425,7 +12417,7 @@
       </w:r>
     </w:p>
   </w:comment>
-  <w:comment w:id="32" w:author="Jin, Ying (NIH/NIEHS) [F]" w:date="2026-02-12T16:34:00Z" w:initials="JY([">
+  <w:comment w:id="145" w:author="Jin, Ying (NIH/NIEHS) [F]" w:date="2026-02-12T16:34:00Z" w:initials="JY([">
     <w:p>
       <w:r>
         <w:rPr>
@@ -11442,7 +12434,7 @@
       </w:r>
     </w:p>
   </w:comment>
-  <w:comment w:id="31" w:author="Jin, Ying (NIH/NIEHS) [F]" w:date="2026-01-22T16:24:00Z" w:initials="JY([">
+  <w:comment w:id="144" w:author="Jin, Ying (NIH/NIEHS) [F]" w:date="2026-01-22T16:24:00Z" w:initials="JY([">
     <w:p>
       <w:r>
         <w:rPr>
@@ -11459,7 +12451,7 @@
       </w:r>
     </w:p>
   </w:comment>
-  <w:comment w:id="33" w:author="Jin, Ying (NIH/NIEHS) [F]" w:date="2026-02-12T16:05:00Z" w:initials="JY([">
+  <w:comment w:id="146" w:author="Jin, Ying (NIH/NIEHS) [F]" w:date="2026-02-12T16:05:00Z" w:initials="JY([">
     <w:p>
       <w:r>
         <w:rPr>
@@ -11477,7 +12469,7 @@
     </w:p>
     <w:p/>
   </w:comment>
-  <w:comment w:id="34" w:author="Jin, Ying (NIH/NIEHS) [F]" w:date="2026-02-12T16:42:00Z" w:initials="JY([">
+  <w:comment w:id="147" w:author="Jin, Ying (NIH/NIEHS) [F]" w:date="2026-02-12T16:42:00Z" w:initials="JY([">
     <w:p>
       <w:r>
         <w:rPr>
@@ -11494,7 +12486,7 @@
       </w:r>
     </w:p>
   </w:comment>
-  <w:comment w:id="35" w:author="Jin, Ying (NIH/NIEHS) [F]" w:date="2026-02-12T16:38:00Z" w:initials="JY([">
+  <w:comment w:id="148" w:author="Jin, Ying (NIH/NIEHS) [F]" w:date="2026-02-12T16:38:00Z" w:initials="JY([">
     <w:p>
       <w:r>
         <w:rPr>
@@ -11511,7 +12503,7 @@
       </w:r>
     </w:p>
   </w:comment>
-  <w:comment w:id="36" w:author="Jin, Ying (NIH/NIEHS) [F]" w:date="2026-01-22T16:31:00Z" w:initials="JY([">
+  <w:comment w:id="149" w:author="Jin, Ying (NIH/NIEHS) [F]" w:date="2026-01-22T16:31:00Z" w:initials="JY([">
     <w:p>
       <w:r>
         <w:rPr>
